--- a/Documents/FD06-EPIS-PropuestaProyecto.docx
+++ b/Documents/FD06-EPIS-PropuestaProyecto.docx
@@ -1,6 +1,6 @@
 
 <file path=word/document.xml><?xml version="1.0" encoding="utf-8"?>
-<w:document xmlns:wpc="http://schemas.microsoft.com/office/word/2010/wordprocessingCanvas" xmlns:mc="http://schemas.openxmlformats.org/markup-compatibility/2006" xmlns:o="urn:schemas-microsoft-com:office:office" xmlns:r="http://schemas.openxmlformats.org/officeDocument/2006/relationships" xmlns:m="http://schemas.openxmlformats.org/officeDocument/2006/math" xmlns:v="urn:schemas-microsoft-com:vml" xmlns:wp14="http://schemas.microsoft.com/office/word/2010/wordprocessingDrawing" xmlns:wp="http://schemas.openxmlformats.org/drawingml/2006/wordprocessingDrawing" xmlns:w10="urn:schemas-microsoft-com:office:word" xmlns:w="http://schemas.openxmlformats.org/wordprocessingml/2006/main" xmlns:w14="http://schemas.microsoft.com/office/word/2010/wordml" xmlns:w15="http://schemas.microsoft.com/office/word/2012/wordml" xmlns:wpg="http://schemas.microsoft.com/office/word/2010/wordprocessingGroup" xmlns:wpi="http://schemas.microsoft.com/office/word/2010/wordprocessingInk" xmlns:wne="http://schemas.microsoft.com/office/word/2006/wordml" xmlns:wps="http://schemas.microsoft.com/office/word/2010/wordprocessingShape" mc:Ignorable="w14 w15 wp14">
+<w:document xmlns:wpc="http://schemas.microsoft.com/office/word/2010/wordprocessingCanvas" xmlns:cx="http://schemas.microsoft.com/office/drawing/2014/chartex" xmlns:cx1="http://schemas.microsoft.com/office/drawing/2015/9/8/chartex" xmlns:cx2="http://schemas.microsoft.com/office/drawing/2015/10/21/chartex" xmlns:cx3="http://schemas.microsoft.com/office/drawing/2016/5/9/chartex" xmlns:cx4="http://schemas.microsoft.com/office/drawing/2016/5/10/chartex" xmlns:cx5="http://schemas.microsoft.com/office/drawing/2016/5/11/chartex" xmlns:cx6="http://schemas.microsoft.com/office/drawing/2016/5/12/chartex" xmlns:cx7="http://schemas.microsoft.com/office/drawing/2016/5/13/chartex" xmlns:cx8="http://schemas.microsoft.com/office/drawing/2016/5/14/chartex" xmlns:mc="http://schemas.openxmlformats.org/markup-compatibility/2006" xmlns:aink="http://schemas.microsoft.com/office/drawing/2016/ink" xmlns:am3d="http://schemas.microsoft.com/office/drawing/2017/model3d" xmlns:o="urn:schemas-microsoft-com:office:office" xmlns:oel="http://schemas.microsoft.com/office/2019/extlst" xmlns:r="http://schemas.openxmlformats.org/officeDocument/2006/relationships" xmlns:m="http://schemas.openxmlformats.org/officeDocument/2006/math" xmlns:v="urn:schemas-microsoft-com:vml" xmlns:wp14="http://schemas.microsoft.com/office/word/2010/wordprocessingDrawing" xmlns:wp="http://schemas.openxmlformats.org/drawingml/2006/wordprocessingDrawing" xmlns:w10="urn:schemas-microsoft-com:office:word" xmlns:w="http://schemas.openxmlformats.org/wordprocessingml/2006/main" xmlns:w14="http://schemas.microsoft.com/office/word/2010/wordml" xmlns:w15="http://schemas.microsoft.com/office/word/2012/wordml" xmlns:w16cex="http://schemas.microsoft.com/office/word/2018/wordml/cex" xmlns:w16cid="http://schemas.microsoft.com/office/word/2016/wordml/cid" xmlns:w16="http://schemas.microsoft.com/office/word/2018/wordml" xmlns:w16du="http://schemas.microsoft.com/office/word/2023/wordml/word16du" xmlns:w16sdtdh="http://schemas.microsoft.com/office/word/2020/wordml/sdtdatahash" xmlns:w16sdtfl="http://schemas.microsoft.com/office/word/2024/wordml/sdtformatlock" xmlns:w16se="http://schemas.microsoft.com/office/word/2015/wordml/symex" xmlns:wpg="http://schemas.microsoft.com/office/word/2010/wordprocessingGroup" xmlns:wpi="http://schemas.microsoft.com/office/word/2010/wordprocessingInk" xmlns:wne="http://schemas.microsoft.com/office/word/2006/wordml" xmlns:wps="http://schemas.microsoft.com/office/word/2010/wordprocessingShape" mc:Ignorable="w14 w15 w16se w16cid w16 w16cex w16sdtdh w16sdtfl w16du wp14">
   <w:body>
     <w:p>
       <w:pPr>
@@ -95,287 +95,249 @@
     </w:p>
     <w:p>
       <w:pPr>
-        <w:autoSpaceDE w:val="0"/>
-        <w:autoSpaceDN w:val="0"/>
-        <w:adjustRightInd w:val="0"/>
         <w:spacing w:after="0"/>
         <w:jc w:val="center"/>
         <w:rPr>
-          <w:rFonts w:ascii="Arial" w:hAnsi="Arial" w:cs="Arial"/>
-          <w:b/>
-          <w:color w:val="000000"/>
+          <w:rFonts w:ascii="Times New Roman" w:eastAsia="Times New Roman" w:hAnsi="Times New Roman" w:cs="Times New Roman"/>
+          <w:b/>
           <w:sz w:val="36"/>
-          <w:szCs w:val="40"/>
-        </w:rPr>
-      </w:pPr>
-      <w:r>
-        <w:rPr>
-          <w:rFonts w:ascii="Arial" w:hAnsi="Arial" w:cs="Arial"/>
-          <w:b/>
-          <w:color w:val="000000"/>
+          <w:szCs w:val="36"/>
+        </w:rPr>
+      </w:pPr>
+      <w:r>
+        <w:rPr>
+          <w:rFonts w:ascii="Times New Roman" w:eastAsia="Times New Roman" w:hAnsi="Times New Roman" w:cs="Times New Roman"/>
+          <w:b/>
           <w:sz w:val="36"/>
-          <w:szCs w:val="40"/>
+          <w:szCs w:val="36"/>
         </w:rPr>
         <w:t>UNIVERSIDAD PRIVADA DE TACNA</w:t>
       </w:r>
     </w:p>
     <w:p>
       <w:pPr>
-        <w:autoSpaceDE w:val="0"/>
-        <w:autoSpaceDN w:val="0"/>
-        <w:adjustRightInd w:val="0"/>
         <w:spacing w:after="0"/>
         <w:jc w:val="center"/>
         <w:rPr>
-          <w:rFonts w:ascii="Arial" w:hAnsi="Arial" w:cs="Arial"/>
-          <w:b/>
-          <w:color w:val="000000"/>
+          <w:rFonts w:ascii="Times New Roman" w:eastAsia="Times New Roman" w:hAnsi="Times New Roman" w:cs="Times New Roman"/>
+          <w:b/>
+          <w:sz w:val="28"/>
+          <w:szCs w:val="28"/>
+        </w:rPr>
+      </w:pPr>
+    </w:p>
+    <w:p>
+      <w:pPr>
+        <w:spacing w:after="0"/>
+        <w:jc w:val="center"/>
+        <w:rPr>
+          <w:rFonts w:ascii="Times New Roman" w:eastAsia="Times New Roman" w:hAnsi="Times New Roman" w:cs="Times New Roman"/>
+          <w:b/>
+          <w:sz w:val="32"/>
+          <w:szCs w:val="32"/>
+        </w:rPr>
+      </w:pPr>
+      <w:r>
+        <w:rPr>
+          <w:rFonts w:ascii="Times New Roman" w:eastAsia="Times New Roman" w:hAnsi="Times New Roman" w:cs="Times New Roman"/>
+          <w:b/>
+          <w:sz w:val="32"/>
+          <w:szCs w:val="32"/>
+        </w:rPr>
+        <w:t>FACULTAD DE INGENIERÍA</w:t>
+      </w:r>
+    </w:p>
+    <w:p>
+      <w:pPr>
+        <w:spacing w:after="0"/>
+        <w:jc w:val="center"/>
+        <w:rPr>
+          <w:rFonts w:ascii="Times New Roman" w:eastAsia="Times New Roman" w:hAnsi="Times New Roman" w:cs="Times New Roman"/>
+          <w:b/>
+          <w:i/>
+          <w:color w:val="5B9BD5"/>
+          <w:sz w:val="28"/>
+          <w:szCs w:val="28"/>
+        </w:rPr>
+      </w:pPr>
+    </w:p>
+    <w:p>
+      <w:pPr>
+        <w:spacing w:after="0"/>
+        <w:jc w:val="center"/>
+        <w:rPr>
+          <w:rFonts w:ascii="Times New Roman" w:eastAsia="Times New Roman" w:hAnsi="Times New Roman" w:cs="Times New Roman"/>
+          <w:b/>
+          <w:sz w:val="28"/>
+          <w:szCs w:val="28"/>
+        </w:rPr>
+      </w:pPr>
+      <w:r>
+        <w:rPr>
+          <w:rFonts w:ascii="Times New Roman" w:eastAsia="Times New Roman" w:hAnsi="Times New Roman" w:cs="Times New Roman"/>
+          <w:b/>
+          <w:sz w:val="32"/>
+          <w:szCs w:val="32"/>
+        </w:rPr>
+        <w:t>Escuela Profesional de Ingeniería de Sistemas</w:t>
+      </w:r>
+    </w:p>
+    <w:p>
+      <w:pPr>
+        <w:spacing w:after="0"/>
+        <w:rPr>
+          <w:rFonts w:ascii="Times New Roman" w:eastAsia="Times New Roman" w:hAnsi="Times New Roman" w:cs="Times New Roman"/>
+          <w:sz w:val="6"/>
+          <w:szCs w:val="6"/>
+        </w:rPr>
+      </w:pPr>
+      <w:r>
+        <w:rPr>
+          <w:rFonts w:ascii="Times New Roman" w:eastAsia="Times New Roman" w:hAnsi="Times New Roman" w:cs="Times New Roman"/>
+          <w:b/>
+          <w:sz w:val="32"/>
+          <w:szCs w:val="32"/>
+        </w:rPr>
+        <w:br/>
+      </w:r>
+    </w:p>
+    <w:p>
+      <w:pPr>
+        <w:spacing w:after="0" w:line="360" w:lineRule="auto"/>
+        <w:jc w:val="center"/>
+        <w:rPr>
+          <w:rFonts w:ascii="Times New Roman" w:eastAsia="Times New Roman" w:hAnsi="Times New Roman" w:cs="Times New Roman"/>
+          <w:b/>
           <w:sz w:val="36"/>
           <w:szCs w:val="36"/>
         </w:rPr>
       </w:pPr>
-    </w:p>
-    <w:p>
-      <w:pPr>
-        <w:autoSpaceDE w:val="0"/>
-        <w:autoSpaceDN w:val="0"/>
-        <w:adjustRightInd w:val="0"/>
+      <w:r>
+        <w:rPr>
+          <w:rFonts w:ascii="Times New Roman" w:eastAsia="Times New Roman" w:hAnsi="Times New Roman" w:cs="Times New Roman"/>
+          <w:b/>
+          <w:sz w:val="36"/>
+          <w:szCs w:val="36"/>
+        </w:rPr>
+        <w:t xml:space="preserve">Proyecto </w:t>
+      </w:r>
+    </w:p>
+    <w:p>
+      <w:pPr>
+        <w:spacing w:after="0" w:line="360" w:lineRule="auto"/>
+        <w:jc w:val="center"/>
+        <w:rPr>
+          <w:rFonts w:ascii="Times New Roman" w:eastAsia="Times New Roman" w:hAnsi="Times New Roman" w:cs="Times New Roman"/>
+          <w:sz w:val="6"/>
+          <w:szCs w:val="6"/>
+        </w:rPr>
+      </w:pPr>
+      <w:r>
+        <w:rPr>
+          <w:rFonts w:ascii="Times New Roman" w:eastAsia="Times New Roman" w:hAnsi="Times New Roman" w:cs="Times New Roman"/>
+          <w:b/>
+          <w:sz w:val="36"/>
+          <w:szCs w:val="36"/>
+        </w:rPr>
+        <w:t>“</w:t>
+      </w:r>
+      <w:r>
+        <w:rPr>
+          <w:rFonts w:ascii="Times New Roman" w:eastAsia="Times New Roman" w:hAnsi="Times New Roman" w:cs="Times New Roman"/>
+          <w:b/>
+          <w:i/>
+          <w:sz w:val="36"/>
+          <w:szCs w:val="36"/>
+        </w:rPr>
+        <w:t>Generador de documentación impulsado por IA (GDI-IA)”</w:t>
+      </w:r>
+    </w:p>
+    <w:p>
+      <w:pPr>
         <w:spacing w:after="0"/>
         <w:jc w:val="center"/>
         <w:rPr>
-          <w:rFonts w:ascii="Arial" w:hAnsi="Arial" w:cs="Arial"/>
-          <w:b/>
-          <w:color w:val="000000"/>
-          <w:sz w:val="32"/>
-          <w:szCs w:val="36"/>
-        </w:rPr>
-      </w:pPr>
-      <w:r>
-        <w:rPr>
-          <w:rFonts w:ascii="Arial" w:hAnsi="Arial" w:cs="Arial"/>
-          <w:b/>
-          <w:color w:val="000000"/>
-          <w:sz w:val="32"/>
-          <w:szCs w:val="36"/>
-        </w:rPr>
-        <w:t>FACULTAD DE INGENIERIA</w:t>
-      </w:r>
-    </w:p>
-    <w:p>
-      <w:pPr>
-        <w:autoSpaceDE w:val="0"/>
-        <w:autoSpaceDN w:val="0"/>
-        <w:adjustRightInd w:val="0"/>
+          <w:rFonts w:ascii="Times New Roman" w:eastAsia="Times New Roman" w:hAnsi="Times New Roman" w:cs="Times New Roman"/>
+          <w:b/>
+          <w:i/>
+          <w:sz w:val="28"/>
+          <w:szCs w:val="28"/>
+        </w:rPr>
+      </w:pPr>
+    </w:p>
+    <w:p>
+      <w:pPr>
         <w:spacing w:after="0"/>
         <w:jc w:val="center"/>
         <w:rPr>
-          <w:rFonts w:ascii="Arial" w:hAnsi="Arial" w:cs="Arial"/>
-          <w:b/>
-          <w:i/>
-          <w:color w:val="5B9BD5" w:themeColor="accent1"/>
-          <w:sz w:val="16"/>
-          <w:szCs w:val="36"/>
-        </w:rPr>
-      </w:pPr>
-    </w:p>
-    <w:p>
-      <w:pPr>
-        <w:autoSpaceDE w:val="0"/>
-        <w:autoSpaceDN w:val="0"/>
-        <w:adjustRightInd w:val="0"/>
+          <w:rFonts w:ascii="Times New Roman" w:eastAsia="Times New Roman" w:hAnsi="Times New Roman" w:cs="Times New Roman"/>
+          <w:b/>
+          <w:sz w:val="18"/>
+          <w:szCs w:val="18"/>
+        </w:rPr>
+      </w:pPr>
+      <w:r>
+        <w:rPr>
+          <w:rFonts w:ascii="Times New Roman" w:eastAsia="Times New Roman" w:hAnsi="Times New Roman" w:cs="Times New Roman"/>
+          <w:b/>
+          <w:sz w:val="32"/>
+          <w:szCs w:val="32"/>
+        </w:rPr>
+        <w:t xml:space="preserve">Curso: </w:t>
+      </w:r>
+      <w:r>
+        <w:rPr>
+          <w:rFonts w:ascii="Times New Roman" w:eastAsia="Times New Roman" w:hAnsi="Times New Roman" w:cs="Times New Roman"/>
+          <w:b/>
+          <w:sz w:val="32"/>
+          <w:szCs w:val="32"/>
+        </w:rPr>
+        <w:br/>
+      </w:r>
+    </w:p>
+    <w:p>
+      <w:pPr>
         <w:spacing w:after="0"/>
         <w:jc w:val="center"/>
         <w:rPr>
-          <w:rFonts w:ascii="Arial" w:hAnsi="Arial" w:cs="Arial"/>
-          <w:b/>
-          <w:color w:val="000000"/>
-          <w:sz w:val="32"/>
-          <w:szCs w:val="36"/>
-        </w:rPr>
-      </w:pPr>
-      <w:r>
-        <w:rPr>
-          <w:rFonts w:ascii="Arial" w:hAnsi="Arial" w:cs="Arial"/>
-          <w:b/>
-          <w:color w:val="000000"/>
-          <w:sz w:val="32"/>
-          <w:szCs w:val="36"/>
-        </w:rPr>
-        <w:t>Escuela Profesional de Ingeniería de Sistemas</w:t>
-      </w:r>
-    </w:p>
-    <w:p>
-      <w:pPr>
-        <w:autoSpaceDE w:val="0"/>
-        <w:autoSpaceDN w:val="0"/>
-        <w:adjustRightInd w:val="0"/>
-        <w:spacing w:after="0"/>
-        <w:jc w:val="center"/>
-        <w:rPr>
-          <w:rFonts w:ascii="Arial" w:hAnsi="Arial" w:cs="Arial"/>
-          <w:b/>
-          <w:color w:val="000000"/>
-          <w:sz w:val="36"/>
-          <w:szCs w:val="36"/>
-        </w:rPr>
-      </w:pPr>
-    </w:p>
-    <w:p>
-      <w:pPr>
-        <w:autoSpaceDE w:val="0"/>
-        <w:autoSpaceDN w:val="0"/>
-        <w:adjustRightInd w:val="0"/>
-        <w:spacing w:after="0"/>
-        <w:jc w:val="center"/>
-        <w:rPr>
-          <w:rFonts w:ascii="Arial" w:hAnsi="Arial" w:cs="Arial"/>
-          <w:color w:val="000000"/>
-          <w:sz w:val="24"/>
-        </w:rPr>
-      </w:pPr>
-    </w:p>
-    <w:p>
-      <w:pPr>
-        <w:autoSpaceDE w:val="0"/>
-        <w:autoSpaceDN w:val="0"/>
-        <w:adjustRightInd w:val="0"/>
-        <w:spacing w:after="0"/>
-        <w:jc w:val="center"/>
-        <w:rPr>
-          <w:rFonts w:ascii="Arial" w:hAnsi="Arial" w:cs="Arial"/>
-          <w:b/>
-          <w:color w:val="000000"/>
-          <w:sz w:val="36"/>
-          <w:szCs w:val="36"/>
-        </w:rPr>
-      </w:pPr>
-      <w:r>
-        <w:rPr>
-          <w:rFonts w:ascii="Arial" w:hAnsi="Arial" w:cs="Arial"/>
-          <w:b/>
-          <w:color w:val="000000"/>
-          <w:sz w:val="36"/>
-          <w:szCs w:val="36"/>
-        </w:rPr>
-        <w:t xml:space="preserve"> </w:t>
-      </w:r>
-      <w:r>
-        <w:rPr>
-          <w:rFonts w:ascii="Arial" w:hAnsi="Arial" w:cs="Arial"/>
-          <w:b/>
-          <w:color w:val="000000"/>
-          <w:sz w:val="36"/>
-          <w:szCs w:val="36"/>
-        </w:rPr>
-        <w:t xml:space="preserve">Propuesta del </w:t>
-      </w:r>
-      <w:r>
-        <w:rPr>
-          <w:rFonts w:ascii="Arial" w:hAnsi="Arial" w:cs="Arial"/>
-          <w:b/>
-          <w:color w:val="000000"/>
-          <w:sz w:val="36"/>
-          <w:szCs w:val="36"/>
-        </w:rPr>
-        <w:t xml:space="preserve">Proyecto </w:t>
-      </w:r>
-      <w:r>
-        <w:rPr>
-          <w:rFonts w:ascii="Arial" w:hAnsi="Arial" w:cs="Arial"/>
-          <w:b/>
-          <w:i/>
-          <w:color w:val="000000"/>
-          <w:sz w:val="36"/>
-          <w:szCs w:val="36"/>
-        </w:rPr>
-        <w:t>{Nombre de Proyecto}</w:t>
-      </w:r>
-    </w:p>
-    <w:p>
-      <w:pPr>
-        <w:autoSpaceDE w:val="0"/>
-        <w:autoSpaceDN w:val="0"/>
-        <w:adjustRightInd w:val="0"/>
-        <w:spacing w:after="0"/>
-        <w:jc w:val="center"/>
-        <w:rPr>
-          <w:rFonts w:ascii="Arial" w:hAnsi="Arial" w:cs="Arial"/>
-          <w:b/>
-          <w:color w:val="000000"/>
-          <w:sz w:val="36"/>
-          <w:szCs w:val="36"/>
-        </w:rPr>
-      </w:pPr>
-    </w:p>
-    <w:p>
-      <w:pPr>
-        <w:spacing w:after="0"/>
-        <w:jc w:val="center"/>
-        <w:rPr>
-          <w:rFonts w:ascii="Arial" w:eastAsia="Times New Roman" w:hAnsi="Arial" w:cs="Arial"/>
+          <w:rFonts w:ascii="Times New Roman" w:eastAsia="Times New Roman" w:hAnsi="Times New Roman" w:cs="Times New Roman"/>
           <w:sz w:val="32"/>
           <w:szCs w:val="32"/>
-          <w:lang w:eastAsia="es-PE"/>
-        </w:rPr>
-      </w:pPr>
-      <w:r>
-        <w:rPr>
-          <w:rFonts w:ascii="Arial" w:eastAsia="Times New Roman" w:hAnsi="Arial" w:cs="Arial"/>
-          <w:sz w:val="32"/>
-          <w:szCs w:val="32"/>
-          <w:lang w:eastAsia="es-PE"/>
-        </w:rPr>
-        <w:t>Curso</w:t>
-      </w:r>
-      <w:r>
-        <w:rPr>
-          <w:rFonts w:ascii="Arial" w:eastAsia="Times New Roman" w:hAnsi="Arial" w:cs="Arial"/>
-          <w:sz w:val="32"/>
-          <w:szCs w:val="32"/>
-          <w:lang w:eastAsia="es-PE"/>
-        </w:rPr>
-        <w:t xml:space="preserve">: </w:t>
-      </w:r>
-      <w:r>
-        <w:rPr>
-          <w:rFonts w:ascii="Arial" w:eastAsia="Times New Roman" w:hAnsi="Arial" w:cs="Arial"/>
+        </w:rPr>
+      </w:pPr>
+      <w:r>
+        <w:rPr>
+          <w:rFonts w:ascii="Times New Roman" w:eastAsia="Times New Roman" w:hAnsi="Times New Roman" w:cs="Times New Roman"/>
           <w:i/>
           <w:sz w:val="32"/>
           <w:szCs w:val="32"/>
-          <w:lang w:eastAsia="es-PE"/>
-        </w:rPr>
-        <w:t>{Nombre de Asignatura}</w:t>
-      </w:r>
-    </w:p>
-    <w:p>
-      <w:pPr>
-        <w:autoSpaceDE w:val="0"/>
-        <w:autoSpaceDN w:val="0"/>
-        <w:adjustRightInd w:val="0"/>
+        </w:rPr>
+        <w:t>Calidad y Pruebas de Software</w:t>
+      </w:r>
+    </w:p>
+    <w:p>
+      <w:pPr>
         <w:spacing w:after="0"/>
         <w:jc w:val="center"/>
         <w:rPr>
-          <w:rFonts w:ascii="Arial" w:hAnsi="Arial" w:cs="Arial"/>
-          <w:b/>
-          <w:color w:val="5B9BD5" w:themeColor="accent1"/>
+          <w:rFonts w:ascii="Times New Roman" w:eastAsia="Times New Roman" w:hAnsi="Times New Roman" w:cs="Times New Roman"/>
+          <w:b/>
+          <w:color w:val="5B9BD5"/>
           <w:sz w:val="16"/>
-          <w:szCs w:val="36"/>
-        </w:rPr>
-      </w:pPr>
-    </w:p>
-    <w:p>
-      <w:pPr>
-        <w:autoSpaceDE w:val="0"/>
-        <w:autoSpaceDN w:val="0"/>
-        <w:adjustRightInd w:val="0"/>
+          <w:szCs w:val="16"/>
+        </w:rPr>
+      </w:pPr>
+    </w:p>
+    <w:p>
+      <w:pPr>
         <w:spacing w:after="0"/>
         <w:jc w:val="center"/>
         <w:rPr>
-          <w:rFonts w:ascii="Arial" w:hAnsi="Arial" w:cs="Arial"/>
-          <w:b/>
-          <w:color w:val="5B9BD5" w:themeColor="accent1"/>
+          <w:rFonts w:ascii="Times New Roman" w:eastAsia="Times New Roman" w:hAnsi="Times New Roman" w:cs="Times New Roman"/>
+          <w:b/>
+          <w:color w:val="5B9BD5"/>
           <w:sz w:val="16"/>
-          <w:szCs w:val="36"/>
+          <w:szCs w:val="16"/>
         </w:rPr>
       </w:pPr>
     </w:p>
@@ -384,172 +346,326 @@
         <w:spacing w:after="0"/>
         <w:jc w:val="center"/>
         <w:rPr>
-          <w:rFonts w:ascii="Arial" w:eastAsia="Times New Roman" w:hAnsi="Arial" w:cs="Arial"/>
+          <w:rFonts w:ascii="Times New Roman" w:eastAsia="Times New Roman" w:hAnsi="Times New Roman" w:cs="Times New Roman"/>
+          <w:sz w:val="20"/>
+          <w:szCs w:val="20"/>
+        </w:rPr>
+      </w:pPr>
+      <w:r>
+        <w:rPr>
+          <w:rFonts w:ascii="Times New Roman" w:eastAsia="Times New Roman" w:hAnsi="Times New Roman" w:cs="Times New Roman"/>
+          <w:b/>
+          <w:sz w:val="32"/>
+          <w:szCs w:val="32"/>
+        </w:rPr>
+        <w:t>Docente:</w:t>
+      </w:r>
+      <w:r>
+        <w:rPr>
+          <w:rFonts w:ascii="Times New Roman" w:eastAsia="Times New Roman" w:hAnsi="Times New Roman" w:cs="Times New Roman"/>
+          <w:sz w:val="32"/>
+          <w:szCs w:val="32"/>
+        </w:rPr>
+        <w:t xml:space="preserve"> </w:t>
+      </w:r>
+      <w:r>
+        <w:rPr>
+          <w:rFonts w:ascii="Times New Roman" w:eastAsia="Times New Roman" w:hAnsi="Times New Roman" w:cs="Times New Roman"/>
+          <w:sz w:val="32"/>
+          <w:szCs w:val="32"/>
+        </w:rPr>
+        <w:br/>
+      </w:r>
+    </w:p>
+    <w:p>
+      <w:pPr>
+        <w:spacing w:after="0"/>
+        <w:jc w:val="center"/>
+        <w:rPr>
+          <w:rFonts w:ascii="Times New Roman" w:eastAsia="Times New Roman" w:hAnsi="Times New Roman" w:cs="Times New Roman"/>
           <w:i/>
           <w:sz w:val="32"/>
           <w:szCs w:val="32"/>
-          <w:lang w:eastAsia="es-PE"/>
-        </w:rPr>
-      </w:pPr>
-      <w:r>
-        <w:rPr>
-          <w:rFonts w:ascii="Arial" w:eastAsia="Times New Roman" w:hAnsi="Arial" w:cs="Arial"/>
-          <w:sz w:val="32"/>
-          <w:szCs w:val="32"/>
-          <w:lang w:eastAsia="es-PE"/>
-        </w:rPr>
-        <w:t>Docente</w:t>
-      </w:r>
-      <w:r>
-        <w:rPr>
-          <w:rFonts w:ascii="Arial" w:eastAsia="Times New Roman" w:hAnsi="Arial" w:cs="Arial"/>
-          <w:sz w:val="32"/>
-          <w:szCs w:val="32"/>
-          <w:lang w:eastAsia="es-PE"/>
-        </w:rPr>
-        <w:t>:</w:t>
-      </w:r>
-      <w:r>
-        <w:rPr>
-          <w:rFonts w:ascii="Arial" w:eastAsia="Times New Roman" w:hAnsi="Arial" w:cs="Arial"/>
-          <w:sz w:val="32"/>
-          <w:szCs w:val="32"/>
-          <w:lang w:eastAsia="es-PE"/>
-        </w:rPr>
-        <w:t xml:space="preserve"> </w:t>
-      </w:r>
-      <w:r>
-        <w:rPr>
-          <w:rFonts w:ascii="Arial" w:eastAsia="Times New Roman" w:hAnsi="Arial" w:cs="Arial"/>
+        </w:rPr>
+      </w:pPr>
+      <w:proofErr w:type="spellStart"/>
+      <w:r>
+        <w:rPr>
+          <w:rFonts w:ascii="Times New Roman" w:eastAsia="Times New Roman" w:hAnsi="Times New Roman" w:cs="Times New Roman"/>
           <w:i/>
           <w:sz w:val="32"/>
           <w:szCs w:val="32"/>
-          <w:lang w:eastAsia="es-PE"/>
-        </w:rPr>
-        <w:t>{Nombre de Docente}</w:t>
-      </w:r>
-    </w:p>
-    <w:p>
-      <w:pPr>
-        <w:spacing w:after="0"/>
-        <w:jc w:val="center"/>
-        <w:rPr>
-          <w:rFonts w:ascii="Arial" w:eastAsia="Times New Roman" w:hAnsi="Arial" w:cs="Arial"/>
+        </w:rPr>
+        <w:t>Mag</w:t>
+      </w:r>
+      <w:proofErr w:type="spellEnd"/>
+      <w:r>
+        <w:rPr>
+          <w:rFonts w:ascii="Times New Roman" w:eastAsia="Times New Roman" w:hAnsi="Times New Roman" w:cs="Times New Roman"/>
+          <w:i/>
           <w:sz w:val="32"/>
           <w:szCs w:val="32"/>
-          <w:lang w:eastAsia="es-PE"/>
-        </w:rPr>
-      </w:pPr>
-    </w:p>
-    <w:p>
-      <w:pPr>
-        <w:autoSpaceDE w:val="0"/>
-        <w:autoSpaceDN w:val="0"/>
-        <w:adjustRightInd w:val="0"/>
+        </w:rPr>
+        <w:t>. Patrick Cuadros Quiroga</w:t>
+      </w:r>
+    </w:p>
+    <w:p>
+      <w:pPr>
         <w:spacing w:after="0"/>
-        <w:jc w:val="center"/>
-        <w:rPr>
-          <w:rFonts w:ascii="Arial" w:hAnsi="Arial" w:cs="Arial"/>
-          <w:b/>
-          <w:color w:val="5B9BD5" w:themeColor="accent1"/>
-          <w:sz w:val="16"/>
+        <w:rPr>
+          <w:rFonts w:ascii="Times New Roman" w:eastAsia="Times New Roman" w:hAnsi="Times New Roman" w:cs="Times New Roman"/>
+          <w:b/>
+          <w:color w:val="5B9BD5"/>
+          <w:sz w:val="36"/>
           <w:szCs w:val="36"/>
         </w:rPr>
       </w:pPr>
     </w:p>
     <w:p>
       <w:pPr>
-        <w:autoSpaceDE w:val="0"/>
-        <w:autoSpaceDN w:val="0"/>
-        <w:adjustRightInd w:val="0"/>
         <w:spacing w:after="0"/>
-        <w:rPr>
-          <w:rFonts w:ascii="Arial" w:eastAsia="Times New Roman" w:hAnsi="Arial" w:cs="Arial"/>
+        <w:ind w:left="2880" w:firstLine="720"/>
+        <w:rPr>
+          <w:rFonts w:ascii="Times New Roman" w:eastAsia="Times New Roman" w:hAnsi="Times New Roman" w:cs="Times New Roman"/>
+          <w:color w:val="5B9BD5"/>
+          <w:sz w:val="20"/>
+          <w:szCs w:val="20"/>
+        </w:rPr>
+      </w:pPr>
+      <w:r>
+        <w:rPr>
+          <w:rFonts w:ascii="Times New Roman" w:eastAsia="Times New Roman" w:hAnsi="Times New Roman" w:cs="Times New Roman"/>
+          <w:b/>
           <w:sz w:val="32"/>
           <w:szCs w:val="32"/>
-          <w:lang w:eastAsia="es-PE"/>
-        </w:rPr>
-      </w:pPr>
-      <w:r>
-        <w:rPr>
-          <w:rFonts w:ascii="Arial" w:eastAsia="Times New Roman" w:hAnsi="Arial" w:cs="Arial"/>
+        </w:rPr>
+        <w:t>Integrantes:</w:t>
+      </w:r>
+      <w:r>
+        <w:rPr>
+          <w:rFonts w:ascii="Times New Roman" w:eastAsia="Times New Roman" w:hAnsi="Times New Roman" w:cs="Times New Roman"/>
           <w:sz w:val="32"/>
           <w:szCs w:val="32"/>
-          <w:lang w:eastAsia="es-PE"/>
-        </w:rPr>
-        <w:t>Integrantes:</w:t>
-      </w:r>
-    </w:p>
-    <w:p>
-      <w:pPr>
-        <w:autoSpaceDE w:val="0"/>
-        <w:autoSpaceDN w:val="0"/>
-        <w:adjustRightInd w:val="0"/>
-        <w:spacing w:after="0"/>
-        <w:rPr>
-          <w:rFonts w:ascii="Arial" w:hAnsi="Arial" w:cs="Arial"/>
-          <w:color w:val="5B9BD5" w:themeColor="accent1"/>
-          <w:sz w:val="16"/>
-          <w:szCs w:val="36"/>
-        </w:rPr>
-      </w:pPr>
-    </w:p>
-    <w:p>
-      <w:pPr>
-        <w:spacing w:after="0"/>
-        <w:rPr>
-          <w:rFonts w:ascii="Arial" w:eastAsia="Times New Roman" w:hAnsi="Arial" w:cs="Arial"/>
-          <w:b/>
+        </w:rPr>
+        <w:br/>
+      </w:r>
+    </w:p>
+    <w:p>
+      <w:pPr>
+        <w:spacing w:after="0" w:line="360" w:lineRule="auto"/>
+        <w:ind w:firstLine="720"/>
+        <w:rPr>
+          <w:rFonts w:ascii="Times New Roman" w:eastAsia="Times New Roman" w:hAnsi="Times New Roman" w:cs="Times New Roman"/>
           <w:i/>
           <w:sz w:val="28"/>
           <w:szCs w:val="28"/>
-          <w:lang w:eastAsia="es-PE"/>
-        </w:rPr>
-      </w:pPr>
-      <w:r>
-        <w:rPr>
-          <w:rFonts w:ascii="Arial" w:eastAsia="Times New Roman" w:hAnsi="Arial" w:cs="Arial"/>
-          <w:b/>
+        </w:rPr>
+      </w:pPr>
+      <w:r>
+        <w:rPr>
+          <w:rFonts w:ascii="Times New Roman" w:eastAsia="Times New Roman" w:hAnsi="Times New Roman" w:cs="Times New Roman"/>
           <w:i/>
           <w:sz w:val="28"/>
           <w:szCs w:val="28"/>
-          <w:lang w:eastAsia="es-PE"/>
-        </w:rPr>
-        <w:t>{</w:t>
-      </w:r>
-      <w:r>
-        <w:rPr>
-          <w:rFonts w:ascii="Arial" w:eastAsia="Times New Roman" w:hAnsi="Arial" w:cs="Arial"/>
-          <w:b/>
+        </w:rPr>
+        <w:t xml:space="preserve">Ancco </w:t>
+      </w:r>
+      <w:proofErr w:type="spellStart"/>
+      <w:r>
+        <w:rPr>
+          <w:rFonts w:ascii="Times New Roman" w:eastAsia="Times New Roman" w:hAnsi="Times New Roman" w:cs="Times New Roman"/>
           <w:i/>
           <w:sz w:val="28"/>
           <w:szCs w:val="28"/>
-          <w:lang w:eastAsia="es-PE"/>
-        </w:rPr>
-        <w:t>Apellidos y Nombres del estu</w:t>
-      </w:r>
-      <w:r>
-        <w:rPr>
-          <w:rFonts w:ascii="Arial" w:eastAsia="Times New Roman" w:hAnsi="Arial" w:cs="Arial"/>
-          <w:b/>
+        </w:rPr>
+        <w:t>Suaña</w:t>
+      </w:r>
+      <w:proofErr w:type="spellEnd"/>
+      <w:r>
+        <w:rPr>
+          <w:rFonts w:ascii="Times New Roman" w:eastAsia="Times New Roman" w:hAnsi="Times New Roman" w:cs="Times New Roman"/>
           <w:i/>
           <w:sz w:val="28"/>
           <w:szCs w:val="28"/>
-          <w:lang w:eastAsia="es-PE"/>
-        </w:rPr>
-        <w:t>diante</w:t>
-      </w:r>
-      <w:r>
-        <w:rPr>
-          <w:rFonts w:ascii="Arial" w:eastAsia="Times New Roman" w:hAnsi="Arial" w:cs="Arial"/>
-          <w:b/>
+        </w:rPr>
+        <w:t>, Bruno Enrique</w:t>
+      </w:r>
+      <w:r>
+        <w:rPr>
+          <w:rFonts w:ascii="Times New Roman" w:eastAsia="Times New Roman" w:hAnsi="Times New Roman" w:cs="Times New Roman"/>
           <w:i/>
           <w:sz w:val="28"/>
           <w:szCs w:val="28"/>
-          <w:lang w:eastAsia="es-PE"/>
         </w:rPr>
         <w:tab/>
-        <w:t>(código universitario)}</w:t>
+      </w:r>
+      <w:r>
+        <w:rPr>
+          <w:rFonts w:ascii="Times New Roman" w:eastAsia="Times New Roman" w:hAnsi="Times New Roman" w:cs="Times New Roman"/>
+          <w:i/>
+          <w:sz w:val="28"/>
+          <w:szCs w:val="28"/>
+        </w:rPr>
+        <w:tab/>
+      </w:r>
+      <w:r>
+        <w:rPr>
+          <w:rFonts w:ascii="Times New Roman" w:eastAsia="Times New Roman" w:hAnsi="Times New Roman" w:cs="Times New Roman"/>
+          <w:i/>
+          <w:sz w:val="28"/>
+          <w:szCs w:val="28"/>
+        </w:rPr>
+        <w:tab/>
+        <w:t>(2023077472)</w:t>
+      </w:r>
+    </w:p>
+    <w:p>
+      <w:pPr>
+        <w:spacing w:after="0" w:line="360" w:lineRule="auto"/>
+        <w:ind w:firstLine="720"/>
+        <w:rPr>
+          <w:rFonts w:ascii="Times New Roman" w:eastAsia="Times New Roman" w:hAnsi="Times New Roman" w:cs="Times New Roman"/>
+          <w:i/>
+          <w:sz w:val="28"/>
+          <w:szCs w:val="28"/>
+        </w:rPr>
+      </w:pPr>
+      <w:r>
+        <w:rPr>
+          <w:rFonts w:ascii="Times New Roman" w:eastAsia="Times New Roman" w:hAnsi="Times New Roman" w:cs="Times New Roman"/>
+          <w:i/>
+          <w:sz w:val="28"/>
+          <w:szCs w:val="28"/>
+        </w:rPr>
+        <w:t>Akhtar Oviedo, Ahmed Hasan</w:t>
+      </w:r>
+      <w:r>
+        <w:rPr>
+          <w:rFonts w:ascii="Times New Roman" w:eastAsia="Times New Roman" w:hAnsi="Times New Roman" w:cs="Times New Roman"/>
+          <w:i/>
+          <w:sz w:val="28"/>
+          <w:szCs w:val="28"/>
+        </w:rPr>
+        <w:tab/>
+      </w:r>
+      <w:r>
+        <w:rPr>
+          <w:rFonts w:ascii="Times New Roman" w:eastAsia="Times New Roman" w:hAnsi="Times New Roman" w:cs="Times New Roman"/>
+          <w:i/>
+          <w:sz w:val="28"/>
+          <w:szCs w:val="28"/>
+        </w:rPr>
+        <w:tab/>
+      </w:r>
+      <w:r>
+        <w:rPr>
+          <w:rFonts w:ascii="Times New Roman" w:eastAsia="Times New Roman" w:hAnsi="Times New Roman" w:cs="Times New Roman"/>
+          <w:i/>
+          <w:sz w:val="28"/>
+          <w:szCs w:val="28"/>
+        </w:rPr>
+        <w:tab/>
+        <w:t>(2022074261)</w:t>
+      </w:r>
+    </w:p>
+    <w:p>
+      <w:pPr>
+        <w:spacing w:after="0" w:line="360" w:lineRule="auto"/>
+        <w:ind w:firstLine="720"/>
+        <w:rPr>
+          <w:rFonts w:ascii="Times New Roman" w:eastAsia="Times New Roman" w:hAnsi="Times New Roman" w:cs="Times New Roman"/>
+          <w:i/>
+          <w:sz w:val="28"/>
+          <w:szCs w:val="28"/>
+        </w:rPr>
+      </w:pPr>
+      <w:r>
+        <w:rPr>
+          <w:rFonts w:ascii="Times New Roman" w:eastAsia="Times New Roman" w:hAnsi="Times New Roman" w:cs="Times New Roman"/>
+          <w:i/>
+          <w:sz w:val="28"/>
+          <w:szCs w:val="28"/>
+        </w:rPr>
+        <w:t xml:space="preserve">Ayala Ramos, Carlos Daniel </w:t>
+      </w:r>
+      <w:r>
+        <w:rPr>
+          <w:rFonts w:ascii="Times New Roman" w:eastAsia="Times New Roman" w:hAnsi="Times New Roman" w:cs="Times New Roman"/>
+          <w:i/>
+          <w:sz w:val="28"/>
+          <w:szCs w:val="28"/>
+        </w:rPr>
+        <w:tab/>
+      </w:r>
+      <w:r>
+        <w:rPr>
+          <w:rFonts w:ascii="Times New Roman" w:eastAsia="Times New Roman" w:hAnsi="Times New Roman" w:cs="Times New Roman"/>
+          <w:i/>
+          <w:sz w:val="28"/>
+          <w:szCs w:val="28"/>
+        </w:rPr>
+        <w:tab/>
+      </w:r>
+      <w:r>
+        <w:rPr>
+          <w:rFonts w:ascii="Times New Roman" w:eastAsia="Times New Roman" w:hAnsi="Times New Roman" w:cs="Times New Roman"/>
+          <w:i/>
+          <w:sz w:val="28"/>
+          <w:szCs w:val="28"/>
+        </w:rPr>
+        <w:tab/>
+        <w:t>(2022074266)</w:t>
+      </w:r>
+    </w:p>
+    <w:p>
+      <w:pPr>
+        <w:spacing w:after="0" w:line="360" w:lineRule="auto"/>
+        <w:ind w:left="720"/>
+        <w:rPr>
+          <w:rFonts w:ascii="Times New Roman" w:eastAsia="Times New Roman" w:hAnsi="Times New Roman" w:cs="Times New Roman"/>
+          <w:i/>
+          <w:sz w:val="28"/>
+          <w:szCs w:val="28"/>
+        </w:rPr>
+      </w:pPr>
+      <w:r>
+        <w:rPr>
+          <w:rFonts w:ascii="Times New Roman" w:eastAsia="Times New Roman" w:hAnsi="Times New Roman" w:cs="Times New Roman"/>
+          <w:i/>
+          <w:sz w:val="28"/>
+          <w:szCs w:val="28"/>
+        </w:rPr>
+        <w:t xml:space="preserve">Salas Jiménez, Walter </w:t>
+      </w:r>
+      <w:proofErr w:type="gramStart"/>
+      <w:r>
+        <w:rPr>
+          <w:rFonts w:ascii="Times New Roman" w:eastAsia="Times New Roman" w:hAnsi="Times New Roman" w:cs="Times New Roman"/>
+          <w:i/>
+          <w:sz w:val="28"/>
+          <w:szCs w:val="28"/>
+        </w:rPr>
+        <w:t xml:space="preserve">Emmanuel  </w:t>
+      </w:r>
+      <w:r>
+        <w:rPr>
+          <w:rFonts w:ascii="Times New Roman" w:eastAsia="Times New Roman" w:hAnsi="Times New Roman" w:cs="Times New Roman"/>
+          <w:i/>
+          <w:sz w:val="28"/>
+          <w:szCs w:val="28"/>
+        </w:rPr>
+        <w:tab/>
+      </w:r>
+      <w:proofErr w:type="gramEnd"/>
+      <w:r>
+        <w:rPr>
+          <w:rFonts w:ascii="Times New Roman" w:eastAsia="Times New Roman" w:hAnsi="Times New Roman" w:cs="Times New Roman"/>
+          <w:i/>
+          <w:sz w:val="28"/>
+          <w:szCs w:val="28"/>
+        </w:rPr>
+        <w:tab/>
+        <w:t>(2022073896)</w:t>
       </w:r>
     </w:p>
     <w:p>
@@ -557,10 +673,10 @@
         <w:spacing w:after="0"/>
         <w:jc w:val="center"/>
         <w:rPr>
-          <w:rFonts w:ascii="Arial" w:eastAsia="Times New Roman" w:hAnsi="Arial" w:cs="Arial"/>
-          <w:sz w:val="32"/>
-          <w:szCs w:val="32"/>
-          <w:lang w:eastAsia="es-PE"/>
+          <w:rFonts w:ascii="Times New Roman" w:eastAsia="Times New Roman" w:hAnsi="Times New Roman" w:cs="Times New Roman"/>
+          <w:b/>
+          <w:sz w:val="28"/>
+          <w:szCs w:val="28"/>
         </w:rPr>
       </w:pPr>
     </w:p>
@@ -569,569 +685,42 @@
         <w:spacing w:after="0"/>
         <w:jc w:val="center"/>
         <w:rPr>
-          <w:rFonts w:ascii="Arial" w:eastAsia="Times New Roman" w:hAnsi="Arial" w:cs="Arial"/>
-          <w:sz w:val="32"/>
-          <w:szCs w:val="32"/>
-          <w:lang w:eastAsia="es-PE"/>
-        </w:rPr>
-      </w:pPr>
-    </w:p>
-    <w:p>
-      <w:pPr>
-        <w:spacing w:after="0"/>
+          <w:rFonts w:ascii="Times New Roman" w:eastAsia="Times New Roman" w:hAnsi="Times New Roman" w:cs="Times New Roman"/>
+          <w:b/>
+          <w:sz w:val="28"/>
+          <w:szCs w:val="28"/>
+        </w:rPr>
+      </w:pPr>
+      <w:r>
+        <w:rPr>
+          <w:rFonts w:ascii="Times New Roman" w:eastAsia="Times New Roman" w:hAnsi="Times New Roman" w:cs="Times New Roman"/>
+          <w:b/>
+          <w:sz w:val="28"/>
+          <w:szCs w:val="28"/>
+        </w:rPr>
+        <w:t>Tacna – Perú</w:t>
+      </w:r>
+    </w:p>
+    <w:p>
+      <w:pPr>
+        <w:spacing w:after="200" w:line="276" w:lineRule="auto"/>
         <w:jc w:val="center"/>
         <w:rPr>
-          <w:rFonts w:ascii="Arial" w:eastAsia="Times New Roman" w:hAnsi="Arial" w:cs="Arial"/>
-          <w:sz w:val="32"/>
-          <w:szCs w:val="32"/>
-          <w:lang w:eastAsia="es-PE"/>
-        </w:rPr>
-      </w:pPr>
-    </w:p>
-    <w:p>
-      <w:pPr>
-        <w:spacing w:after="0"/>
-        <w:jc w:val="center"/>
-        <w:rPr>
-          <w:rFonts w:ascii="Arial" w:eastAsia="Times New Roman" w:hAnsi="Arial" w:cs="Arial"/>
-          <w:b/>
-          <w:sz w:val="32"/>
-          <w:szCs w:val="32"/>
-          <w:lang w:eastAsia="es-PE"/>
-        </w:rPr>
-      </w:pPr>
-      <w:r>
-        <w:rPr>
-          <w:rFonts w:ascii="Arial" w:eastAsia="Times New Roman" w:hAnsi="Arial" w:cs="Arial"/>
-          <w:b/>
-          <w:sz w:val="32"/>
-          <w:szCs w:val="32"/>
-          <w:lang w:eastAsia="es-PE"/>
-        </w:rPr>
-        <w:t>Tacna</w:t>
-      </w:r>
-      <w:r>
-        <w:rPr>
-          <w:rFonts w:ascii="Arial" w:eastAsia="Times New Roman" w:hAnsi="Arial" w:cs="Arial"/>
-          <w:b/>
-          <w:sz w:val="32"/>
-          <w:szCs w:val="32"/>
-          <w:lang w:eastAsia="es-PE"/>
-        </w:rPr>
-        <w:t xml:space="preserve"> –</w:t>
-      </w:r>
-      <w:r>
-        <w:rPr>
-          <w:rFonts w:ascii="Arial" w:eastAsia="Times New Roman" w:hAnsi="Arial" w:cs="Arial"/>
-          <w:b/>
-          <w:sz w:val="32"/>
-          <w:szCs w:val="32"/>
-          <w:lang w:eastAsia="es-PE"/>
-        </w:rPr>
-        <w:t xml:space="preserve"> </w:t>
-      </w:r>
-      <w:r>
-        <w:rPr>
-          <w:rFonts w:ascii="Arial" w:eastAsia="Times New Roman" w:hAnsi="Arial" w:cs="Arial"/>
-          <w:b/>
-          <w:sz w:val="32"/>
-          <w:szCs w:val="32"/>
-          <w:lang w:eastAsia="es-PE"/>
-        </w:rPr>
-        <w:t>Perú</w:t>
-      </w:r>
-    </w:p>
-    <w:p>
-      <w:pPr>
-        <w:spacing w:after="0"/>
-        <w:jc w:val="center"/>
-        <w:rPr>
-          <w:rFonts w:ascii="Arial" w:eastAsia="Times New Roman" w:hAnsi="Arial" w:cs="Arial"/>
-          <w:b/>
+          <w:rFonts w:ascii="Times New Roman" w:hAnsi="Times New Roman" w:cs="Times New Roman"/>
+          <w:b/>
+          <w:sz w:val="24"/>
+          <w:szCs w:val="24"/>
+        </w:rPr>
+      </w:pPr>
+      <w:r>
+        <w:rPr>
+          <w:rFonts w:ascii="Times New Roman" w:eastAsia="Times New Roman" w:hAnsi="Times New Roman" w:cs="Times New Roman"/>
           <w:i/>
-          <w:sz w:val="32"/>
-          <w:szCs w:val="32"/>
-          <w:lang w:eastAsia="es-PE"/>
-        </w:rPr>
-      </w:pPr>
-      <w:r>
-        <w:rPr>
-          <w:rFonts w:ascii="Arial" w:eastAsia="Times New Roman" w:hAnsi="Arial" w:cs="Arial"/>
-          <w:b/>
-          <w:i/>
-          <w:sz w:val="32"/>
-          <w:szCs w:val="32"/>
-          <w:lang w:eastAsia="es-PE"/>
-        </w:rPr>
-        <w:t>{</w:t>
-      </w:r>
-      <w:r>
-        <w:rPr>
-          <w:rFonts w:ascii="Arial" w:eastAsia="Times New Roman" w:hAnsi="Arial" w:cs="Arial"/>
-          <w:b/>
-          <w:i/>
-          <w:sz w:val="32"/>
-          <w:szCs w:val="32"/>
-          <w:lang w:eastAsia="es-PE"/>
-        </w:rPr>
-        <w:t>Añ</w:t>
-      </w:r>
-      <w:r>
-        <w:rPr>
-          <w:rFonts w:ascii="Arial" w:eastAsia="Times New Roman" w:hAnsi="Arial" w:cs="Arial"/>
-          <w:b/>
-          <w:i/>
-          <w:sz w:val="32"/>
-          <w:szCs w:val="32"/>
-          <w:lang w:eastAsia="es-PE"/>
-        </w:rPr>
-        <w:t>o}</w:t>
-      </w:r>
-    </w:p>
-    <w:p>
-      <w:pPr>
-        <w:spacing w:after="200" w:line="276" w:lineRule="auto"/>
-        <w:rPr>
-          <w:rFonts w:ascii="Arial" w:hAnsi="Arial" w:cs="Arial"/>
-          <w:b/>
-          <w:color w:val="000000"/>
-          <w:sz w:val="24"/>
-        </w:rPr>
-      </w:pPr>
-    </w:p>
-    <w:p>
-      <w:pPr>
-        <w:rPr>
-          <w:rFonts w:ascii="Arial" w:hAnsi="Arial" w:cs="Arial"/>
-          <w:b/>
-          <w:color w:val="000000"/>
-          <w:sz w:val="24"/>
-        </w:rPr>
-      </w:pPr>
-      <w:r>
-        <w:rPr>
-          <w:rFonts w:ascii="Arial" w:hAnsi="Arial" w:cs="Arial"/>
-          <w:b/>
-          <w:color w:val="000000"/>
-          <w:sz w:val="24"/>
-        </w:rPr>
-        <w:br w:type="page"/>
-      </w:r>
-    </w:p>
-    <w:p>
-      <w:pPr>
-        <w:spacing w:after="0" w:line="360" w:lineRule="auto"/>
-        <w:jc w:val="center"/>
-        <w:rPr>
-          <w:rFonts w:ascii="Arial" w:hAnsi="Arial" w:cs="Arial"/>
-          <w:b/>
-          <w:color w:val="000000"/>
-          <w:sz w:val="24"/>
-        </w:rPr>
-      </w:pPr>
-    </w:p>
-    <w:p>
-      <w:pPr>
-        <w:spacing w:after="0" w:line="360" w:lineRule="auto"/>
-        <w:jc w:val="center"/>
-        <w:rPr>
-          <w:rFonts w:ascii="Arial" w:hAnsi="Arial" w:cs="Arial"/>
-          <w:b/>
-          <w:color w:val="000000"/>
-          <w:sz w:val="24"/>
-        </w:rPr>
-      </w:pPr>
-    </w:p>
-    <w:p>
-      <w:pPr>
-        <w:spacing w:after="0" w:line="360" w:lineRule="auto"/>
-        <w:jc w:val="center"/>
-        <w:rPr>
-          <w:rFonts w:ascii="Arial" w:hAnsi="Arial" w:cs="Arial"/>
-          <w:b/>
-          <w:color w:val="000000"/>
-          <w:sz w:val="24"/>
-        </w:rPr>
-      </w:pPr>
-    </w:p>
-    <w:p>
-      <w:pPr>
-        <w:spacing w:after="0" w:line="360" w:lineRule="auto"/>
-        <w:jc w:val="center"/>
-        <w:rPr>
-          <w:rFonts w:ascii="Arial" w:hAnsi="Arial" w:cs="Arial"/>
-          <w:b/>
-          <w:color w:val="000000"/>
-          <w:sz w:val="24"/>
-        </w:rPr>
-      </w:pPr>
-    </w:p>
-    <w:p>
-      <w:pPr>
-        <w:spacing w:after="0" w:line="360" w:lineRule="auto"/>
-        <w:jc w:val="center"/>
-        <w:rPr>
-          <w:rFonts w:ascii="Arial" w:hAnsi="Arial" w:cs="Arial"/>
-          <w:b/>
-          <w:color w:val="000000"/>
-          <w:sz w:val="24"/>
-        </w:rPr>
-      </w:pPr>
-    </w:p>
-    <w:p>
-      <w:pPr>
-        <w:spacing w:after="0" w:line="360" w:lineRule="auto"/>
-        <w:jc w:val="center"/>
-        <w:rPr>
-          <w:rFonts w:ascii="Times New Roman" w:hAnsi="Times New Roman" w:cs="Times New Roman"/>
-          <w:b/>
-          <w:sz w:val="44"/>
-          <w:szCs w:val="24"/>
-          <w:lang w:val="es-ES_tradnl"/>
-        </w:rPr>
-      </w:pPr>
-      <w:r>
-        <w:rPr>
-          <w:rFonts w:ascii="Times New Roman" w:hAnsi="Times New Roman" w:cs="Times New Roman"/>
-          <w:b/>
-          <w:sz w:val="44"/>
-          <w:szCs w:val="24"/>
-          <w:lang w:val="es-ES_tradnl"/>
-        </w:rPr>
-        <w:t>Proyecto</w:t>
-      </w:r>
-    </w:p>
-    <w:p>
-      <w:pPr>
-        <w:spacing w:after="0" w:line="360" w:lineRule="auto"/>
-        <w:jc w:val="center"/>
-        <w:rPr>
-          <w:rFonts w:ascii="Times New Roman" w:hAnsi="Times New Roman" w:cs="Times New Roman"/>
-          <w:b/>
-          <w:sz w:val="44"/>
-          <w:szCs w:val="24"/>
-          <w:lang w:val="es-ES_tradnl"/>
-        </w:rPr>
-      </w:pPr>
-    </w:p>
-    <w:p>
-      <w:pPr>
-        <w:autoSpaceDE w:val="0"/>
-        <w:autoSpaceDN w:val="0"/>
-        <w:adjustRightInd w:val="0"/>
-        <w:spacing w:line="360" w:lineRule="auto"/>
-        <w:rPr>
-          <w:rFonts w:ascii="Times New Roman" w:hAnsi="Times New Roman" w:cs="Times New Roman"/>
-          <w:sz w:val="24"/>
-          <w:szCs w:val="24"/>
-        </w:rPr>
-      </w:pPr>
-    </w:p>
-    <w:p>
-      <w:pPr>
-        <w:autoSpaceDE w:val="0"/>
-        <w:autoSpaceDN w:val="0"/>
-        <w:adjustRightInd w:val="0"/>
-        <w:spacing w:line="360" w:lineRule="auto"/>
-        <w:jc w:val="center"/>
-        <w:rPr>
-          <w:rFonts w:ascii="Times New Roman" w:hAnsi="Times New Roman" w:cs="Times New Roman"/>
-          <w:b/>
-          <w:i/>
-          <w:sz w:val="44"/>
-          <w:szCs w:val="24"/>
-        </w:rPr>
-      </w:pPr>
-      <w:r>
-        <w:rPr>
-          <w:rFonts w:ascii="Times New Roman" w:hAnsi="Times New Roman" w:cs="Times New Roman"/>
-          <w:b/>
-          <w:i/>
-          <w:sz w:val="44"/>
-          <w:szCs w:val="24"/>
-          <w:lang w:val="es-ES_tradnl"/>
-        </w:rPr>
-        <w:t>{Nombre del Proyecto, lugar, a</w:t>
-      </w:r>
-      <w:proofErr w:type="spellStart"/>
-      <w:r>
-        <w:rPr>
-          <w:rFonts w:ascii="Times New Roman" w:hAnsi="Times New Roman" w:cs="Times New Roman"/>
-          <w:b/>
-          <w:i/>
-          <w:sz w:val="44"/>
-          <w:szCs w:val="24"/>
-        </w:rPr>
-        <w:t>ño</w:t>
-      </w:r>
-      <w:proofErr w:type="spellEnd"/>
-      <w:r>
-        <w:rPr>
-          <w:rFonts w:ascii="Times New Roman" w:hAnsi="Times New Roman" w:cs="Times New Roman"/>
-          <w:b/>
-          <w:i/>
-          <w:sz w:val="44"/>
-          <w:szCs w:val="24"/>
-        </w:rPr>
-        <w:t>}</w:t>
-      </w:r>
-    </w:p>
-    <w:p>
-      <w:pPr>
-        <w:spacing w:after="0" w:line="360" w:lineRule="auto"/>
-        <w:jc w:val="center"/>
-        <w:rPr>
-          <w:rFonts w:ascii="Times New Roman" w:hAnsi="Times New Roman" w:cs="Times New Roman"/>
-          <w:b/>
-          <w:i/>
-          <w:sz w:val="44"/>
-          <w:szCs w:val="24"/>
-          <w:lang w:val="es-ES_tradnl"/>
-        </w:rPr>
-      </w:pPr>
-    </w:p>
-    <w:p>
-      <w:pPr>
-        <w:spacing w:after="0" w:line="360" w:lineRule="auto"/>
-        <w:rPr>
-          <w:rFonts w:ascii="Times New Roman" w:hAnsi="Times New Roman" w:cs="Times New Roman"/>
-          <w:b/>
-          <w:sz w:val="24"/>
-          <w:szCs w:val="24"/>
-        </w:rPr>
-      </w:pPr>
-    </w:p>
-    <w:p>
-      <w:pPr>
-        <w:spacing w:after="0" w:line="360" w:lineRule="auto"/>
-        <w:rPr>
-          <w:rFonts w:ascii="Times New Roman" w:hAnsi="Times New Roman" w:cs="Times New Roman"/>
-          <w:b/>
-          <w:sz w:val="24"/>
-          <w:szCs w:val="24"/>
-        </w:rPr>
-      </w:pPr>
-    </w:p>
-    <w:p>
-      <w:pPr>
-        <w:spacing w:after="0" w:line="360" w:lineRule="auto"/>
-        <w:rPr>
-          <w:rFonts w:ascii="Times New Roman" w:hAnsi="Times New Roman" w:cs="Times New Roman"/>
-          <w:b/>
-          <w:sz w:val="24"/>
-          <w:szCs w:val="24"/>
-        </w:rPr>
-      </w:pPr>
-    </w:p>
-    <w:p>
-      <w:pPr>
-        <w:spacing w:after="0" w:line="360" w:lineRule="auto"/>
-        <w:rPr>
-          <w:rFonts w:ascii="Times New Roman" w:hAnsi="Times New Roman" w:cs="Times New Roman"/>
-          <w:b/>
-          <w:sz w:val="24"/>
-          <w:szCs w:val="24"/>
-        </w:rPr>
-      </w:pPr>
-    </w:p>
-    <w:p>
-      <w:pPr>
-        <w:spacing w:after="0" w:line="360" w:lineRule="auto"/>
-        <w:jc w:val="right"/>
-        <w:rPr>
-          <w:rFonts w:ascii="Times New Roman" w:hAnsi="Times New Roman" w:cs="Times New Roman"/>
-          <w:b/>
-          <w:sz w:val="24"/>
-          <w:szCs w:val="24"/>
-        </w:rPr>
-      </w:pPr>
-      <w:r>
-        <w:rPr>
-          <w:rFonts w:ascii="Times New Roman" w:hAnsi="Times New Roman" w:cs="Times New Roman"/>
-          <w:b/>
-          <w:sz w:val="24"/>
-          <w:szCs w:val="24"/>
-        </w:rPr>
-        <w:t>Presentado por:</w:t>
-      </w:r>
-    </w:p>
-    <w:p>
-      <w:pPr>
-        <w:spacing w:after="0" w:line="360" w:lineRule="auto"/>
-        <w:jc w:val="right"/>
-        <w:rPr>
-          <w:rFonts w:ascii="Times New Roman" w:hAnsi="Times New Roman" w:cs="Times New Roman"/>
-          <w:b/>
-          <w:i/>
-          <w:sz w:val="24"/>
-          <w:szCs w:val="24"/>
-        </w:rPr>
-      </w:pPr>
-      <w:r>
-        <w:rPr>
-          <w:rFonts w:ascii="Times New Roman" w:hAnsi="Times New Roman" w:cs="Times New Roman"/>
-          <w:b/>
-          <w:i/>
-          <w:sz w:val="24"/>
-          <w:szCs w:val="24"/>
-        </w:rPr>
-        <w:t>{Nombre de autor(es)}</w:t>
-      </w:r>
-    </w:p>
-    <w:p>
-      <w:pPr>
-        <w:spacing w:after="0" w:line="360" w:lineRule="auto"/>
-        <w:jc w:val="right"/>
-        <w:rPr>
-          <w:rFonts w:ascii="Times New Roman" w:hAnsi="Times New Roman" w:cs="Times New Roman"/>
-          <w:b/>
-          <w:i/>
-          <w:sz w:val="24"/>
-          <w:szCs w:val="24"/>
-        </w:rPr>
-      </w:pPr>
-      <w:r>
-        <w:rPr>
-          <w:rFonts w:ascii="Times New Roman" w:hAnsi="Times New Roman" w:cs="Times New Roman"/>
-          <w:b/>
-          <w:i/>
-          <w:sz w:val="24"/>
-          <w:szCs w:val="24"/>
-        </w:rPr>
-        <w:t>{Cargo que ocupa en la organización}</w:t>
-      </w:r>
-    </w:p>
-    <w:p>
-      <w:pPr>
-        <w:jc w:val="right"/>
-        <w:rPr>
-          <w:rFonts w:ascii="Times New Roman" w:hAnsi="Times New Roman" w:cs="Times New Roman"/>
-          <w:b/>
-          <w:i/>
-          <w:sz w:val="24"/>
-          <w:szCs w:val="24"/>
-        </w:rPr>
-      </w:pPr>
-      <w:r>
-        <w:rPr>
-          <w:rFonts w:ascii="Times New Roman" w:hAnsi="Times New Roman" w:cs="Times New Roman"/>
-          <w:b/>
-          <w:i/>
-          <w:sz w:val="24"/>
-          <w:szCs w:val="24"/>
-        </w:rPr>
-        <w:t xml:space="preserve">{Fecha} </w:t>
-      </w:r>
-    </w:p>
-    <w:p>
-      <w:pPr>
-        <w:jc w:val="right"/>
-        <w:rPr>
-          <w:rFonts w:ascii="Times New Roman" w:hAnsi="Times New Roman" w:cs="Times New Roman"/>
-          <w:b/>
-          <w:sz w:val="24"/>
-          <w:szCs w:val="24"/>
-        </w:rPr>
-      </w:pPr>
-    </w:p>
-    <w:p>
-      <w:pPr>
-        <w:jc w:val="right"/>
-        <w:rPr>
-          <w:rFonts w:ascii="Times New Roman" w:hAnsi="Times New Roman" w:cs="Times New Roman"/>
-          <w:b/>
-          <w:sz w:val="24"/>
-          <w:szCs w:val="24"/>
-        </w:rPr>
-      </w:pPr>
-    </w:p>
-    <w:p>
-      <w:pPr>
-        <w:jc w:val="right"/>
-        <w:rPr>
-          <w:rFonts w:ascii="Times New Roman" w:hAnsi="Times New Roman" w:cs="Times New Roman"/>
-          <w:b/>
-          <w:sz w:val="24"/>
-          <w:szCs w:val="24"/>
-        </w:rPr>
-      </w:pPr>
-    </w:p>
-    <w:p>
-      <w:pPr>
-        <w:jc w:val="right"/>
-        <w:rPr>
-          <w:rFonts w:ascii="Times New Roman" w:hAnsi="Times New Roman" w:cs="Times New Roman"/>
-          <w:b/>
-          <w:sz w:val="24"/>
-          <w:szCs w:val="24"/>
-        </w:rPr>
-      </w:pPr>
-    </w:p>
-    <w:p>
-      <w:pPr>
-        <w:jc w:val="right"/>
-        <w:rPr>
-          <w:rFonts w:ascii="Times New Roman" w:hAnsi="Times New Roman" w:cs="Times New Roman"/>
-          <w:b/>
-          <w:sz w:val="24"/>
-          <w:szCs w:val="24"/>
-        </w:rPr>
-      </w:pPr>
-    </w:p>
-    <w:p>
-      <w:pPr>
-        <w:jc w:val="right"/>
-        <w:rPr>
-          <w:rFonts w:ascii="Times New Roman" w:hAnsi="Times New Roman" w:cs="Times New Roman"/>
-          <w:b/>
-          <w:sz w:val="24"/>
-          <w:szCs w:val="24"/>
-        </w:rPr>
-      </w:pPr>
-    </w:p>
-    <w:p>
-      <w:pPr>
-        <w:jc w:val="right"/>
-        <w:rPr>
-          <w:rFonts w:ascii="Times New Roman" w:hAnsi="Times New Roman" w:cs="Times New Roman"/>
-          <w:b/>
-          <w:sz w:val="24"/>
-          <w:szCs w:val="24"/>
-        </w:rPr>
-      </w:pPr>
-    </w:p>
-    <w:p>
-      <w:pPr>
-        <w:jc w:val="right"/>
-        <w:rPr>
-          <w:rFonts w:ascii="Times New Roman" w:hAnsi="Times New Roman" w:cs="Times New Roman"/>
-          <w:b/>
-          <w:sz w:val="24"/>
-          <w:szCs w:val="24"/>
-        </w:rPr>
-      </w:pPr>
-    </w:p>
-    <w:p>
-      <w:pPr>
-        <w:jc w:val="right"/>
-        <w:rPr>
-          <w:rFonts w:ascii="Times New Roman" w:hAnsi="Times New Roman" w:cs="Times New Roman"/>
-          <w:b/>
-          <w:sz w:val="24"/>
-          <w:szCs w:val="24"/>
-        </w:rPr>
-      </w:pPr>
-    </w:p>
-    <w:p>
-      <w:pPr>
-        <w:spacing w:after="200" w:line="276" w:lineRule="auto"/>
-        <w:rPr>
-          <w:rFonts w:ascii="Arial" w:hAnsi="Arial" w:cs="Arial"/>
-          <w:b/>
-          <w:color w:val="000000"/>
-          <w:sz w:val="24"/>
-        </w:rPr>
-      </w:pPr>
+          <w:sz w:val="28"/>
+          <w:szCs w:val="28"/>
+        </w:rPr>
+        <w:t>2025</w:t>
+      </w:r>
     </w:p>
     <w:tbl>
       <w:tblPr>
@@ -1542,7 +1131,7 @@
       <w:sdtContent>
         <w:p>
           <w:pPr>
-            <w:pStyle w:val="TtulodeTDC"/>
+            <w:pStyle w:val="TtuloTDC"/>
             <w:spacing w:before="0" w:line="360" w:lineRule="auto"/>
           </w:pPr>
           <w:r>
@@ -2208,8 +1797,6 @@
               <w:sz w:val="24"/>
             </w:rPr>
           </w:pPr>
-          <w:bookmarkStart w:id="0" w:name="_GoBack"/>
-          <w:bookmarkEnd w:id="0"/>
         </w:p>
         <w:p>
           <w:pPr>
@@ -2505,8 +2092,8 @@
         <w:tblLook w:val="04A0" w:firstRow="1" w:lastRow="0" w:firstColumn="1" w:lastColumn="0" w:noHBand="0" w:noVBand="1"/>
       </w:tblPr>
       <w:tblGrid>
-        <w:gridCol w:w="3760"/>
-        <w:gridCol w:w="4059"/>
+        <w:gridCol w:w="3764"/>
+        <w:gridCol w:w="4055"/>
       </w:tblGrid>
       <w:tr>
         <w:tc>
@@ -2581,38 +2168,7 @@
                 <w:szCs w:val="24"/>
                 <w:lang w:val="es-ES_tradnl"/>
               </w:rPr>
-              <w:t>{Nombre Del Proyecto</w:t>
-            </w:r>
-            <w:r>
-              <w:rPr>
-                <w:rFonts w:ascii="Times New Roman" w:hAnsi="Times New Roman" w:cs="Times New Roman"/>
-                <w:i/>
-                <w:sz w:val="24"/>
-                <w:szCs w:val="24"/>
-                <w:lang w:val="es-ES_tradnl"/>
-              </w:rPr>
-              <w:t>, lugar y a</w:t>
-            </w:r>
-            <w:proofErr w:type="spellStart"/>
-            <w:r>
-              <w:rPr>
-                <w:rFonts w:ascii="Times New Roman" w:hAnsi="Times New Roman" w:cs="Times New Roman"/>
-                <w:i/>
-                <w:sz w:val="24"/>
-                <w:szCs w:val="24"/>
-              </w:rPr>
-              <w:t>ño</w:t>
-            </w:r>
-            <w:proofErr w:type="spellEnd"/>
-            <w:r>
-              <w:rPr>
-                <w:rFonts w:ascii="Times New Roman" w:hAnsi="Times New Roman" w:cs="Times New Roman"/>
-                <w:i/>
-                <w:sz w:val="24"/>
-                <w:szCs w:val="24"/>
-                <w:lang w:val="es-ES_tradnl"/>
-              </w:rPr>
-              <w:t>}</w:t>
+              <w:t>Generador de Documentación Impulsado por IA (GDI-IA) – Tacna, 2025</w:t>
             </w:r>
           </w:p>
           <w:p>
@@ -2686,7 +2242,7 @@
             <w:pPr>
               <w:pStyle w:val="Prrafodelista"/>
               <w:spacing w:line="360" w:lineRule="auto"/>
-              <w:ind w:left="360"/>
+              <w:ind w:left="360" w:right="448"/>
               <w:jc w:val="both"/>
               <w:rPr>
                 <w:rFonts w:ascii="Times New Roman" w:hAnsi="Times New Roman" w:cs="Times New Roman"/>
@@ -2701,34 +2257,7 @@
                 <w:sz w:val="24"/>
                 <w:szCs w:val="24"/>
               </w:rPr>
-              <w:t xml:space="preserve">El propósito del proyecto es </w:t>
-            </w:r>
-            <w:r>
-              <w:rPr>
-                <w:rFonts w:ascii="Times New Roman" w:hAnsi="Times New Roman" w:cs="Times New Roman"/>
-                <w:i/>
-                <w:sz w:val="24"/>
-                <w:szCs w:val="24"/>
-              </w:rPr>
-              <w:t>{</w:t>
-            </w:r>
-            <w:r>
-              <w:rPr>
-                <w:rFonts w:ascii="Times New Roman" w:hAnsi="Times New Roman" w:cs="Times New Roman"/>
-                <w:i/>
-                <w:sz w:val="24"/>
-                <w:szCs w:val="24"/>
-              </w:rPr>
-              <w:t>indicar la finalidad</w:t>
-            </w:r>
-            <w:r>
-              <w:rPr>
-                <w:rFonts w:ascii="Times New Roman" w:hAnsi="Times New Roman" w:cs="Times New Roman"/>
-                <w:i/>
-                <w:sz w:val="24"/>
-                <w:szCs w:val="24"/>
-              </w:rPr>
-              <w:t>}</w:t>
+              <w:t>El propósito del proyecto es desarrollar una plataforma web basada en inteligencia artificial que automatice la generación de documentos técnicos en formatos estandarizados, reduciendo el esfuerzo manual, los errores de formato y mejorando la productividad del equipo técnico.</w:t>
             </w:r>
           </w:p>
           <w:p>
@@ -2793,7 +2322,119 @@
                 <w:szCs w:val="24"/>
                 <w:lang w:val="es-ES_tradnl"/>
               </w:rPr>
-              <w:t>{Describir los resultados de manera resumida}.</w:t>
+              <w:t>Plataforma accesible desde navegador web.</w:t>
+            </w:r>
+          </w:p>
+          <w:p>
+            <w:pPr>
+              <w:pStyle w:val="Prrafodelista"/>
+              <w:numPr>
+                <w:ilvl w:val="0"/>
+                <w:numId w:val="2"/>
+              </w:numPr>
+              <w:spacing w:line="360" w:lineRule="auto"/>
+              <w:jc w:val="both"/>
+              <w:rPr>
+                <w:rFonts w:ascii="Times New Roman" w:hAnsi="Times New Roman" w:cs="Times New Roman"/>
+                <w:i/>
+                <w:sz w:val="24"/>
+                <w:szCs w:val="24"/>
+                <w:lang w:val="es-ES_tradnl"/>
+              </w:rPr>
+            </w:pPr>
+            <w:r>
+              <w:rPr>
+                <w:rFonts w:ascii="Times New Roman" w:hAnsi="Times New Roman" w:cs="Times New Roman"/>
+                <w:i/>
+                <w:sz w:val="24"/>
+                <w:szCs w:val="24"/>
+                <w:lang w:val="es-ES_tradnl"/>
+              </w:rPr>
+              <w:t>Integración de modelos IA para redacción y generación de diagramas.</w:t>
+            </w:r>
+          </w:p>
+          <w:p>
+            <w:pPr>
+              <w:pStyle w:val="Prrafodelista"/>
+              <w:numPr>
+                <w:ilvl w:val="0"/>
+                <w:numId w:val="2"/>
+              </w:numPr>
+              <w:spacing w:line="360" w:lineRule="auto"/>
+              <w:jc w:val="both"/>
+              <w:rPr>
+                <w:rFonts w:ascii="Times New Roman" w:hAnsi="Times New Roman" w:cs="Times New Roman"/>
+                <w:i/>
+                <w:sz w:val="24"/>
+                <w:szCs w:val="24"/>
+                <w:lang w:val="es-ES_tradnl"/>
+              </w:rPr>
+            </w:pPr>
+            <w:r>
+              <w:rPr>
+                <w:rFonts w:ascii="Times New Roman" w:hAnsi="Times New Roman" w:cs="Times New Roman"/>
+                <w:i/>
+                <w:sz w:val="24"/>
+                <w:szCs w:val="24"/>
+                <w:lang w:val="es-ES_tradnl"/>
+              </w:rPr>
+              <w:t>Exportación de documentos en PDF y DOCX.</w:t>
+            </w:r>
+          </w:p>
+          <w:p>
+            <w:pPr>
+              <w:pStyle w:val="Prrafodelista"/>
+              <w:numPr>
+                <w:ilvl w:val="0"/>
+                <w:numId w:val="2"/>
+              </w:numPr>
+              <w:spacing w:line="360" w:lineRule="auto"/>
+              <w:jc w:val="both"/>
+              <w:rPr>
+                <w:rFonts w:ascii="Times New Roman" w:hAnsi="Times New Roman" w:cs="Times New Roman"/>
+                <w:i/>
+                <w:sz w:val="24"/>
+                <w:szCs w:val="24"/>
+                <w:lang w:val="es-ES_tradnl"/>
+              </w:rPr>
+            </w:pPr>
+            <w:r>
+              <w:rPr>
+                <w:rFonts w:ascii="Times New Roman" w:hAnsi="Times New Roman" w:cs="Times New Roman"/>
+                <w:i/>
+                <w:sz w:val="24"/>
+                <w:szCs w:val="24"/>
+                <w:lang w:val="es-ES_tradnl"/>
+              </w:rPr>
+              <w:t>Gestión de historial y almacenamiento en servidor FTP.</w:t>
+            </w:r>
+          </w:p>
+          <w:p>
+            <w:pPr>
+              <w:numPr>
+                <w:ilvl w:val="0"/>
+                <w:numId w:val="2"/>
+              </w:numPr>
+              <w:autoSpaceDE w:val="0"/>
+              <w:autoSpaceDN w:val="0"/>
+              <w:adjustRightInd w:val="0"/>
+              <w:spacing w:line="360" w:lineRule="auto"/>
+              <w:rPr>
+                <w:rFonts w:ascii="Times New Roman" w:hAnsi="Times New Roman" w:cs="Times New Roman"/>
+                <w:sz w:val="24"/>
+                <w:szCs w:val="24"/>
+                <w:lang w:val="es-ES_tradnl"/>
+              </w:rPr>
+            </w:pPr>
+            <w:r>
+              <w:rPr>
+                <w:rFonts w:ascii="Times New Roman" w:hAnsi="Times New Roman" w:cs="Times New Roman"/>
+                <w:i/>
+                <w:sz w:val="24"/>
+                <w:szCs w:val="24"/>
+                <w:lang w:val="es-ES_tradnl"/>
+              </w:rPr>
+              <w:t>Interfaz amigable y multiformato</w:t>
             </w:r>
           </w:p>
           <w:p>
@@ -2802,6 +2443,7 @@
               <w:autoSpaceDN w:val="0"/>
               <w:adjustRightInd w:val="0"/>
               <w:spacing w:line="360" w:lineRule="auto"/>
+              <w:ind w:left="1080"/>
               <w:rPr>
                 <w:rFonts w:ascii="Times New Roman" w:hAnsi="Times New Roman" w:cs="Times New Roman"/>
                 <w:sz w:val="24"/>
@@ -2862,7 +2504,7 @@
                 <w:sz w:val="24"/>
                 <w:szCs w:val="24"/>
               </w:rPr>
-              <w:t xml:space="preserve">{Beneficiarios del proyecto} </w:t>
+              <w:t>Desarrolladores, estudiantes, profesionales técnicos, equipos de proyectos y entidades académicas.</w:t>
             </w:r>
           </w:p>
         </w:tc>
@@ -2893,25 +2535,7 @@
                 <w:sz w:val="24"/>
                 <w:szCs w:val="24"/>
               </w:rPr>
-              <w:t xml:space="preserve">Monto </w:t>
-            </w:r>
-            <w:r>
-              <w:rPr>
-                <w:rFonts w:ascii="Times New Roman" w:hAnsi="Times New Roman" w:cs="Times New Roman"/>
-                <w:b/>
-                <w:sz w:val="24"/>
-                <w:szCs w:val="24"/>
-              </w:rPr>
-              <w:t>de Inversión</w:t>
-            </w:r>
-            <w:r>
-              <w:rPr>
-                <w:rFonts w:ascii="Times New Roman" w:hAnsi="Times New Roman" w:cs="Times New Roman"/>
-                <w:b/>
-                <w:sz w:val="24"/>
-                <w:szCs w:val="24"/>
-              </w:rPr>
-              <w:t xml:space="preserve"> (En Soles):</w:t>
+              <w:t>Monto de Inversión (En Soles):</w:t>
             </w:r>
           </w:p>
           <w:p>
@@ -2930,76 +2554,6 @@
           </w:p>
           <w:p>
             <w:pPr>
-              <w:pStyle w:val="Prrafodelista"/>
-              <w:spacing w:line="360" w:lineRule="auto"/>
-              <w:ind w:left="0"/>
-              <w:jc w:val="center"/>
-              <w:rPr>
-                <w:rFonts w:ascii="Calibri" w:eastAsia="Times New Roman" w:hAnsi="Calibri" w:cs="Calibri"/>
-                <w:b/>
-                <w:bCs/>
-                <w:i/>
-                <w:color w:val="000000"/>
-                <w:sz w:val="24"/>
-                <w:szCs w:val="24"/>
-                <w:lang w:eastAsia="es-PE"/>
-              </w:rPr>
-            </w:pPr>
-            <w:r>
-              <w:rPr>
-                <w:rFonts w:ascii="Calibri" w:eastAsia="Times New Roman" w:hAnsi="Calibri" w:cs="Calibri"/>
-                <w:b/>
-                <w:bCs/>
-                <w:i/>
-                <w:color w:val="000000"/>
-                <w:sz w:val="20"/>
-                <w:szCs w:val="20"/>
-                <w:lang w:eastAsia="es-PE"/>
-              </w:rPr>
-              <w:t xml:space="preserve">{ </w:t>
-            </w:r>
-            <w:r>
-              <w:rPr>
-                <w:rFonts w:ascii="Calibri" w:eastAsia="Times New Roman" w:hAnsi="Calibri" w:cs="Calibri"/>
-                <w:b/>
-                <w:bCs/>
-                <w:i/>
-                <w:color w:val="000000"/>
-                <w:sz w:val="24"/>
-                <w:szCs w:val="24"/>
-                <w:lang w:eastAsia="es-PE"/>
-              </w:rPr>
-              <w:t xml:space="preserve"> S/. </w:t>
-            </w:r>
-            <w:r>
-              <w:rPr>
-                <w:rFonts w:ascii="Calibri" w:eastAsia="Times New Roman" w:hAnsi="Calibri" w:cs="Calibri"/>
-                <w:b/>
-                <w:bCs/>
-                <w:i/>
-                <w:color w:val="000000"/>
-                <w:sz w:val="24"/>
-                <w:szCs w:val="24"/>
-                <w:lang w:eastAsia="es-PE"/>
-              </w:rPr>
-              <w:t>0000</w:t>
-            </w:r>
-            <w:r>
-              <w:rPr>
-                <w:rFonts w:ascii="Calibri" w:eastAsia="Times New Roman" w:hAnsi="Calibri" w:cs="Calibri"/>
-                <w:b/>
-                <w:bCs/>
-                <w:i/>
-                <w:color w:val="000000"/>
-                <w:sz w:val="24"/>
-                <w:szCs w:val="24"/>
-                <w:lang w:eastAsia="es-PE"/>
-              </w:rPr>
-              <w:t>}</w:t>
-            </w:r>
-          </w:p>
-          <w:p>
-            <w:pPr>
               <w:autoSpaceDE w:val="0"/>
               <w:autoSpaceDN w:val="0"/>
               <w:adjustRightInd w:val="0"/>
@@ -3012,6 +2566,19 @@
                 <w:szCs w:val="24"/>
               </w:rPr>
             </w:pPr>
+            <w:r>
+              <w:rPr>
+                <w:rFonts w:ascii="Times New Roman" w:eastAsia="Times New Roman" w:hAnsi="Times New Roman" w:cs="Times New Roman"/>
+                <w:b/>
+                <w:bCs/>
+                <w:i/>
+                <w:color w:val="000000"/>
+                <w:sz w:val="20"/>
+                <w:szCs w:val="20"/>
+                <w:lang w:eastAsia="es-PE"/>
+              </w:rPr>
+              <w:t>S/. 1,300.00</w:t>
+            </w:r>
           </w:p>
         </w:tc>
         <w:tc>
@@ -3077,7 +2644,17 @@
                 <w:sz w:val="24"/>
                 <w:szCs w:val="24"/>
               </w:rPr>
-              <w:t xml:space="preserve">                           {Tiempo}</w:t>
+              <w:t xml:space="preserve">                           </w:t>
+            </w:r>
+            <w:r>
+              <w:rPr>
+                <w:rFonts w:ascii="Times New Roman" w:hAnsi="Times New Roman" w:cs="Times New Roman"/>
+                <w:b/>
+                <w:i/>
+                <w:sz w:val="24"/>
+                <w:szCs w:val="24"/>
+              </w:rPr>
+              <w:t>4 meses</w:t>
             </w:r>
           </w:p>
           <w:p>
@@ -3100,6 +2677,7 @@
       <w:pPr>
         <w:jc w:val="center"/>
         <w:rPr>
+          <w:rFonts w:ascii="Times New Roman" w:hAnsi="Times New Roman" w:cs="Times New Roman"/>
           <w:b/>
           <w:sz w:val="24"/>
           <w:szCs w:val="24"/>
@@ -3107,9 +2685,2118 @@
         </w:rPr>
       </w:pPr>
     </w:p>
+    <w:p>
+      <w:pPr>
+        <w:jc w:val="center"/>
+        <w:rPr>
+          <w:rFonts w:ascii="Times New Roman" w:hAnsi="Times New Roman" w:cs="Times New Roman"/>
+          <w:b/>
+          <w:sz w:val="24"/>
+          <w:szCs w:val="24"/>
+          <w:u w:val="single"/>
+        </w:rPr>
+      </w:pPr>
+    </w:p>
+    <w:p>
+      <w:pPr>
+        <w:jc w:val="center"/>
+        <w:rPr>
+          <w:rFonts w:ascii="Times New Roman" w:hAnsi="Times New Roman" w:cs="Times New Roman"/>
+          <w:b/>
+          <w:sz w:val="24"/>
+          <w:szCs w:val="24"/>
+          <w:u w:val="single"/>
+        </w:rPr>
+      </w:pPr>
+    </w:p>
+    <w:p>
+      <w:pPr>
+        <w:jc w:val="center"/>
+        <w:rPr>
+          <w:rFonts w:ascii="Times New Roman" w:hAnsi="Times New Roman" w:cs="Times New Roman"/>
+          <w:b/>
+          <w:sz w:val="24"/>
+          <w:szCs w:val="24"/>
+          <w:u w:val="single"/>
+        </w:rPr>
+      </w:pPr>
+    </w:p>
+    <w:p>
+      <w:pPr>
+        <w:jc w:val="center"/>
+        <w:rPr>
+          <w:rFonts w:ascii="Times New Roman" w:hAnsi="Times New Roman" w:cs="Times New Roman"/>
+          <w:b/>
+          <w:sz w:val="24"/>
+          <w:szCs w:val="24"/>
+          <w:u w:val="single"/>
+        </w:rPr>
+      </w:pPr>
+    </w:p>
+    <w:p>
+      <w:pPr>
+        <w:spacing w:line="360" w:lineRule="auto"/>
+        <w:jc w:val="both"/>
+        <w:rPr>
+          <w:rFonts w:ascii="Times New Roman" w:hAnsi="Times New Roman" w:cs="Times New Roman"/>
+          <w:b/>
+          <w:sz w:val="24"/>
+          <w:szCs w:val="24"/>
+        </w:rPr>
+      </w:pPr>
+      <w:r>
+        <w:rPr>
+          <w:rFonts w:ascii="Times New Roman" w:hAnsi="Times New Roman" w:cs="Times New Roman"/>
+          <w:b/>
+          <w:sz w:val="24"/>
+          <w:szCs w:val="24"/>
+        </w:rPr>
+        <w:lastRenderedPageBreak/>
+        <w:t>I. Propuesta Narrativa</w:t>
+      </w:r>
+    </w:p>
+    <w:p>
+      <w:pPr>
+        <w:spacing w:line="360" w:lineRule="auto"/>
+        <w:jc w:val="both"/>
+        <w:rPr>
+          <w:rFonts w:ascii="Times New Roman" w:hAnsi="Times New Roman" w:cs="Times New Roman"/>
+          <w:b/>
+          <w:sz w:val="24"/>
+          <w:szCs w:val="24"/>
+        </w:rPr>
+      </w:pPr>
+      <w:r>
+        <w:rPr>
+          <w:rFonts w:ascii="Times New Roman" w:hAnsi="Times New Roman" w:cs="Times New Roman"/>
+          <w:b/>
+          <w:sz w:val="24"/>
+          <w:szCs w:val="24"/>
+        </w:rPr>
+        <w:t>Planteamiento del Problema</w:t>
+      </w:r>
+    </w:p>
+    <w:p>
+      <w:pPr>
+        <w:spacing w:line="360" w:lineRule="auto"/>
+        <w:jc w:val="both"/>
+        <w:rPr>
+          <w:rFonts w:ascii="Times New Roman" w:hAnsi="Times New Roman" w:cs="Times New Roman"/>
+          <w:bCs/>
+          <w:sz w:val="24"/>
+          <w:szCs w:val="24"/>
+        </w:rPr>
+      </w:pPr>
+      <w:r>
+        <w:rPr>
+          <w:rFonts w:ascii="Times New Roman" w:hAnsi="Times New Roman" w:cs="Times New Roman"/>
+          <w:bCs/>
+          <w:sz w:val="24"/>
+          <w:szCs w:val="24"/>
+        </w:rPr>
+        <w:t>Los equipos de desarrollo enfrentan dificultades para elaborar documentación técnica clara, precisa y estandarizada. Este proceso consume tiempo valioso, es propenso a errores y depende mucho del criterio de cada usuario</w:t>
+      </w:r>
+    </w:p>
+    <w:p>
+      <w:pPr>
+        <w:spacing w:line="360" w:lineRule="auto"/>
+        <w:jc w:val="both"/>
+        <w:rPr>
+          <w:rFonts w:ascii="Times New Roman" w:hAnsi="Times New Roman" w:cs="Times New Roman"/>
+          <w:bCs/>
+          <w:sz w:val="24"/>
+          <w:szCs w:val="24"/>
+        </w:rPr>
+      </w:pPr>
+    </w:p>
+    <w:p>
+      <w:pPr>
+        <w:spacing w:line="360" w:lineRule="auto"/>
+        <w:jc w:val="both"/>
+        <w:rPr>
+          <w:rFonts w:ascii="Times New Roman" w:hAnsi="Times New Roman" w:cs="Times New Roman"/>
+          <w:b/>
+          <w:sz w:val="24"/>
+          <w:szCs w:val="24"/>
+        </w:rPr>
+      </w:pPr>
+      <w:r>
+        <w:rPr>
+          <w:rFonts w:ascii="Times New Roman" w:hAnsi="Times New Roman" w:cs="Times New Roman"/>
+          <w:b/>
+          <w:sz w:val="24"/>
+          <w:szCs w:val="24"/>
+        </w:rPr>
+        <w:t>Justificación del Proyecto</w:t>
+      </w:r>
+    </w:p>
+    <w:p>
+      <w:pPr>
+        <w:spacing w:line="360" w:lineRule="auto"/>
+        <w:jc w:val="both"/>
+        <w:rPr>
+          <w:rFonts w:ascii="Times New Roman" w:hAnsi="Times New Roman" w:cs="Times New Roman"/>
+          <w:bCs/>
+          <w:sz w:val="24"/>
+          <w:szCs w:val="24"/>
+        </w:rPr>
+      </w:pPr>
+      <w:r>
+        <w:rPr>
+          <w:rFonts w:ascii="Times New Roman" w:hAnsi="Times New Roman" w:cs="Times New Roman"/>
+          <w:bCs/>
+          <w:sz w:val="24"/>
+          <w:szCs w:val="24"/>
+        </w:rPr>
+        <w:t>La automatización de la documentación técnica permite mejorar la calidad, reducir los errores humanos y liberar recursos para tareas más críticas. La herramienta propuesta se alinea con la tendencia de aplicar IA en procesos de productividad</w:t>
+      </w:r>
+    </w:p>
+    <w:p>
+      <w:pPr>
+        <w:spacing w:line="360" w:lineRule="auto"/>
+        <w:jc w:val="both"/>
+        <w:rPr>
+          <w:rFonts w:ascii="Times New Roman" w:hAnsi="Times New Roman" w:cs="Times New Roman"/>
+          <w:bCs/>
+          <w:sz w:val="24"/>
+          <w:szCs w:val="24"/>
+        </w:rPr>
+      </w:pPr>
+    </w:p>
+    <w:p>
+      <w:pPr>
+        <w:spacing w:line="360" w:lineRule="auto"/>
+        <w:jc w:val="both"/>
+        <w:rPr>
+          <w:rFonts w:ascii="Times New Roman" w:hAnsi="Times New Roman" w:cs="Times New Roman"/>
+          <w:b/>
+          <w:sz w:val="24"/>
+          <w:szCs w:val="24"/>
+        </w:rPr>
+      </w:pPr>
+      <w:r>
+        <w:rPr>
+          <w:rFonts w:ascii="Times New Roman" w:hAnsi="Times New Roman" w:cs="Times New Roman"/>
+          <w:b/>
+          <w:sz w:val="24"/>
+          <w:szCs w:val="24"/>
+        </w:rPr>
+        <w:t>Objetivo General</w:t>
+      </w:r>
+    </w:p>
+    <w:p>
+      <w:pPr>
+        <w:spacing w:line="360" w:lineRule="auto"/>
+        <w:jc w:val="both"/>
+        <w:rPr>
+          <w:rFonts w:ascii="Times New Roman" w:hAnsi="Times New Roman" w:cs="Times New Roman"/>
+          <w:bCs/>
+          <w:sz w:val="24"/>
+          <w:szCs w:val="24"/>
+        </w:rPr>
+      </w:pPr>
+      <w:r>
+        <w:rPr>
+          <w:rFonts w:ascii="Times New Roman" w:hAnsi="Times New Roman" w:cs="Times New Roman"/>
+          <w:bCs/>
+          <w:sz w:val="24"/>
+          <w:szCs w:val="24"/>
+        </w:rPr>
+        <w:t>Desarrollar una plataforma web inteligente que automatice la generación de documentos técnicos mediante IA, siguiendo formatos predefinidos.</w:t>
+      </w:r>
+    </w:p>
+    <w:p>
+      <w:pPr>
+        <w:spacing w:line="360" w:lineRule="auto"/>
+        <w:jc w:val="both"/>
+        <w:rPr>
+          <w:rFonts w:ascii="Times New Roman" w:hAnsi="Times New Roman" w:cs="Times New Roman"/>
+          <w:b/>
+          <w:sz w:val="24"/>
+          <w:szCs w:val="24"/>
+        </w:rPr>
+      </w:pPr>
+    </w:p>
+    <w:p>
+      <w:pPr>
+        <w:spacing w:line="360" w:lineRule="auto"/>
+        <w:jc w:val="both"/>
+        <w:rPr>
+          <w:rFonts w:ascii="Times New Roman" w:hAnsi="Times New Roman" w:cs="Times New Roman"/>
+          <w:b/>
+          <w:sz w:val="24"/>
+          <w:szCs w:val="24"/>
+        </w:rPr>
+      </w:pPr>
+      <w:r>
+        <w:rPr>
+          <w:rFonts w:ascii="Times New Roman" w:hAnsi="Times New Roman" w:cs="Times New Roman"/>
+          <w:b/>
+          <w:sz w:val="24"/>
+          <w:szCs w:val="24"/>
+        </w:rPr>
+        <w:t>Beneficios</w:t>
+      </w:r>
+    </w:p>
+    <w:p>
+      <w:pPr>
+        <w:spacing w:line="360" w:lineRule="auto"/>
+        <w:jc w:val="both"/>
+        <w:rPr>
+          <w:rFonts w:ascii="Times New Roman" w:hAnsi="Times New Roman" w:cs="Times New Roman"/>
+          <w:bCs/>
+          <w:sz w:val="24"/>
+          <w:szCs w:val="24"/>
+        </w:rPr>
+      </w:pPr>
+      <w:r>
+        <w:rPr>
+          <w:rFonts w:ascii="Times New Roman" w:hAnsi="Times New Roman" w:cs="Times New Roman"/>
+          <w:bCs/>
+          <w:sz w:val="24"/>
+          <w:szCs w:val="24"/>
+        </w:rPr>
+        <w:t>Tangibles:</w:t>
+      </w:r>
+    </w:p>
+    <w:p>
+      <w:pPr>
+        <w:pStyle w:val="Prrafodelista"/>
+        <w:numPr>
+          <w:ilvl w:val="0"/>
+          <w:numId w:val="5"/>
+        </w:numPr>
+        <w:spacing w:line="360" w:lineRule="auto"/>
+        <w:jc w:val="both"/>
+        <w:rPr>
+          <w:rFonts w:ascii="Times New Roman" w:hAnsi="Times New Roman" w:cs="Times New Roman"/>
+          <w:bCs/>
+          <w:sz w:val="24"/>
+          <w:szCs w:val="24"/>
+        </w:rPr>
+      </w:pPr>
+      <w:r>
+        <w:rPr>
+          <w:rFonts w:ascii="Times New Roman" w:hAnsi="Times New Roman" w:cs="Times New Roman"/>
+          <w:bCs/>
+          <w:sz w:val="24"/>
+          <w:szCs w:val="24"/>
+        </w:rPr>
+        <w:t>Ahorro de tiempo en la generación documental.</w:t>
+      </w:r>
+    </w:p>
+    <w:p>
+      <w:pPr>
+        <w:pStyle w:val="Prrafodelista"/>
+        <w:numPr>
+          <w:ilvl w:val="0"/>
+          <w:numId w:val="5"/>
+        </w:numPr>
+        <w:spacing w:line="360" w:lineRule="auto"/>
+        <w:jc w:val="both"/>
+        <w:rPr>
+          <w:rFonts w:ascii="Times New Roman" w:hAnsi="Times New Roman" w:cs="Times New Roman"/>
+          <w:bCs/>
+          <w:sz w:val="24"/>
+          <w:szCs w:val="24"/>
+        </w:rPr>
+      </w:pPr>
+      <w:r>
+        <w:rPr>
+          <w:rFonts w:ascii="Times New Roman" w:hAnsi="Times New Roman" w:cs="Times New Roman"/>
+          <w:bCs/>
+          <w:sz w:val="24"/>
+          <w:szCs w:val="24"/>
+        </w:rPr>
+        <w:t>Reducción de errores.</w:t>
+      </w:r>
+    </w:p>
+    <w:p>
+      <w:pPr>
+        <w:pStyle w:val="Prrafodelista"/>
+        <w:numPr>
+          <w:ilvl w:val="0"/>
+          <w:numId w:val="5"/>
+        </w:numPr>
+        <w:spacing w:line="360" w:lineRule="auto"/>
+        <w:jc w:val="both"/>
+        <w:rPr>
+          <w:rFonts w:ascii="Times New Roman" w:hAnsi="Times New Roman" w:cs="Times New Roman"/>
+          <w:bCs/>
+          <w:sz w:val="24"/>
+          <w:szCs w:val="24"/>
+        </w:rPr>
+      </w:pPr>
+      <w:r>
+        <w:rPr>
+          <w:rFonts w:ascii="Times New Roman" w:hAnsi="Times New Roman" w:cs="Times New Roman"/>
+          <w:bCs/>
+          <w:sz w:val="24"/>
+          <w:szCs w:val="24"/>
+        </w:rPr>
+        <w:t>Menor necesidad de intervención manual.</w:t>
+      </w:r>
+    </w:p>
+    <w:p>
+      <w:pPr>
+        <w:spacing w:line="360" w:lineRule="auto"/>
+        <w:jc w:val="both"/>
+        <w:rPr>
+          <w:rFonts w:ascii="Times New Roman" w:hAnsi="Times New Roman" w:cs="Times New Roman"/>
+          <w:bCs/>
+          <w:sz w:val="24"/>
+          <w:szCs w:val="24"/>
+        </w:rPr>
+      </w:pPr>
+      <w:r>
+        <w:rPr>
+          <w:rFonts w:ascii="Times New Roman" w:hAnsi="Times New Roman" w:cs="Times New Roman"/>
+          <w:bCs/>
+          <w:sz w:val="24"/>
+          <w:szCs w:val="24"/>
+        </w:rPr>
+        <w:t>Intangibles:</w:t>
+      </w:r>
+    </w:p>
+    <w:p>
+      <w:pPr>
+        <w:pStyle w:val="Prrafodelista"/>
+        <w:numPr>
+          <w:ilvl w:val="0"/>
+          <w:numId w:val="6"/>
+        </w:numPr>
+        <w:spacing w:line="360" w:lineRule="auto"/>
+        <w:jc w:val="both"/>
+        <w:rPr>
+          <w:rFonts w:ascii="Times New Roman" w:hAnsi="Times New Roman" w:cs="Times New Roman"/>
+          <w:bCs/>
+          <w:sz w:val="24"/>
+          <w:szCs w:val="24"/>
+        </w:rPr>
+      </w:pPr>
+      <w:r>
+        <w:rPr>
+          <w:rFonts w:ascii="Times New Roman" w:hAnsi="Times New Roman" w:cs="Times New Roman"/>
+          <w:bCs/>
+          <w:sz w:val="24"/>
+          <w:szCs w:val="24"/>
+        </w:rPr>
+        <w:t>Mejora en la comunicación y la eficiencia organizacional.</w:t>
+      </w:r>
+    </w:p>
+    <w:p>
+      <w:pPr>
+        <w:pStyle w:val="Prrafodelista"/>
+        <w:numPr>
+          <w:ilvl w:val="0"/>
+          <w:numId w:val="6"/>
+        </w:numPr>
+        <w:spacing w:line="360" w:lineRule="auto"/>
+        <w:jc w:val="both"/>
+        <w:rPr>
+          <w:rFonts w:ascii="Times New Roman" w:hAnsi="Times New Roman" w:cs="Times New Roman"/>
+          <w:bCs/>
+          <w:sz w:val="24"/>
+          <w:szCs w:val="24"/>
+        </w:rPr>
+      </w:pPr>
+      <w:r>
+        <w:rPr>
+          <w:rFonts w:ascii="Times New Roman" w:hAnsi="Times New Roman" w:cs="Times New Roman"/>
+          <w:bCs/>
+          <w:sz w:val="24"/>
+          <w:szCs w:val="24"/>
+        </w:rPr>
+        <w:t>Imagen corporativa más profesional.</w:t>
+      </w:r>
+    </w:p>
+    <w:p>
+      <w:pPr>
+        <w:pStyle w:val="Prrafodelista"/>
+        <w:numPr>
+          <w:ilvl w:val="0"/>
+          <w:numId w:val="6"/>
+        </w:numPr>
+        <w:spacing w:line="360" w:lineRule="auto"/>
+        <w:jc w:val="both"/>
+        <w:rPr>
+          <w:rFonts w:ascii="Times New Roman" w:hAnsi="Times New Roman" w:cs="Times New Roman"/>
+          <w:bCs/>
+          <w:sz w:val="24"/>
+          <w:szCs w:val="24"/>
+        </w:rPr>
+      </w:pPr>
+      <w:r>
+        <w:rPr>
+          <w:rFonts w:ascii="Times New Roman" w:hAnsi="Times New Roman" w:cs="Times New Roman"/>
+          <w:bCs/>
+          <w:sz w:val="24"/>
+          <w:szCs w:val="24"/>
+        </w:rPr>
+        <w:t>Adopción de nuevas tecnologías</w:t>
+      </w:r>
+    </w:p>
+    <w:p>
+      <w:pPr>
+        <w:spacing w:line="360" w:lineRule="auto"/>
+        <w:jc w:val="both"/>
+        <w:rPr>
+          <w:rFonts w:ascii="Times New Roman" w:hAnsi="Times New Roman" w:cs="Times New Roman"/>
+          <w:bCs/>
+          <w:sz w:val="24"/>
+          <w:szCs w:val="24"/>
+        </w:rPr>
+      </w:pPr>
+    </w:p>
+    <w:p>
+      <w:pPr>
+        <w:spacing w:line="360" w:lineRule="auto"/>
+        <w:jc w:val="both"/>
+        <w:rPr>
+          <w:rFonts w:ascii="Times New Roman" w:hAnsi="Times New Roman" w:cs="Times New Roman"/>
+          <w:bCs/>
+          <w:sz w:val="24"/>
+          <w:szCs w:val="24"/>
+        </w:rPr>
+      </w:pPr>
+    </w:p>
+    <w:p>
+      <w:pPr>
+        <w:spacing w:line="360" w:lineRule="auto"/>
+        <w:jc w:val="both"/>
+        <w:rPr>
+          <w:rFonts w:ascii="Times New Roman" w:hAnsi="Times New Roman" w:cs="Times New Roman"/>
+          <w:bCs/>
+          <w:sz w:val="24"/>
+          <w:szCs w:val="24"/>
+        </w:rPr>
+      </w:pPr>
+    </w:p>
+    <w:p>
+      <w:pPr>
+        <w:spacing w:line="360" w:lineRule="auto"/>
+        <w:jc w:val="both"/>
+        <w:rPr>
+          <w:rFonts w:ascii="Times New Roman" w:hAnsi="Times New Roman" w:cs="Times New Roman"/>
+          <w:b/>
+          <w:sz w:val="24"/>
+          <w:szCs w:val="24"/>
+        </w:rPr>
+      </w:pPr>
+      <w:r>
+        <w:rPr>
+          <w:rFonts w:ascii="Times New Roman" w:hAnsi="Times New Roman" w:cs="Times New Roman"/>
+          <w:b/>
+          <w:sz w:val="24"/>
+          <w:szCs w:val="24"/>
+        </w:rPr>
+        <w:lastRenderedPageBreak/>
+        <w:t>Alcance</w:t>
+      </w:r>
+    </w:p>
+    <w:p>
+      <w:pPr>
+        <w:pStyle w:val="Prrafodelista"/>
+        <w:numPr>
+          <w:ilvl w:val="0"/>
+          <w:numId w:val="7"/>
+        </w:numPr>
+        <w:spacing w:line="360" w:lineRule="auto"/>
+        <w:jc w:val="both"/>
+        <w:rPr>
+          <w:rFonts w:ascii="Times New Roman" w:hAnsi="Times New Roman" w:cs="Times New Roman"/>
+          <w:bCs/>
+          <w:sz w:val="24"/>
+          <w:szCs w:val="24"/>
+        </w:rPr>
+      </w:pPr>
+      <w:r>
+        <w:rPr>
+          <w:rFonts w:ascii="Times New Roman" w:hAnsi="Times New Roman" w:cs="Times New Roman"/>
+          <w:bCs/>
+          <w:sz w:val="24"/>
+          <w:szCs w:val="24"/>
+        </w:rPr>
+        <w:t>Formatos FD01–FD06.</w:t>
+      </w:r>
+    </w:p>
+    <w:p>
+      <w:pPr>
+        <w:pStyle w:val="Prrafodelista"/>
+        <w:numPr>
+          <w:ilvl w:val="0"/>
+          <w:numId w:val="7"/>
+        </w:numPr>
+        <w:spacing w:line="360" w:lineRule="auto"/>
+        <w:jc w:val="both"/>
+        <w:rPr>
+          <w:rFonts w:ascii="Times New Roman" w:hAnsi="Times New Roman" w:cs="Times New Roman"/>
+          <w:bCs/>
+          <w:sz w:val="24"/>
+          <w:szCs w:val="24"/>
+        </w:rPr>
+      </w:pPr>
+      <w:r>
+        <w:rPr>
+          <w:rFonts w:ascii="Times New Roman" w:hAnsi="Times New Roman" w:cs="Times New Roman"/>
+          <w:bCs/>
+          <w:sz w:val="24"/>
+          <w:szCs w:val="24"/>
+        </w:rPr>
+        <w:t>Generación de bibliografía, imágenes y diagramas.</w:t>
+      </w:r>
+    </w:p>
+    <w:p>
+      <w:pPr>
+        <w:pStyle w:val="Prrafodelista"/>
+        <w:numPr>
+          <w:ilvl w:val="0"/>
+          <w:numId w:val="7"/>
+        </w:numPr>
+        <w:spacing w:line="360" w:lineRule="auto"/>
+        <w:jc w:val="both"/>
+        <w:rPr>
+          <w:rFonts w:ascii="Times New Roman" w:hAnsi="Times New Roman" w:cs="Times New Roman"/>
+          <w:bCs/>
+          <w:sz w:val="24"/>
+          <w:szCs w:val="24"/>
+        </w:rPr>
+      </w:pPr>
+      <w:r>
+        <w:rPr>
+          <w:rFonts w:ascii="Times New Roman" w:hAnsi="Times New Roman" w:cs="Times New Roman"/>
+          <w:bCs/>
+          <w:sz w:val="24"/>
+          <w:szCs w:val="24"/>
+        </w:rPr>
+        <w:t>Exportación a DOCX/PDF.</w:t>
+      </w:r>
+    </w:p>
+    <w:p>
+      <w:pPr>
+        <w:pStyle w:val="Prrafodelista"/>
+        <w:numPr>
+          <w:ilvl w:val="0"/>
+          <w:numId w:val="7"/>
+        </w:numPr>
+        <w:spacing w:line="360" w:lineRule="auto"/>
+        <w:jc w:val="both"/>
+        <w:rPr>
+          <w:rFonts w:ascii="Times New Roman" w:hAnsi="Times New Roman" w:cs="Times New Roman"/>
+          <w:bCs/>
+          <w:sz w:val="24"/>
+          <w:szCs w:val="24"/>
+        </w:rPr>
+      </w:pPr>
+      <w:r>
+        <w:rPr>
+          <w:rFonts w:ascii="Times New Roman" w:hAnsi="Times New Roman" w:cs="Times New Roman"/>
+          <w:bCs/>
+          <w:sz w:val="24"/>
+          <w:szCs w:val="24"/>
+        </w:rPr>
+        <w:t>Soporte para múltiples idiomas.</w:t>
+      </w:r>
+    </w:p>
+    <w:p>
+      <w:pPr>
+        <w:pStyle w:val="Prrafodelista"/>
+        <w:numPr>
+          <w:ilvl w:val="0"/>
+          <w:numId w:val="7"/>
+        </w:numPr>
+        <w:spacing w:line="360" w:lineRule="auto"/>
+        <w:jc w:val="both"/>
+        <w:rPr>
+          <w:rFonts w:ascii="Times New Roman" w:hAnsi="Times New Roman" w:cs="Times New Roman"/>
+          <w:bCs/>
+          <w:sz w:val="24"/>
+          <w:szCs w:val="24"/>
+        </w:rPr>
+      </w:pPr>
+      <w:r>
+        <w:rPr>
+          <w:rFonts w:ascii="Times New Roman" w:hAnsi="Times New Roman" w:cs="Times New Roman"/>
+          <w:bCs/>
+          <w:sz w:val="24"/>
+          <w:szCs w:val="24"/>
+        </w:rPr>
+        <w:t>Acceso por navegador web</w:t>
+      </w:r>
+    </w:p>
+    <w:p>
+      <w:pPr>
+        <w:spacing w:line="360" w:lineRule="auto"/>
+        <w:jc w:val="both"/>
+        <w:rPr>
+          <w:rFonts w:ascii="Times New Roman" w:hAnsi="Times New Roman" w:cs="Times New Roman"/>
+          <w:bCs/>
+          <w:sz w:val="24"/>
+          <w:szCs w:val="24"/>
+        </w:rPr>
+      </w:pPr>
+    </w:p>
+    <w:p>
+      <w:pPr>
+        <w:spacing w:line="360" w:lineRule="auto"/>
+        <w:jc w:val="both"/>
+        <w:rPr>
+          <w:rFonts w:ascii="Times New Roman" w:hAnsi="Times New Roman" w:cs="Times New Roman"/>
+          <w:b/>
+          <w:sz w:val="24"/>
+          <w:szCs w:val="24"/>
+        </w:rPr>
+      </w:pPr>
+      <w:r>
+        <w:rPr>
+          <w:rFonts w:ascii="Times New Roman" w:hAnsi="Times New Roman" w:cs="Times New Roman"/>
+          <w:b/>
+          <w:sz w:val="24"/>
+          <w:szCs w:val="24"/>
+        </w:rPr>
+        <w:t>Requerimientos del Sistema</w:t>
+      </w:r>
+    </w:p>
+    <w:p>
+      <w:pPr>
+        <w:spacing w:line="360" w:lineRule="auto"/>
+        <w:jc w:val="both"/>
+        <w:rPr>
+          <w:rFonts w:ascii="Times New Roman" w:hAnsi="Times New Roman" w:cs="Times New Roman"/>
+          <w:bCs/>
+          <w:sz w:val="24"/>
+          <w:szCs w:val="24"/>
+        </w:rPr>
+      </w:pPr>
+      <w:r>
+        <w:rPr>
+          <w:rFonts w:ascii="Times New Roman" w:hAnsi="Times New Roman" w:cs="Times New Roman"/>
+          <w:bCs/>
+          <w:sz w:val="24"/>
+          <w:szCs w:val="24"/>
+        </w:rPr>
+        <w:t>Ver Anexo 01 – Requerimientos funcionales y no funcionales del sistema (con base en FD03</w:t>
+      </w:r>
+      <w:r>
+        <w:rPr>
+          <w:rFonts w:ascii="Times New Roman" w:hAnsi="Times New Roman" w:cs="Times New Roman"/>
+          <w:bCs/>
+          <w:sz w:val="24"/>
+          <w:szCs w:val="24"/>
+        </w:rPr>
+        <w:t>)</w:t>
+      </w:r>
+    </w:p>
+    <w:p>
+      <w:pPr>
+        <w:spacing w:line="360" w:lineRule="auto"/>
+        <w:jc w:val="both"/>
+        <w:rPr>
+          <w:rFonts w:ascii="Times New Roman" w:hAnsi="Times New Roman" w:cs="Times New Roman"/>
+          <w:bCs/>
+          <w:sz w:val="24"/>
+          <w:szCs w:val="24"/>
+        </w:rPr>
+      </w:pPr>
+    </w:p>
+    <w:p>
+      <w:pPr>
+        <w:spacing w:line="360" w:lineRule="auto"/>
+        <w:jc w:val="both"/>
+        <w:rPr>
+          <w:rFonts w:ascii="Times New Roman" w:hAnsi="Times New Roman" w:cs="Times New Roman"/>
+          <w:b/>
+          <w:sz w:val="24"/>
+          <w:szCs w:val="24"/>
+        </w:rPr>
+      </w:pPr>
+      <w:r>
+        <w:rPr>
+          <w:rFonts w:ascii="Times New Roman" w:hAnsi="Times New Roman" w:cs="Times New Roman"/>
+          <w:b/>
+          <w:sz w:val="24"/>
+          <w:szCs w:val="24"/>
+        </w:rPr>
+        <w:t>Restricciones</w:t>
+      </w:r>
+    </w:p>
+    <w:p>
+      <w:pPr>
+        <w:pStyle w:val="Prrafodelista"/>
+        <w:numPr>
+          <w:ilvl w:val="0"/>
+          <w:numId w:val="8"/>
+        </w:numPr>
+        <w:spacing w:line="360" w:lineRule="auto"/>
+        <w:jc w:val="both"/>
+        <w:rPr>
+          <w:rFonts w:ascii="Times New Roman" w:hAnsi="Times New Roman" w:cs="Times New Roman"/>
+          <w:bCs/>
+          <w:sz w:val="24"/>
+          <w:szCs w:val="24"/>
+        </w:rPr>
+      </w:pPr>
+      <w:r>
+        <w:rPr>
+          <w:rFonts w:ascii="Times New Roman" w:hAnsi="Times New Roman" w:cs="Times New Roman"/>
+          <w:bCs/>
+          <w:sz w:val="24"/>
+          <w:szCs w:val="24"/>
+        </w:rPr>
+        <w:t>Requiere conexión a internet.</w:t>
+      </w:r>
+    </w:p>
+    <w:p>
+      <w:pPr>
+        <w:pStyle w:val="Prrafodelista"/>
+        <w:numPr>
+          <w:ilvl w:val="0"/>
+          <w:numId w:val="8"/>
+        </w:numPr>
+        <w:spacing w:line="360" w:lineRule="auto"/>
+        <w:jc w:val="both"/>
+        <w:rPr>
+          <w:rFonts w:ascii="Times New Roman" w:hAnsi="Times New Roman" w:cs="Times New Roman"/>
+          <w:bCs/>
+          <w:sz w:val="24"/>
+          <w:szCs w:val="24"/>
+        </w:rPr>
+      </w:pPr>
+      <w:r>
+        <w:rPr>
+          <w:rFonts w:ascii="Times New Roman" w:hAnsi="Times New Roman" w:cs="Times New Roman"/>
+          <w:bCs/>
+          <w:sz w:val="24"/>
+          <w:szCs w:val="24"/>
+        </w:rPr>
+        <w:t xml:space="preserve">Dependencia de </w:t>
+      </w:r>
+      <w:proofErr w:type="spellStart"/>
+      <w:r>
+        <w:rPr>
+          <w:rFonts w:ascii="Times New Roman" w:hAnsi="Times New Roman" w:cs="Times New Roman"/>
+          <w:bCs/>
+          <w:sz w:val="24"/>
+          <w:szCs w:val="24"/>
+        </w:rPr>
+        <w:t>APIs</w:t>
+      </w:r>
+      <w:proofErr w:type="spellEnd"/>
+      <w:r>
+        <w:rPr>
+          <w:rFonts w:ascii="Times New Roman" w:hAnsi="Times New Roman" w:cs="Times New Roman"/>
+          <w:bCs/>
+          <w:sz w:val="24"/>
+          <w:szCs w:val="24"/>
+        </w:rPr>
+        <w:t xml:space="preserve"> externas para IA.</w:t>
+      </w:r>
+    </w:p>
+    <w:p>
+      <w:pPr>
+        <w:pStyle w:val="Prrafodelista"/>
+        <w:numPr>
+          <w:ilvl w:val="0"/>
+          <w:numId w:val="8"/>
+        </w:numPr>
+        <w:spacing w:line="360" w:lineRule="auto"/>
+        <w:jc w:val="both"/>
+        <w:rPr>
+          <w:rFonts w:ascii="Times New Roman" w:hAnsi="Times New Roman" w:cs="Times New Roman"/>
+          <w:bCs/>
+          <w:sz w:val="24"/>
+          <w:szCs w:val="24"/>
+        </w:rPr>
+      </w:pPr>
+      <w:r>
+        <w:rPr>
+          <w:rFonts w:ascii="Times New Roman" w:hAnsi="Times New Roman" w:cs="Times New Roman"/>
+          <w:bCs/>
+          <w:sz w:val="24"/>
+          <w:szCs w:val="24"/>
+        </w:rPr>
+        <w:t>No incluye edición manual posterior en la plataforma.</w:t>
+      </w:r>
+    </w:p>
+    <w:p>
+      <w:pPr>
+        <w:spacing w:line="360" w:lineRule="auto"/>
+        <w:jc w:val="both"/>
+        <w:rPr>
+          <w:rFonts w:ascii="Times New Roman" w:hAnsi="Times New Roman" w:cs="Times New Roman"/>
+          <w:bCs/>
+          <w:sz w:val="24"/>
+          <w:szCs w:val="24"/>
+        </w:rPr>
+      </w:pPr>
+    </w:p>
+    <w:p>
+      <w:pPr>
+        <w:spacing w:line="360" w:lineRule="auto"/>
+        <w:jc w:val="both"/>
+        <w:rPr>
+          <w:rFonts w:ascii="Times New Roman" w:hAnsi="Times New Roman" w:cs="Times New Roman"/>
+          <w:b/>
+          <w:sz w:val="24"/>
+          <w:szCs w:val="24"/>
+        </w:rPr>
+      </w:pPr>
+      <w:r>
+        <w:rPr>
+          <w:rFonts w:ascii="Times New Roman" w:hAnsi="Times New Roman" w:cs="Times New Roman"/>
+          <w:b/>
+          <w:sz w:val="24"/>
+          <w:szCs w:val="24"/>
+        </w:rPr>
+        <w:t>Supuestos</w:t>
+      </w:r>
+    </w:p>
+    <w:p>
+      <w:pPr>
+        <w:pStyle w:val="Prrafodelista"/>
+        <w:numPr>
+          <w:ilvl w:val="0"/>
+          <w:numId w:val="9"/>
+        </w:numPr>
+        <w:spacing w:line="360" w:lineRule="auto"/>
+        <w:jc w:val="both"/>
+        <w:rPr>
+          <w:rFonts w:ascii="Times New Roman" w:hAnsi="Times New Roman" w:cs="Times New Roman"/>
+          <w:bCs/>
+          <w:sz w:val="24"/>
+          <w:szCs w:val="24"/>
+        </w:rPr>
+      </w:pPr>
+      <w:r>
+        <w:rPr>
+          <w:rFonts w:ascii="Times New Roman" w:hAnsi="Times New Roman" w:cs="Times New Roman"/>
+          <w:bCs/>
+          <w:sz w:val="24"/>
+          <w:szCs w:val="24"/>
+        </w:rPr>
+        <w:t xml:space="preserve">Disponibilidad de servicios IA y </w:t>
+      </w:r>
+      <w:proofErr w:type="spellStart"/>
+      <w:r>
+        <w:rPr>
+          <w:rFonts w:ascii="Times New Roman" w:hAnsi="Times New Roman" w:cs="Times New Roman"/>
+          <w:bCs/>
+          <w:sz w:val="24"/>
+          <w:szCs w:val="24"/>
+        </w:rPr>
+        <w:t>APIs</w:t>
+      </w:r>
+      <w:proofErr w:type="spellEnd"/>
+      <w:r>
+        <w:rPr>
+          <w:rFonts w:ascii="Times New Roman" w:hAnsi="Times New Roman" w:cs="Times New Roman"/>
+          <w:bCs/>
+          <w:sz w:val="24"/>
+          <w:szCs w:val="24"/>
+        </w:rPr>
+        <w:t xml:space="preserve"> de terceros.</w:t>
+      </w:r>
+    </w:p>
+    <w:p>
+      <w:pPr>
+        <w:pStyle w:val="Prrafodelista"/>
+        <w:numPr>
+          <w:ilvl w:val="0"/>
+          <w:numId w:val="9"/>
+        </w:numPr>
+        <w:spacing w:line="360" w:lineRule="auto"/>
+        <w:jc w:val="both"/>
+        <w:rPr>
+          <w:rFonts w:ascii="Times New Roman" w:hAnsi="Times New Roman" w:cs="Times New Roman"/>
+          <w:bCs/>
+          <w:sz w:val="24"/>
+          <w:szCs w:val="24"/>
+        </w:rPr>
+      </w:pPr>
+      <w:r>
+        <w:rPr>
+          <w:rFonts w:ascii="Times New Roman" w:hAnsi="Times New Roman" w:cs="Times New Roman"/>
+          <w:bCs/>
+          <w:sz w:val="24"/>
+          <w:szCs w:val="24"/>
+        </w:rPr>
+        <w:t>Acceso a infraestructura web básica (hosting, dominio, FTP).</w:t>
+      </w:r>
+    </w:p>
+    <w:p>
+      <w:pPr>
+        <w:pStyle w:val="Prrafodelista"/>
+        <w:numPr>
+          <w:ilvl w:val="0"/>
+          <w:numId w:val="9"/>
+        </w:numPr>
+        <w:spacing w:line="360" w:lineRule="auto"/>
+        <w:jc w:val="both"/>
+        <w:rPr>
+          <w:rFonts w:ascii="Times New Roman" w:hAnsi="Times New Roman" w:cs="Times New Roman"/>
+          <w:bCs/>
+          <w:sz w:val="24"/>
+          <w:szCs w:val="24"/>
+        </w:rPr>
+      </w:pPr>
+      <w:r>
+        <w:rPr>
+          <w:rFonts w:ascii="Times New Roman" w:hAnsi="Times New Roman" w:cs="Times New Roman"/>
+          <w:bCs/>
+          <w:sz w:val="24"/>
+          <w:szCs w:val="24"/>
+        </w:rPr>
+        <w:t>Adopción positiva por parte de los usuarios.</w:t>
+      </w:r>
+    </w:p>
+    <w:p>
+      <w:pPr>
+        <w:spacing w:line="360" w:lineRule="auto"/>
+        <w:jc w:val="both"/>
+        <w:rPr>
+          <w:rFonts w:ascii="Times New Roman" w:hAnsi="Times New Roman" w:cs="Times New Roman"/>
+          <w:bCs/>
+          <w:sz w:val="24"/>
+          <w:szCs w:val="24"/>
+        </w:rPr>
+      </w:pPr>
+    </w:p>
+    <w:p>
+      <w:pPr>
+        <w:spacing w:line="360" w:lineRule="auto"/>
+        <w:jc w:val="both"/>
+        <w:rPr>
+          <w:rFonts w:ascii="Times New Roman" w:hAnsi="Times New Roman" w:cs="Times New Roman"/>
+          <w:b/>
+          <w:sz w:val="24"/>
+          <w:szCs w:val="24"/>
+        </w:rPr>
+      </w:pPr>
+      <w:r>
+        <w:rPr>
+          <w:rFonts w:ascii="Times New Roman" w:hAnsi="Times New Roman" w:cs="Times New Roman"/>
+          <w:b/>
+          <w:sz w:val="24"/>
+          <w:szCs w:val="24"/>
+        </w:rPr>
+        <w:t>Resultados Esperados</w:t>
+      </w:r>
+    </w:p>
+    <w:p>
+      <w:pPr>
+        <w:pStyle w:val="Prrafodelista"/>
+        <w:numPr>
+          <w:ilvl w:val="0"/>
+          <w:numId w:val="10"/>
+        </w:numPr>
+        <w:spacing w:line="360" w:lineRule="auto"/>
+        <w:jc w:val="both"/>
+        <w:rPr>
+          <w:rFonts w:ascii="Times New Roman" w:hAnsi="Times New Roman" w:cs="Times New Roman"/>
+          <w:bCs/>
+          <w:sz w:val="24"/>
+          <w:szCs w:val="24"/>
+        </w:rPr>
+      </w:pPr>
+      <w:r>
+        <w:rPr>
+          <w:rFonts w:ascii="Times New Roman" w:hAnsi="Times New Roman" w:cs="Times New Roman"/>
+          <w:bCs/>
+          <w:sz w:val="24"/>
+          <w:szCs w:val="24"/>
+        </w:rPr>
+        <w:t>Plataforma funcional para generación automatizada de documentos.</w:t>
+      </w:r>
+    </w:p>
+    <w:p>
+      <w:pPr>
+        <w:pStyle w:val="Prrafodelista"/>
+        <w:numPr>
+          <w:ilvl w:val="0"/>
+          <w:numId w:val="10"/>
+        </w:numPr>
+        <w:spacing w:line="360" w:lineRule="auto"/>
+        <w:jc w:val="both"/>
+        <w:rPr>
+          <w:rFonts w:ascii="Times New Roman" w:hAnsi="Times New Roman" w:cs="Times New Roman"/>
+          <w:bCs/>
+          <w:sz w:val="24"/>
+          <w:szCs w:val="24"/>
+        </w:rPr>
+      </w:pPr>
+      <w:r>
+        <w:rPr>
+          <w:rFonts w:ascii="Times New Roman" w:hAnsi="Times New Roman" w:cs="Times New Roman"/>
+          <w:bCs/>
+          <w:sz w:val="24"/>
+          <w:szCs w:val="24"/>
+        </w:rPr>
+        <w:t>Documentos generados con estándares institucionales.</w:t>
+      </w:r>
+    </w:p>
+    <w:p>
+      <w:pPr>
+        <w:pStyle w:val="Prrafodelista"/>
+        <w:numPr>
+          <w:ilvl w:val="0"/>
+          <w:numId w:val="10"/>
+        </w:numPr>
+        <w:spacing w:line="360" w:lineRule="auto"/>
+        <w:jc w:val="both"/>
+        <w:rPr>
+          <w:rFonts w:ascii="Times New Roman" w:hAnsi="Times New Roman" w:cs="Times New Roman"/>
+          <w:bCs/>
+          <w:sz w:val="24"/>
+          <w:szCs w:val="24"/>
+        </w:rPr>
+      </w:pPr>
+      <w:r>
+        <w:rPr>
+          <w:rFonts w:ascii="Times New Roman" w:hAnsi="Times New Roman" w:cs="Times New Roman"/>
+          <w:bCs/>
+          <w:sz w:val="24"/>
+          <w:szCs w:val="24"/>
+        </w:rPr>
+        <w:t>Mejora del flujo de trabajo documental.</w:t>
+      </w:r>
+    </w:p>
+    <w:p>
+      <w:pPr>
+        <w:spacing w:line="360" w:lineRule="auto"/>
+        <w:jc w:val="both"/>
+        <w:rPr>
+          <w:rFonts w:ascii="Times New Roman" w:hAnsi="Times New Roman" w:cs="Times New Roman"/>
+          <w:bCs/>
+          <w:sz w:val="24"/>
+          <w:szCs w:val="24"/>
+        </w:rPr>
+      </w:pPr>
+    </w:p>
+    <w:p>
+      <w:pPr>
+        <w:spacing w:line="360" w:lineRule="auto"/>
+        <w:jc w:val="both"/>
+        <w:rPr>
+          <w:rFonts w:ascii="Times New Roman" w:hAnsi="Times New Roman" w:cs="Times New Roman"/>
+          <w:bCs/>
+          <w:sz w:val="24"/>
+          <w:szCs w:val="24"/>
+        </w:rPr>
+      </w:pPr>
+    </w:p>
+    <w:p>
+      <w:pPr>
+        <w:spacing w:line="360" w:lineRule="auto"/>
+        <w:jc w:val="both"/>
+        <w:rPr>
+          <w:rFonts w:ascii="Times New Roman" w:hAnsi="Times New Roman" w:cs="Times New Roman"/>
+          <w:b/>
+          <w:sz w:val="24"/>
+          <w:szCs w:val="24"/>
+        </w:rPr>
+      </w:pPr>
+      <w:r>
+        <w:rPr>
+          <w:rFonts w:ascii="Times New Roman" w:hAnsi="Times New Roman" w:cs="Times New Roman"/>
+          <w:b/>
+          <w:sz w:val="24"/>
+          <w:szCs w:val="24"/>
+        </w:rPr>
+        <w:lastRenderedPageBreak/>
+        <w:t>Metodología de Implementación</w:t>
+      </w:r>
+    </w:p>
+    <w:p>
+      <w:pPr>
+        <w:spacing w:line="360" w:lineRule="auto"/>
+        <w:jc w:val="both"/>
+        <w:rPr>
+          <w:rFonts w:ascii="Times New Roman" w:hAnsi="Times New Roman" w:cs="Times New Roman"/>
+          <w:bCs/>
+          <w:sz w:val="24"/>
+          <w:szCs w:val="24"/>
+        </w:rPr>
+      </w:pPr>
+      <w:r>
+        <w:rPr>
+          <w:rFonts w:ascii="Times New Roman" w:hAnsi="Times New Roman" w:cs="Times New Roman"/>
+          <w:bCs/>
+          <w:sz w:val="24"/>
+          <w:szCs w:val="24"/>
+        </w:rPr>
+        <w:t xml:space="preserve">Se usó una metodología incremental, con iteraciones que abarcaron análisis, diseño, desarrollo, pruebas e implementación. Se utilizaron herramientas como PHP, HTML, JavaScript, MySQL, </w:t>
+      </w:r>
+      <w:proofErr w:type="spellStart"/>
+      <w:r>
+        <w:rPr>
+          <w:rFonts w:ascii="Times New Roman" w:hAnsi="Times New Roman" w:cs="Times New Roman"/>
+          <w:bCs/>
+          <w:sz w:val="24"/>
+          <w:szCs w:val="24"/>
+        </w:rPr>
+        <w:t>OpenAI</w:t>
+      </w:r>
+      <w:proofErr w:type="spellEnd"/>
+      <w:r>
+        <w:rPr>
+          <w:rFonts w:ascii="Times New Roman" w:hAnsi="Times New Roman" w:cs="Times New Roman"/>
+          <w:bCs/>
+          <w:sz w:val="24"/>
+          <w:szCs w:val="24"/>
+        </w:rPr>
+        <w:t xml:space="preserve"> y TCPDF</w:t>
+      </w:r>
+    </w:p>
+    <w:p>
+      <w:pPr>
+        <w:spacing w:line="360" w:lineRule="auto"/>
+        <w:jc w:val="both"/>
+        <w:rPr>
+          <w:rFonts w:ascii="Times New Roman" w:hAnsi="Times New Roman" w:cs="Times New Roman"/>
+          <w:bCs/>
+          <w:sz w:val="24"/>
+          <w:szCs w:val="24"/>
+        </w:rPr>
+      </w:pPr>
+    </w:p>
+    <w:p>
+      <w:pPr>
+        <w:spacing w:line="360" w:lineRule="auto"/>
+        <w:jc w:val="both"/>
+        <w:rPr>
+          <w:rFonts w:ascii="Times New Roman" w:hAnsi="Times New Roman" w:cs="Times New Roman"/>
+          <w:b/>
+          <w:sz w:val="24"/>
+          <w:szCs w:val="24"/>
+        </w:rPr>
+      </w:pPr>
+      <w:r>
+        <w:rPr>
+          <w:rFonts w:ascii="Times New Roman" w:hAnsi="Times New Roman" w:cs="Times New Roman"/>
+          <w:b/>
+          <w:sz w:val="24"/>
+          <w:szCs w:val="24"/>
+        </w:rPr>
+        <w:t>Actores Claves</w:t>
+      </w:r>
+    </w:p>
+    <w:p>
+      <w:pPr>
+        <w:pStyle w:val="Prrafodelista"/>
+        <w:numPr>
+          <w:ilvl w:val="0"/>
+          <w:numId w:val="11"/>
+        </w:numPr>
+        <w:spacing w:line="360" w:lineRule="auto"/>
+        <w:jc w:val="both"/>
+        <w:rPr>
+          <w:rFonts w:ascii="Times New Roman" w:hAnsi="Times New Roman" w:cs="Times New Roman"/>
+          <w:bCs/>
+          <w:sz w:val="24"/>
+          <w:szCs w:val="24"/>
+        </w:rPr>
+      </w:pPr>
+      <w:r>
+        <w:rPr>
+          <w:rFonts w:ascii="Times New Roman" w:hAnsi="Times New Roman" w:cs="Times New Roman"/>
+          <w:bCs/>
+          <w:sz w:val="24"/>
+          <w:szCs w:val="24"/>
+        </w:rPr>
+        <w:t>Usuarios finales: Estudiantes, técnicos, desarrolladores.</w:t>
+      </w:r>
+    </w:p>
+    <w:p>
+      <w:pPr>
+        <w:pStyle w:val="Prrafodelista"/>
+        <w:numPr>
+          <w:ilvl w:val="0"/>
+          <w:numId w:val="11"/>
+        </w:numPr>
+        <w:spacing w:line="360" w:lineRule="auto"/>
+        <w:jc w:val="both"/>
+        <w:rPr>
+          <w:rFonts w:ascii="Times New Roman" w:hAnsi="Times New Roman" w:cs="Times New Roman"/>
+          <w:bCs/>
+          <w:sz w:val="24"/>
+          <w:szCs w:val="24"/>
+        </w:rPr>
+      </w:pPr>
+      <w:r>
+        <w:rPr>
+          <w:rFonts w:ascii="Times New Roman" w:hAnsi="Times New Roman" w:cs="Times New Roman"/>
+          <w:bCs/>
+          <w:sz w:val="24"/>
+          <w:szCs w:val="24"/>
+        </w:rPr>
+        <w:t xml:space="preserve">Desarrolladores del sistema: Encargados del </w:t>
+      </w:r>
+      <w:proofErr w:type="spellStart"/>
+      <w:r>
+        <w:rPr>
+          <w:rFonts w:ascii="Times New Roman" w:hAnsi="Times New Roman" w:cs="Times New Roman"/>
+          <w:bCs/>
+          <w:sz w:val="24"/>
+          <w:szCs w:val="24"/>
+        </w:rPr>
+        <w:t>backend</w:t>
+      </w:r>
+      <w:proofErr w:type="spellEnd"/>
+      <w:r>
+        <w:rPr>
+          <w:rFonts w:ascii="Times New Roman" w:hAnsi="Times New Roman" w:cs="Times New Roman"/>
+          <w:bCs/>
+          <w:sz w:val="24"/>
+          <w:szCs w:val="24"/>
+        </w:rPr>
+        <w:t xml:space="preserve"> y </w:t>
+      </w:r>
+      <w:proofErr w:type="spellStart"/>
+      <w:r>
+        <w:rPr>
+          <w:rFonts w:ascii="Times New Roman" w:hAnsi="Times New Roman" w:cs="Times New Roman"/>
+          <w:bCs/>
+          <w:sz w:val="24"/>
+          <w:szCs w:val="24"/>
+        </w:rPr>
+        <w:t>frontend</w:t>
+      </w:r>
+      <w:proofErr w:type="spellEnd"/>
+      <w:r>
+        <w:rPr>
+          <w:rFonts w:ascii="Times New Roman" w:hAnsi="Times New Roman" w:cs="Times New Roman"/>
+          <w:bCs/>
+          <w:sz w:val="24"/>
+          <w:szCs w:val="24"/>
+        </w:rPr>
+        <w:t>.</w:t>
+      </w:r>
+    </w:p>
+    <w:p>
+      <w:pPr>
+        <w:pStyle w:val="Prrafodelista"/>
+        <w:numPr>
+          <w:ilvl w:val="0"/>
+          <w:numId w:val="11"/>
+        </w:numPr>
+        <w:spacing w:line="360" w:lineRule="auto"/>
+        <w:jc w:val="both"/>
+        <w:rPr>
+          <w:rFonts w:ascii="Times New Roman" w:hAnsi="Times New Roman" w:cs="Times New Roman"/>
+          <w:bCs/>
+          <w:sz w:val="24"/>
+          <w:szCs w:val="24"/>
+        </w:rPr>
+      </w:pPr>
+      <w:r>
+        <w:rPr>
+          <w:rFonts w:ascii="Times New Roman" w:hAnsi="Times New Roman" w:cs="Times New Roman"/>
+          <w:bCs/>
+          <w:sz w:val="24"/>
+          <w:szCs w:val="24"/>
+        </w:rPr>
+        <w:t>Administrador: Control del sistema, configuración de modelos IA.</w:t>
+      </w:r>
+    </w:p>
+    <w:p>
+      <w:pPr>
+        <w:pStyle w:val="Prrafodelista"/>
+        <w:spacing w:line="360" w:lineRule="auto"/>
+        <w:jc w:val="both"/>
+        <w:rPr>
+          <w:rFonts w:ascii="Times New Roman" w:hAnsi="Times New Roman" w:cs="Times New Roman"/>
+          <w:bCs/>
+          <w:sz w:val="24"/>
+          <w:szCs w:val="24"/>
+        </w:rPr>
+      </w:pPr>
+    </w:p>
+    <w:p>
+      <w:pPr>
+        <w:spacing w:line="360" w:lineRule="auto"/>
+        <w:jc w:val="both"/>
+        <w:rPr>
+          <w:rFonts w:ascii="Times New Roman" w:hAnsi="Times New Roman" w:cs="Times New Roman"/>
+          <w:b/>
+          <w:sz w:val="24"/>
+          <w:szCs w:val="24"/>
+        </w:rPr>
+      </w:pPr>
+      <w:r>
+        <w:rPr>
+          <w:rFonts w:ascii="Times New Roman" w:hAnsi="Times New Roman" w:cs="Times New Roman"/>
+          <w:b/>
+          <w:sz w:val="24"/>
+          <w:szCs w:val="24"/>
+        </w:rPr>
+        <w:t>Papel y Responsabilidades del Personal</w:t>
+      </w:r>
+    </w:p>
+    <w:p>
+      <w:pPr>
+        <w:spacing w:line="360" w:lineRule="auto"/>
+        <w:jc w:val="both"/>
+        <w:rPr>
+          <w:rFonts w:ascii="Times New Roman" w:hAnsi="Times New Roman" w:cs="Times New Roman"/>
+          <w:bCs/>
+          <w:sz w:val="24"/>
+          <w:szCs w:val="24"/>
+        </w:rPr>
+      </w:pPr>
+      <w:r>
+        <w:rPr>
+          <w:rFonts w:ascii="Times New Roman" w:hAnsi="Times New Roman" w:cs="Times New Roman"/>
+          <w:bCs/>
+          <w:sz w:val="24"/>
+          <w:szCs w:val="24"/>
+        </w:rPr>
+        <w:drawing>
+          <wp:inline distT="0" distB="0" distL="0" distR="0" wp14:anchorId="57651605" wp14:editId="5C0AA9B6">
+            <wp:extent cx="4382112" cy="2343477"/>
+            <wp:effectExtent l="0" t="0" r="0" b="0"/>
+            <wp:docPr id="1311573337" name="Imagen 1"/>
+            <wp:cNvGraphicFramePr>
+              <a:graphicFrameLocks xmlns:a="http://schemas.openxmlformats.org/drawingml/2006/main" noChangeAspect="1"/>
+            </wp:cNvGraphicFramePr>
+            <a:graphic xmlns:a="http://schemas.openxmlformats.org/drawingml/2006/main">
+              <a:graphicData uri="http://schemas.openxmlformats.org/drawingml/2006/picture">
+                <pic:pic xmlns:pic="http://schemas.openxmlformats.org/drawingml/2006/picture">
+                  <pic:nvPicPr>
+                    <pic:cNvPr id="1311573337" name=""/>
+                    <pic:cNvPicPr/>
+                  </pic:nvPicPr>
+                  <pic:blipFill>
+                    <a:blip r:embed="rId8"/>
+                    <a:stretch>
+                      <a:fillRect/>
+                    </a:stretch>
+                  </pic:blipFill>
+                  <pic:spPr>
+                    <a:xfrm>
+                      <a:off x="0" y="0"/>
+                      <a:ext cx="4382112" cy="2343477"/>
+                    </a:xfrm>
+                    <a:prstGeom prst="rect">
+                      <a:avLst/>
+                    </a:prstGeom>
+                  </pic:spPr>
+                </pic:pic>
+              </a:graphicData>
+            </a:graphic>
+          </wp:inline>
+        </w:drawing>
+      </w:r>
+    </w:p>
+    <w:p>
+      <w:pPr>
+        <w:spacing w:line="360" w:lineRule="auto"/>
+        <w:jc w:val="both"/>
+        <w:rPr>
+          <w:rFonts w:ascii="Times New Roman" w:hAnsi="Times New Roman" w:cs="Times New Roman"/>
+          <w:b/>
+          <w:sz w:val="24"/>
+          <w:szCs w:val="24"/>
+        </w:rPr>
+      </w:pPr>
+      <w:r>
+        <w:rPr>
+          <w:rFonts w:ascii="Times New Roman" w:hAnsi="Times New Roman" w:cs="Times New Roman"/>
+          <w:b/>
+          <w:sz w:val="24"/>
+          <w:szCs w:val="24"/>
+        </w:rPr>
+        <w:t>Plan de Monitoreo y Evaluación</w:t>
+      </w:r>
+    </w:p>
+    <w:p>
+      <w:pPr>
+        <w:pStyle w:val="Prrafodelista"/>
+        <w:numPr>
+          <w:ilvl w:val="0"/>
+          <w:numId w:val="12"/>
+        </w:numPr>
+        <w:spacing w:line="360" w:lineRule="auto"/>
+        <w:jc w:val="both"/>
+        <w:rPr>
+          <w:rFonts w:ascii="Times New Roman" w:hAnsi="Times New Roman" w:cs="Times New Roman"/>
+          <w:bCs/>
+          <w:sz w:val="24"/>
+          <w:szCs w:val="24"/>
+        </w:rPr>
+      </w:pPr>
+      <w:r>
+        <w:rPr>
+          <w:rFonts w:ascii="Times New Roman" w:hAnsi="Times New Roman" w:cs="Times New Roman"/>
+          <w:bCs/>
+          <w:sz w:val="24"/>
+          <w:szCs w:val="24"/>
+        </w:rPr>
+        <w:t>Semanal: Seguimiento del avance por módulo.</w:t>
+      </w:r>
+    </w:p>
+    <w:p>
+      <w:pPr>
+        <w:pStyle w:val="Prrafodelista"/>
+        <w:numPr>
+          <w:ilvl w:val="0"/>
+          <w:numId w:val="12"/>
+        </w:numPr>
+        <w:spacing w:line="360" w:lineRule="auto"/>
+        <w:jc w:val="both"/>
+        <w:rPr>
+          <w:rFonts w:ascii="Times New Roman" w:hAnsi="Times New Roman" w:cs="Times New Roman"/>
+          <w:bCs/>
+          <w:sz w:val="24"/>
+          <w:szCs w:val="24"/>
+        </w:rPr>
+      </w:pPr>
+      <w:r>
+        <w:rPr>
+          <w:rFonts w:ascii="Times New Roman" w:hAnsi="Times New Roman" w:cs="Times New Roman"/>
+          <w:bCs/>
+          <w:sz w:val="24"/>
+          <w:szCs w:val="24"/>
+        </w:rPr>
+        <w:t>Mensual: Pruebas funcionales y revisión con usuarios.</w:t>
+      </w:r>
+    </w:p>
+    <w:p>
+      <w:pPr>
+        <w:pStyle w:val="Prrafodelista"/>
+        <w:numPr>
+          <w:ilvl w:val="0"/>
+          <w:numId w:val="12"/>
+        </w:numPr>
+        <w:spacing w:line="360" w:lineRule="auto"/>
+        <w:jc w:val="both"/>
+        <w:rPr>
+          <w:rFonts w:ascii="Times New Roman" w:hAnsi="Times New Roman" w:cs="Times New Roman"/>
+          <w:bCs/>
+          <w:sz w:val="24"/>
+          <w:szCs w:val="24"/>
+        </w:rPr>
+      </w:pPr>
+      <w:r>
+        <w:rPr>
+          <w:rFonts w:ascii="Times New Roman" w:hAnsi="Times New Roman" w:cs="Times New Roman"/>
+          <w:bCs/>
+          <w:sz w:val="24"/>
+          <w:szCs w:val="24"/>
+        </w:rPr>
+        <w:t>Final: Evaluación del cumplimiento de objetivos, métricas de uso, encuestas de satisfacción.</w:t>
+      </w:r>
+    </w:p>
+    <w:p>
+      <w:pPr>
+        <w:spacing w:line="360" w:lineRule="auto"/>
+        <w:jc w:val="both"/>
+        <w:rPr>
+          <w:rFonts w:ascii="Times New Roman" w:hAnsi="Times New Roman" w:cs="Times New Roman"/>
+          <w:bCs/>
+          <w:sz w:val="24"/>
+          <w:szCs w:val="24"/>
+        </w:rPr>
+      </w:pPr>
+    </w:p>
+    <w:p>
+      <w:pPr>
+        <w:spacing w:line="360" w:lineRule="auto"/>
+        <w:jc w:val="both"/>
+        <w:rPr>
+          <w:rFonts w:ascii="Times New Roman" w:hAnsi="Times New Roman" w:cs="Times New Roman"/>
+          <w:bCs/>
+          <w:sz w:val="24"/>
+          <w:szCs w:val="24"/>
+        </w:rPr>
+      </w:pPr>
+    </w:p>
+    <w:p>
+      <w:pPr>
+        <w:spacing w:line="360" w:lineRule="auto"/>
+        <w:jc w:val="both"/>
+        <w:rPr>
+          <w:rFonts w:ascii="Times New Roman" w:hAnsi="Times New Roman" w:cs="Times New Roman"/>
+          <w:bCs/>
+          <w:sz w:val="24"/>
+          <w:szCs w:val="24"/>
+        </w:rPr>
+      </w:pPr>
+    </w:p>
+    <w:p>
+      <w:pPr>
+        <w:spacing w:line="360" w:lineRule="auto"/>
+        <w:jc w:val="both"/>
+        <w:rPr>
+          <w:rFonts w:ascii="Times New Roman" w:hAnsi="Times New Roman" w:cs="Times New Roman"/>
+          <w:bCs/>
+          <w:sz w:val="24"/>
+          <w:szCs w:val="24"/>
+        </w:rPr>
+      </w:pPr>
+    </w:p>
+    <w:p>
+      <w:pPr>
+        <w:spacing w:line="360" w:lineRule="auto"/>
+        <w:jc w:val="both"/>
+        <w:rPr>
+          <w:rFonts w:ascii="Times New Roman" w:hAnsi="Times New Roman" w:cs="Times New Roman"/>
+          <w:b/>
+          <w:sz w:val="24"/>
+          <w:szCs w:val="24"/>
+        </w:rPr>
+      </w:pPr>
+      <w:r>
+        <w:rPr>
+          <w:rFonts w:ascii="Times New Roman" w:hAnsi="Times New Roman" w:cs="Times New Roman"/>
+          <w:b/>
+          <w:sz w:val="24"/>
+          <w:szCs w:val="24"/>
+        </w:rPr>
+        <w:lastRenderedPageBreak/>
+        <w:t>Cronograma del Proyecto</w:t>
+      </w:r>
+    </w:p>
+    <w:p>
+      <w:pPr>
+        <w:spacing w:line="360" w:lineRule="auto"/>
+        <w:jc w:val="both"/>
+        <w:rPr>
+          <w:rFonts w:ascii="Times New Roman" w:hAnsi="Times New Roman" w:cs="Times New Roman"/>
+          <w:b/>
+          <w:sz w:val="24"/>
+          <w:szCs w:val="24"/>
+        </w:rPr>
+      </w:pPr>
+      <w:r>
+        <w:rPr>
+          <w:rFonts w:ascii="Times New Roman" w:hAnsi="Times New Roman" w:cs="Times New Roman"/>
+          <w:b/>
+          <w:sz w:val="24"/>
+          <w:szCs w:val="24"/>
+        </w:rPr>
+        <w:drawing>
+          <wp:inline distT="0" distB="0" distL="0" distR="0" wp14:anchorId="26C7241E" wp14:editId="2BE60484">
+            <wp:extent cx="5400040" cy="1749425"/>
+            <wp:effectExtent l="0" t="0" r="0" b="3175"/>
+            <wp:docPr id="1510675359" name="Imagen 1" descr="Interfaz de usuario gráfica, Texto, Aplicación&#10;&#10;El contenido generado por IA puede ser incorrecto."/>
+            <wp:cNvGraphicFramePr>
+              <a:graphicFrameLocks xmlns:a="http://schemas.openxmlformats.org/drawingml/2006/main" noChangeAspect="1"/>
+            </wp:cNvGraphicFramePr>
+            <a:graphic xmlns:a="http://schemas.openxmlformats.org/drawingml/2006/main">
+              <a:graphicData uri="http://schemas.openxmlformats.org/drawingml/2006/picture">
+                <pic:pic xmlns:pic="http://schemas.openxmlformats.org/drawingml/2006/picture">
+                  <pic:nvPicPr>
+                    <pic:cNvPr id="1510675359" name="Imagen 1" descr="Interfaz de usuario gráfica, Texto, Aplicación&#10;&#10;El contenido generado por IA puede ser incorrecto."/>
+                    <pic:cNvPicPr/>
+                  </pic:nvPicPr>
+                  <pic:blipFill>
+                    <a:blip r:embed="rId9"/>
+                    <a:stretch>
+                      <a:fillRect/>
+                    </a:stretch>
+                  </pic:blipFill>
+                  <pic:spPr>
+                    <a:xfrm>
+                      <a:off x="0" y="0"/>
+                      <a:ext cx="5400040" cy="1749425"/>
+                    </a:xfrm>
+                    <a:prstGeom prst="rect">
+                      <a:avLst/>
+                    </a:prstGeom>
+                  </pic:spPr>
+                </pic:pic>
+              </a:graphicData>
+            </a:graphic>
+          </wp:inline>
+        </w:drawing>
+      </w:r>
+    </w:p>
+    <w:p>
+      <w:pPr>
+        <w:spacing w:line="360" w:lineRule="auto"/>
+        <w:jc w:val="both"/>
+        <w:rPr>
+          <w:rFonts w:ascii="Times New Roman" w:hAnsi="Times New Roman" w:cs="Times New Roman"/>
+          <w:b/>
+          <w:sz w:val="24"/>
+          <w:szCs w:val="24"/>
+        </w:rPr>
+      </w:pPr>
+      <w:r>
+        <w:rPr>
+          <w:rFonts w:ascii="Times New Roman" w:hAnsi="Times New Roman" w:cs="Times New Roman"/>
+          <w:b/>
+          <w:sz w:val="24"/>
+          <w:szCs w:val="24"/>
+        </w:rPr>
+        <w:t>Hitos de Entregables</w:t>
+      </w:r>
+    </w:p>
+    <w:p>
+      <w:pPr>
+        <w:pStyle w:val="Prrafodelista"/>
+        <w:numPr>
+          <w:ilvl w:val="0"/>
+          <w:numId w:val="13"/>
+        </w:numPr>
+        <w:spacing w:line="360" w:lineRule="auto"/>
+        <w:jc w:val="both"/>
+        <w:rPr>
+          <w:rFonts w:ascii="Times New Roman" w:hAnsi="Times New Roman" w:cs="Times New Roman"/>
+          <w:bCs/>
+          <w:sz w:val="24"/>
+          <w:szCs w:val="24"/>
+        </w:rPr>
+      </w:pPr>
+      <w:r>
+        <w:rPr>
+          <w:rFonts w:ascii="Times New Roman" w:hAnsi="Times New Roman" w:cs="Times New Roman"/>
+          <w:bCs/>
+          <w:sz w:val="24"/>
+          <w:szCs w:val="24"/>
+        </w:rPr>
+        <w:t>Documento de visión y requisitos (mayo)</w:t>
+      </w:r>
+    </w:p>
+    <w:p>
+      <w:pPr>
+        <w:pStyle w:val="Prrafodelista"/>
+        <w:numPr>
+          <w:ilvl w:val="0"/>
+          <w:numId w:val="13"/>
+        </w:numPr>
+        <w:spacing w:line="360" w:lineRule="auto"/>
+        <w:jc w:val="both"/>
+        <w:rPr>
+          <w:rFonts w:ascii="Times New Roman" w:hAnsi="Times New Roman" w:cs="Times New Roman"/>
+          <w:bCs/>
+          <w:sz w:val="24"/>
+          <w:szCs w:val="24"/>
+        </w:rPr>
+      </w:pPr>
+      <w:r>
+        <w:rPr>
+          <w:rFonts w:ascii="Times New Roman" w:hAnsi="Times New Roman" w:cs="Times New Roman"/>
+          <w:bCs/>
+          <w:sz w:val="24"/>
+          <w:szCs w:val="24"/>
+        </w:rPr>
+        <w:t>Módulo de generación de documentos (junio)</w:t>
+      </w:r>
+    </w:p>
+    <w:p>
+      <w:pPr>
+        <w:pStyle w:val="Prrafodelista"/>
+        <w:numPr>
+          <w:ilvl w:val="0"/>
+          <w:numId w:val="13"/>
+        </w:numPr>
+        <w:spacing w:line="360" w:lineRule="auto"/>
+        <w:jc w:val="both"/>
+        <w:rPr>
+          <w:rFonts w:ascii="Times New Roman" w:hAnsi="Times New Roman" w:cs="Times New Roman"/>
+          <w:bCs/>
+          <w:sz w:val="24"/>
+          <w:szCs w:val="24"/>
+        </w:rPr>
+      </w:pPr>
+      <w:r>
+        <w:rPr>
+          <w:rFonts w:ascii="Times New Roman" w:hAnsi="Times New Roman" w:cs="Times New Roman"/>
+          <w:bCs/>
+          <w:sz w:val="24"/>
+          <w:szCs w:val="24"/>
+        </w:rPr>
+        <w:t>Plataforma funcional con exportación (junio)</w:t>
+      </w:r>
+    </w:p>
+    <w:p>
+      <w:pPr>
+        <w:pStyle w:val="Prrafodelista"/>
+        <w:numPr>
+          <w:ilvl w:val="0"/>
+          <w:numId w:val="13"/>
+        </w:numPr>
+        <w:spacing w:line="360" w:lineRule="auto"/>
+        <w:jc w:val="both"/>
+        <w:rPr>
+          <w:rFonts w:ascii="Times New Roman" w:hAnsi="Times New Roman" w:cs="Times New Roman"/>
+          <w:bCs/>
+          <w:sz w:val="24"/>
+          <w:szCs w:val="24"/>
+        </w:rPr>
+      </w:pPr>
+      <w:r>
+        <w:rPr>
+          <w:rFonts w:ascii="Times New Roman" w:hAnsi="Times New Roman" w:cs="Times New Roman"/>
+          <w:bCs/>
+          <w:sz w:val="24"/>
+          <w:szCs w:val="24"/>
+        </w:rPr>
+        <w:t>Informe final y despliegue completo (julio)</w:t>
+      </w:r>
+    </w:p>
+    <w:p>
+      <w:pPr>
+        <w:spacing w:line="360" w:lineRule="auto"/>
+        <w:jc w:val="both"/>
+        <w:rPr>
+          <w:rFonts w:ascii="Times New Roman" w:hAnsi="Times New Roman" w:cs="Times New Roman"/>
+          <w:bCs/>
+          <w:sz w:val="24"/>
+          <w:szCs w:val="24"/>
+        </w:rPr>
+      </w:pPr>
+    </w:p>
+    <w:p>
+      <w:pPr>
+        <w:spacing w:line="360" w:lineRule="auto"/>
+        <w:jc w:val="both"/>
+        <w:rPr>
+          <w:rFonts w:ascii="Times New Roman" w:hAnsi="Times New Roman" w:cs="Times New Roman"/>
+          <w:b/>
+          <w:sz w:val="24"/>
+          <w:szCs w:val="24"/>
+        </w:rPr>
+      </w:pPr>
+      <w:r>
+        <w:rPr>
+          <w:rFonts w:ascii="Times New Roman" w:hAnsi="Times New Roman" w:cs="Times New Roman"/>
+          <w:b/>
+          <w:sz w:val="24"/>
+          <w:szCs w:val="24"/>
+        </w:rPr>
+        <w:t>II. Presupuesto</w:t>
+      </w:r>
+    </w:p>
+    <w:p>
+      <w:pPr>
+        <w:spacing w:line="360" w:lineRule="auto"/>
+        <w:jc w:val="both"/>
+        <w:rPr>
+          <w:rFonts w:ascii="Times New Roman" w:hAnsi="Times New Roman" w:cs="Times New Roman"/>
+          <w:b/>
+          <w:sz w:val="24"/>
+          <w:szCs w:val="24"/>
+        </w:rPr>
+      </w:pPr>
+      <w:r>
+        <w:rPr>
+          <w:rFonts w:ascii="Times New Roman" w:hAnsi="Times New Roman" w:cs="Times New Roman"/>
+          <w:b/>
+          <w:sz w:val="24"/>
+          <w:szCs w:val="24"/>
+        </w:rPr>
+        <w:t>Planteamiento de Aplicación del Presupuesto</w:t>
+      </w:r>
+    </w:p>
+    <w:p>
+      <w:pPr>
+        <w:spacing w:line="360" w:lineRule="auto"/>
+        <w:jc w:val="both"/>
+        <w:rPr>
+          <w:rFonts w:ascii="Times New Roman" w:hAnsi="Times New Roman" w:cs="Times New Roman"/>
+          <w:bCs/>
+          <w:sz w:val="24"/>
+          <w:szCs w:val="24"/>
+        </w:rPr>
+      </w:pPr>
+      <w:r>
+        <w:rPr>
+          <w:rFonts w:ascii="Times New Roman" w:hAnsi="Times New Roman" w:cs="Times New Roman"/>
+          <w:bCs/>
+          <w:sz w:val="24"/>
+          <w:szCs w:val="24"/>
+        </w:rPr>
+        <w:t>Los recursos se destinan al desarrollo, hosting, licencias de software y personal técnico.</w:t>
+      </w:r>
+    </w:p>
+    <w:p>
+      <w:pPr>
+        <w:spacing w:line="360" w:lineRule="auto"/>
+        <w:jc w:val="both"/>
+        <w:rPr>
+          <w:rFonts w:ascii="Times New Roman" w:hAnsi="Times New Roman" w:cs="Times New Roman"/>
+          <w:bCs/>
+          <w:sz w:val="24"/>
+          <w:szCs w:val="24"/>
+        </w:rPr>
+      </w:pPr>
+      <w:r>
+        <w:rPr>
+          <w:rFonts w:ascii="Times New Roman" w:hAnsi="Times New Roman" w:cs="Times New Roman"/>
+          <w:bCs/>
+          <w:sz w:val="24"/>
+          <w:szCs w:val="24"/>
+        </w:rPr>
+        <w:drawing>
+          <wp:inline distT="0" distB="0" distL="0" distR="0" wp14:anchorId="5FFA55BF" wp14:editId="21B864DE">
+            <wp:extent cx="4591691" cy="3134162"/>
+            <wp:effectExtent l="0" t="0" r="0" b="9525"/>
+            <wp:docPr id="1185979181" name="Imagen 1"/>
+            <wp:cNvGraphicFramePr>
+              <a:graphicFrameLocks xmlns:a="http://schemas.openxmlformats.org/drawingml/2006/main" noChangeAspect="1"/>
+            </wp:cNvGraphicFramePr>
+            <a:graphic xmlns:a="http://schemas.openxmlformats.org/drawingml/2006/main">
+              <a:graphicData uri="http://schemas.openxmlformats.org/drawingml/2006/picture">
+                <pic:pic xmlns:pic="http://schemas.openxmlformats.org/drawingml/2006/picture">
+                  <pic:nvPicPr>
+                    <pic:cNvPr id="1185979181" name=""/>
+                    <pic:cNvPicPr/>
+                  </pic:nvPicPr>
+                  <pic:blipFill>
+                    <a:blip r:embed="rId10"/>
+                    <a:stretch>
+                      <a:fillRect/>
+                    </a:stretch>
+                  </pic:blipFill>
+                  <pic:spPr>
+                    <a:xfrm>
+                      <a:off x="0" y="0"/>
+                      <a:ext cx="4591691" cy="3134162"/>
+                    </a:xfrm>
+                    <a:prstGeom prst="rect">
+                      <a:avLst/>
+                    </a:prstGeom>
+                  </pic:spPr>
+                </pic:pic>
+              </a:graphicData>
+            </a:graphic>
+          </wp:inline>
+        </w:drawing>
+      </w:r>
+    </w:p>
+    <w:p>
+      <w:pPr>
+        <w:spacing w:line="360" w:lineRule="auto"/>
+        <w:jc w:val="both"/>
+        <w:rPr>
+          <w:rFonts w:ascii="Times New Roman" w:hAnsi="Times New Roman" w:cs="Times New Roman"/>
+          <w:bCs/>
+          <w:sz w:val="24"/>
+          <w:szCs w:val="24"/>
+        </w:rPr>
+      </w:pPr>
+    </w:p>
+    <w:p>
+      <w:pPr>
+        <w:spacing w:line="360" w:lineRule="auto"/>
+        <w:jc w:val="both"/>
+        <w:rPr>
+          <w:rFonts w:ascii="Times New Roman" w:hAnsi="Times New Roman" w:cs="Times New Roman"/>
+          <w:b/>
+          <w:sz w:val="24"/>
+          <w:szCs w:val="24"/>
+        </w:rPr>
+      </w:pPr>
+      <w:r>
+        <w:rPr>
+          <w:rFonts w:ascii="Times New Roman" w:hAnsi="Times New Roman" w:cs="Times New Roman"/>
+          <w:b/>
+          <w:sz w:val="24"/>
+          <w:szCs w:val="24"/>
+        </w:rPr>
+        <w:lastRenderedPageBreak/>
+        <w:t>III.</w:t>
+      </w:r>
+      <w:r>
+        <w:rPr>
+          <w:rFonts w:ascii="Times New Roman" w:hAnsi="Times New Roman" w:cs="Times New Roman"/>
+          <w:b/>
+          <w:sz w:val="24"/>
+          <w:szCs w:val="24"/>
+        </w:rPr>
+        <w:t xml:space="preserve"> Análisis de Factibilidad</w:t>
+      </w:r>
+    </w:p>
+    <w:p>
+      <w:pPr>
+        <w:spacing w:line="360" w:lineRule="auto"/>
+        <w:jc w:val="both"/>
+        <w:rPr>
+          <w:rFonts w:ascii="Times New Roman" w:hAnsi="Times New Roman" w:cs="Times New Roman"/>
+          <w:bCs/>
+          <w:sz w:val="24"/>
+          <w:szCs w:val="24"/>
+        </w:rPr>
+      </w:pPr>
+      <w:r>
+        <w:rPr>
+          <w:rFonts w:ascii="Times New Roman" w:hAnsi="Times New Roman" w:cs="Times New Roman"/>
+          <w:bCs/>
+          <w:sz w:val="24"/>
+          <w:szCs w:val="24"/>
+        </w:rPr>
+        <w:t>El sistema es técnica y operativamente viable, y su análisis financiero demuestra una TIR mensual de 1.53% y un VAN positivo de S/. 16,568.85</w:t>
+      </w:r>
+      <w:r>
+        <w:rPr>
+          <w:rFonts w:ascii="Times New Roman" w:hAnsi="Times New Roman" w:cs="Times New Roman"/>
+          <w:bCs/>
+          <w:sz w:val="24"/>
+          <w:szCs w:val="24"/>
+        </w:rPr>
+        <w:t xml:space="preserve"> (FD01)</w:t>
+      </w:r>
+    </w:p>
+    <w:p>
+      <w:pPr>
+        <w:spacing w:line="360" w:lineRule="auto"/>
+        <w:jc w:val="both"/>
+        <w:rPr>
+          <w:rFonts w:ascii="Times New Roman" w:hAnsi="Times New Roman" w:cs="Times New Roman"/>
+          <w:b/>
+          <w:sz w:val="24"/>
+          <w:szCs w:val="24"/>
+        </w:rPr>
+      </w:pPr>
+      <w:r>
+        <w:rPr>
+          <w:rFonts w:ascii="Times New Roman" w:hAnsi="Times New Roman" w:cs="Times New Roman"/>
+          <w:b/>
+          <w:sz w:val="24"/>
+          <w:szCs w:val="24"/>
+        </w:rPr>
+        <w:t xml:space="preserve">IV. </w:t>
+      </w:r>
+      <w:r>
+        <w:rPr>
+          <w:rFonts w:ascii="Times New Roman" w:hAnsi="Times New Roman" w:cs="Times New Roman"/>
+          <w:b/>
+          <w:sz w:val="24"/>
+          <w:szCs w:val="24"/>
+        </w:rPr>
+        <w:t>Evaluación Financiera</w:t>
+      </w:r>
+    </w:p>
+    <w:p>
+      <w:pPr>
+        <w:pStyle w:val="Prrafodelista"/>
+        <w:numPr>
+          <w:ilvl w:val="0"/>
+          <w:numId w:val="14"/>
+        </w:numPr>
+        <w:spacing w:line="360" w:lineRule="auto"/>
+        <w:jc w:val="both"/>
+        <w:rPr>
+          <w:rFonts w:ascii="Times New Roman" w:hAnsi="Times New Roman" w:cs="Times New Roman"/>
+          <w:bCs/>
+          <w:sz w:val="24"/>
+          <w:szCs w:val="24"/>
+        </w:rPr>
+      </w:pPr>
+      <w:r>
+        <w:rPr>
+          <w:rFonts w:ascii="Times New Roman" w:hAnsi="Times New Roman" w:cs="Times New Roman"/>
+          <w:bCs/>
+          <w:sz w:val="24"/>
+          <w:szCs w:val="24"/>
+        </w:rPr>
+        <w:t>Inversión inicial: S/. 1,300.00</w:t>
+      </w:r>
+    </w:p>
+    <w:p>
+      <w:pPr>
+        <w:pStyle w:val="Prrafodelista"/>
+        <w:numPr>
+          <w:ilvl w:val="0"/>
+          <w:numId w:val="14"/>
+        </w:numPr>
+        <w:spacing w:line="360" w:lineRule="auto"/>
+        <w:jc w:val="both"/>
+        <w:rPr>
+          <w:rFonts w:ascii="Times New Roman" w:hAnsi="Times New Roman" w:cs="Times New Roman"/>
+          <w:bCs/>
+          <w:sz w:val="24"/>
+          <w:szCs w:val="24"/>
+        </w:rPr>
+      </w:pPr>
+      <w:r>
+        <w:rPr>
+          <w:rFonts w:ascii="Times New Roman" w:hAnsi="Times New Roman" w:cs="Times New Roman"/>
+          <w:bCs/>
+          <w:sz w:val="24"/>
+          <w:szCs w:val="24"/>
+        </w:rPr>
+        <w:t>Relación B/C: 13.81</w:t>
+      </w:r>
+    </w:p>
+    <w:p>
+      <w:pPr>
+        <w:pStyle w:val="Prrafodelista"/>
+        <w:numPr>
+          <w:ilvl w:val="0"/>
+          <w:numId w:val="14"/>
+        </w:numPr>
+        <w:spacing w:line="360" w:lineRule="auto"/>
+        <w:jc w:val="both"/>
+        <w:rPr>
+          <w:rFonts w:ascii="Times New Roman" w:hAnsi="Times New Roman" w:cs="Times New Roman"/>
+          <w:bCs/>
+          <w:sz w:val="24"/>
+          <w:szCs w:val="24"/>
+        </w:rPr>
+      </w:pPr>
+      <w:r>
+        <w:rPr>
+          <w:rFonts w:ascii="Times New Roman" w:hAnsi="Times New Roman" w:cs="Times New Roman"/>
+          <w:bCs/>
+          <w:sz w:val="24"/>
+          <w:szCs w:val="24"/>
+        </w:rPr>
+        <w:t>VAN: S/. 16,568.85</w:t>
+      </w:r>
+    </w:p>
+    <w:p>
+      <w:pPr>
+        <w:pStyle w:val="Prrafodelista"/>
+        <w:numPr>
+          <w:ilvl w:val="0"/>
+          <w:numId w:val="14"/>
+        </w:numPr>
+        <w:spacing w:line="360" w:lineRule="auto"/>
+        <w:jc w:val="both"/>
+        <w:rPr>
+          <w:rFonts w:ascii="Times New Roman" w:hAnsi="Times New Roman" w:cs="Times New Roman"/>
+          <w:bCs/>
+          <w:sz w:val="24"/>
+          <w:szCs w:val="24"/>
+        </w:rPr>
+      </w:pPr>
+      <w:r>
+        <w:rPr>
+          <w:rFonts w:ascii="Times New Roman" w:hAnsi="Times New Roman" w:cs="Times New Roman"/>
+          <w:bCs/>
+          <w:sz w:val="24"/>
+          <w:szCs w:val="24"/>
+        </w:rPr>
+        <w:t>TIR: 1.53% mensual</w:t>
+      </w:r>
+    </w:p>
+    <w:p>
+      <w:pPr>
+        <w:spacing w:line="360" w:lineRule="auto"/>
+        <w:jc w:val="both"/>
+        <w:rPr>
+          <w:rFonts w:ascii="Times New Roman" w:hAnsi="Times New Roman" w:cs="Times New Roman"/>
+          <w:bCs/>
+          <w:sz w:val="24"/>
+          <w:szCs w:val="24"/>
+        </w:rPr>
+      </w:pPr>
+      <w:r>
+        <w:rPr>
+          <w:rFonts w:ascii="Times New Roman" w:hAnsi="Times New Roman" w:cs="Times New Roman"/>
+          <w:bCs/>
+          <w:sz w:val="24"/>
+          <w:szCs w:val="24"/>
+        </w:rPr>
+        <w:t>El proyecto es altamente rentable y recupera su inversión rápidamente.</w:t>
+      </w:r>
+    </w:p>
     <w:sectPr>
-      <w:headerReference w:type="default" r:id="rId8"/>
-      <w:footerReference w:type="default" r:id="rId9"/>
+      <w:headerReference w:type="default" r:id="rId11"/>
+      <w:footerReference w:type="default" r:id="rId12"/>
       <w:pgSz w:w="11906" w:h="16838"/>
       <w:pgMar w:top="1417" w:right="1701" w:bottom="1417" w:left="1701" w:header="708" w:footer="708" w:gutter="0"/>
       <w:cols w:space="708"/>
@@ -3121,7 +4808,7 @@
 </file>
 
 <file path=word/endnotes.xml><?xml version="1.0" encoding="utf-8"?>
-<w:endnotes xmlns:wpc="http://schemas.microsoft.com/office/word/2010/wordprocessingCanvas" xmlns:mc="http://schemas.openxmlformats.org/markup-compatibility/2006" xmlns:o="urn:schemas-microsoft-com:office:office" xmlns:r="http://schemas.openxmlformats.org/officeDocument/2006/relationships" xmlns:m="http://schemas.openxmlformats.org/officeDocument/2006/math" xmlns:v="urn:schemas-microsoft-com:vml" xmlns:wp14="http://schemas.microsoft.com/office/word/2010/wordprocessingDrawing" xmlns:wp="http://schemas.openxmlformats.org/drawingml/2006/wordprocessingDrawing" xmlns:w10="urn:schemas-microsoft-com:office:word" xmlns:w="http://schemas.openxmlformats.org/wordprocessingml/2006/main" xmlns:w14="http://schemas.microsoft.com/office/word/2010/wordml" xmlns:w15="http://schemas.microsoft.com/office/word/2012/wordml" xmlns:wpg="http://schemas.microsoft.com/office/word/2010/wordprocessingGroup" xmlns:wpi="http://schemas.microsoft.com/office/word/2010/wordprocessingInk" xmlns:wne="http://schemas.microsoft.com/office/word/2006/wordml" xmlns:wps="http://schemas.microsoft.com/office/word/2010/wordprocessingShape" mc:Ignorable="w14 w15 wp14">
+<w:endnotes xmlns:wpc="http://schemas.microsoft.com/office/word/2010/wordprocessingCanvas" xmlns:cx="http://schemas.microsoft.com/office/drawing/2014/chartex" xmlns:cx1="http://schemas.microsoft.com/office/drawing/2015/9/8/chartex" xmlns:cx2="http://schemas.microsoft.com/office/drawing/2015/10/21/chartex" xmlns:cx3="http://schemas.microsoft.com/office/drawing/2016/5/9/chartex" xmlns:cx4="http://schemas.microsoft.com/office/drawing/2016/5/10/chartex" xmlns:cx5="http://schemas.microsoft.com/office/drawing/2016/5/11/chartex" xmlns:cx6="http://schemas.microsoft.com/office/drawing/2016/5/12/chartex" xmlns:cx7="http://schemas.microsoft.com/office/drawing/2016/5/13/chartex" xmlns:cx8="http://schemas.microsoft.com/office/drawing/2016/5/14/chartex" xmlns:mc="http://schemas.openxmlformats.org/markup-compatibility/2006" xmlns:aink="http://schemas.microsoft.com/office/drawing/2016/ink" xmlns:am3d="http://schemas.microsoft.com/office/drawing/2017/model3d" xmlns:o="urn:schemas-microsoft-com:office:office" xmlns:oel="http://schemas.microsoft.com/office/2019/extlst" xmlns:r="http://schemas.openxmlformats.org/officeDocument/2006/relationships" xmlns:m="http://schemas.openxmlformats.org/officeDocument/2006/math" xmlns:v="urn:schemas-microsoft-com:vml" xmlns:wp14="http://schemas.microsoft.com/office/word/2010/wordprocessingDrawing" xmlns:wp="http://schemas.openxmlformats.org/drawingml/2006/wordprocessingDrawing" xmlns:w10="urn:schemas-microsoft-com:office:word" xmlns:w="http://schemas.openxmlformats.org/wordprocessingml/2006/main" xmlns:w14="http://schemas.microsoft.com/office/word/2010/wordml" xmlns:w15="http://schemas.microsoft.com/office/word/2012/wordml" xmlns:w16cex="http://schemas.microsoft.com/office/word/2018/wordml/cex" xmlns:w16cid="http://schemas.microsoft.com/office/word/2016/wordml/cid" xmlns:w16="http://schemas.microsoft.com/office/word/2018/wordml" xmlns:w16du="http://schemas.microsoft.com/office/word/2023/wordml/word16du" xmlns:w16sdtdh="http://schemas.microsoft.com/office/word/2020/wordml/sdtdatahash" xmlns:w16sdtfl="http://schemas.microsoft.com/office/word/2024/wordml/sdtformatlock" xmlns:w16se="http://schemas.microsoft.com/office/word/2015/wordml/symex" xmlns:wpg="http://schemas.microsoft.com/office/word/2010/wordprocessingGroup" xmlns:wpi="http://schemas.microsoft.com/office/word/2010/wordprocessingInk" xmlns:wne="http://schemas.microsoft.com/office/word/2006/wordml" xmlns:wps="http://schemas.microsoft.com/office/word/2010/wordprocessingShape" mc:Ignorable="w14 w15 w16se w16cid w16 w16cex w16sdtdh w16sdtfl w16du wp14">
   <w:endnote w:type="separator" w:id="-1">
     <w:p>
       <w:pPr>
@@ -3146,7 +4833,7 @@
 </file>
 
 <file path=word/footer1.xml><?xml version="1.0" encoding="utf-8"?>
-<w:ftr xmlns:wpc="http://schemas.microsoft.com/office/word/2010/wordprocessingCanvas" xmlns:mc="http://schemas.openxmlformats.org/markup-compatibility/2006" xmlns:o="urn:schemas-microsoft-com:office:office" xmlns:r="http://schemas.openxmlformats.org/officeDocument/2006/relationships" xmlns:m="http://schemas.openxmlformats.org/officeDocument/2006/math" xmlns:v="urn:schemas-microsoft-com:vml" xmlns:wp14="http://schemas.microsoft.com/office/word/2010/wordprocessingDrawing" xmlns:wp="http://schemas.openxmlformats.org/drawingml/2006/wordprocessingDrawing" xmlns:w10="urn:schemas-microsoft-com:office:word" xmlns:w="http://schemas.openxmlformats.org/wordprocessingml/2006/main" xmlns:w14="http://schemas.microsoft.com/office/word/2010/wordml" xmlns:w15="http://schemas.microsoft.com/office/word/2012/wordml" xmlns:wpg="http://schemas.microsoft.com/office/word/2010/wordprocessingGroup" xmlns:wpi="http://schemas.microsoft.com/office/word/2010/wordprocessingInk" xmlns:wne="http://schemas.microsoft.com/office/word/2006/wordml" xmlns:wps="http://schemas.microsoft.com/office/word/2010/wordprocessingShape" mc:Ignorable="w14 w15 wp14">
+<w:ftr xmlns:wpc="http://schemas.microsoft.com/office/word/2010/wordprocessingCanvas" xmlns:cx="http://schemas.microsoft.com/office/drawing/2014/chartex" xmlns:cx1="http://schemas.microsoft.com/office/drawing/2015/9/8/chartex" xmlns:cx2="http://schemas.microsoft.com/office/drawing/2015/10/21/chartex" xmlns:cx3="http://schemas.microsoft.com/office/drawing/2016/5/9/chartex" xmlns:cx4="http://schemas.microsoft.com/office/drawing/2016/5/10/chartex" xmlns:cx5="http://schemas.microsoft.com/office/drawing/2016/5/11/chartex" xmlns:cx6="http://schemas.microsoft.com/office/drawing/2016/5/12/chartex" xmlns:cx7="http://schemas.microsoft.com/office/drawing/2016/5/13/chartex" xmlns:cx8="http://schemas.microsoft.com/office/drawing/2016/5/14/chartex" xmlns:mc="http://schemas.openxmlformats.org/markup-compatibility/2006" xmlns:aink="http://schemas.microsoft.com/office/drawing/2016/ink" xmlns:am3d="http://schemas.microsoft.com/office/drawing/2017/model3d" xmlns:o="urn:schemas-microsoft-com:office:office" xmlns:oel="http://schemas.microsoft.com/office/2019/extlst" xmlns:r="http://schemas.openxmlformats.org/officeDocument/2006/relationships" xmlns:m="http://schemas.openxmlformats.org/officeDocument/2006/math" xmlns:v="urn:schemas-microsoft-com:vml" xmlns:wp14="http://schemas.microsoft.com/office/word/2010/wordprocessingDrawing" xmlns:wp="http://schemas.openxmlformats.org/drawingml/2006/wordprocessingDrawing" xmlns:w10="urn:schemas-microsoft-com:office:word" xmlns:w="http://schemas.openxmlformats.org/wordprocessingml/2006/main" xmlns:w14="http://schemas.microsoft.com/office/word/2010/wordml" xmlns:w15="http://schemas.microsoft.com/office/word/2012/wordml" xmlns:w16cex="http://schemas.microsoft.com/office/word/2018/wordml/cex" xmlns:w16cid="http://schemas.microsoft.com/office/word/2016/wordml/cid" xmlns:w16="http://schemas.microsoft.com/office/word/2018/wordml" xmlns:w16du="http://schemas.microsoft.com/office/word/2023/wordml/word16du" xmlns:w16sdtdh="http://schemas.microsoft.com/office/word/2020/wordml/sdtdatahash" xmlns:w16sdtfl="http://schemas.microsoft.com/office/word/2024/wordml/sdtformatlock" xmlns:w16se="http://schemas.microsoft.com/office/word/2015/wordml/symex" xmlns:wpg="http://schemas.microsoft.com/office/word/2010/wordprocessingGroup" xmlns:wpi="http://schemas.microsoft.com/office/word/2010/wordprocessingInk" xmlns:wne="http://schemas.microsoft.com/office/word/2006/wordml" xmlns:wps="http://schemas.microsoft.com/office/word/2010/wordprocessingShape" mc:Ignorable="w14 w15 w16se w16cid w16 w16cex w16sdtdh w16sdtfl w16du wp14">
   <w:sdt>
     <w:sdtPr>
       <w:id w:val="-1014383162"/>
@@ -3155,7 +4842,6 @@
         <w:docPartUnique/>
       </w:docPartObj>
     </w:sdtPr>
-    <w:sdtEndPr/>
     <w:sdtContent>
       <w:p>
         <w:pPr>
@@ -3193,7 +4879,7 @@
 </file>
 
 <file path=word/footnotes.xml><?xml version="1.0" encoding="utf-8"?>
-<w:footnotes xmlns:wpc="http://schemas.microsoft.com/office/word/2010/wordprocessingCanvas" xmlns:mc="http://schemas.openxmlformats.org/markup-compatibility/2006" xmlns:o="urn:schemas-microsoft-com:office:office" xmlns:r="http://schemas.openxmlformats.org/officeDocument/2006/relationships" xmlns:m="http://schemas.openxmlformats.org/officeDocument/2006/math" xmlns:v="urn:schemas-microsoft-com:vml" xmlns:wp14="http://schemas.microsoft.com/office/word/2010/wordprocessingDrawing" xmlns:wp="http://schemas.openxmlformats.org/drawingml/2006/wordprocessingDrawing" xmlns:w10="urn:schemas-microsoft-com:office:word" xmlns:w="http://schemas.openxmlformats.org/wordprocessingml/2006/main" xmlns:w14="http://schemas.microsoft.com/office/word/2010/wordml" xmlns:w15="http://schemas.microsoft.com/office/word/2012/wordml" xmlns:wpg="http://schemas.microsoft.com/office/word/2010/wordprocessingGroup" xmlns:wpi="http://schemas.microsoft.com/office/word/2010/wordprocessingInk" xmlns:wne="http://schemas.microsoft.com/office/word/2006/wordml" xmlns:wps="http://schemas.microsoft.com/office/word/2010/wordprocessingShape" mc:Ignorable="w14 w15 wp14">
+<w:footnotes xmlns:wpc="http://schemas.microsoft.com/office/word/2010/wordprocessingCanvas" xmlns:cx="http://schemas.microsoft.com/office/drawing/2014/chartex" xmlns:cx1="http://schemas.microsoft.com/office/drawing/2015/9/8/chartex" xmlns:cx2="http://schemas.microsoft.com/office/drawing/2015/10/21/chartex" xmlns:cx3="http://schemas.microsoft.com/office/drawing/2016/5/9/chartex" xmlns:cx4="http://schemas.microsoft.com/office/drawing/2016/5/10/chartex" xmlns:cx5="http://schemas.microsoft.com/office/drawing/2016/5/11/chartex" xmlns:cx6="http://schemas.microsoft.com/office/drawing/2016/5/12/chartex" xmlns:cx7="http://schemas.microsoft.com/office/drawing/2016/5/13/chartex" xmlns:cx8="http://schemas.microsoft.com/office/drawing/2016/5/14/chartex" xmlns:mc="http://schemas.openxmlformats.org/markup-compatibility/2006" xmlns:aink="http://schemas.microsoft.com/office/drawing/2016/ink" xmlns:am3d="http://schemas.microsoft.com/office/drawing/2017/model3d" xmlns:o="urn:schemas-microsoft-com:office:office" xmlns:oel="http://schemas.microsoft.com/office/2019/extlst" xmlns:r="http://schemas.openxmlformats.org/officeDocument/2006/relationships" xmlns:m="http://schemas.openxmlformats.org/officeDocument/2006/math" xmlns:v="urn:schemas-microsoft-com:vml" xmlns:wp14="http://schemas.microsoft.com/office/word/2010/wordprocessingDrawing" xmlns:wp="http://schemas.openxmlformats.org/drawingml/2006/wordprocessingDrawing" xmlns:w10="urn:schemas-microsoft-com:office:word" xmlns:w="http://schemas.openxmlformats.org/wordprocessingml/2006/main" xmlns:w14="http://schemas.microsoft.com/office/word/2010/wordml" xmlns:w15="http://schemas.microsoft.com/office/word/2012/wordml" xmlns:w16cex="http://schemas.microsoft.com/office/word/2018/wordml/cex" xmlns:w16cid="http://schemas.microsoft.com/office/word/2016/wordml/cid" xmlns:w16="http://schemas.microsoft.com/office/word/2018/wordml" xmlns:w16du="http://schemas.microsoft.com/office/word/2023/wordml/word16du" xmlns:w16sdtdh="http://schemas.microsoft.com/office/word/2020/wordml/sdtdatahash" xmlns:w16sdtfl="http://schemas.microsoft.com/office/word/2024/wordml/sdtformatlock" xmlns:w16se="http://schemas.microsoft.com/office/word/2015/wordml/symex" xmlns:wpg="http://schemas.microsoft.com/office/word/2010/wordprocessingGroup" xmlns:wpi="http://schemas.microsoft.com/office/word/2010/wordprocessingInk" xmlns:wne="http://schemas.microsoft.com/office/word/2006/wordml" xmlns:wps="http://schemas.microsoft.com/office/word/2010/wordprocessingShape" mc:Ignorable="w14 w15 w16se w16cid w16 w16cex w16sdtdh w16sdtfl w16du wp14">
   <w:footnote w:type="separator" w:id="-1">
     <w:p>
       <w:pPr>
@@ -3218,7 +4904,7 @@
 </file>
 
 <file path=word/header1.xml><?xml version="1.0" encoding="utf-8"?>
-<w:hdr xmlns:wpc="http://schemas.microsoft.com/office/word/2010/wordprocessingCanvas" xmlns:mc="http://schemas.openxmlformats.org/markup-compatibility/2006" xmlns:o="urn:schemas-microsoft-com:office:office" xmlns:r="http://schemas.openxmlformats.org/officeDocument/2006/relationships" xmlns:m="http://schemas.openxmlformats.org/officeDocument/2006/math" xmlns:v="urn:schemas-microsoft-com:vml" xmlns:wp14="http://schemas.microsoft.com/office/word/2010/wordprocessingDrawing" xmlns:wp="http://schemas.openxmlformats.org/drawingml/2006/wordprocessingDrawing" xmlns:w10="urn:schemas-microsoft-com:office:word" xmlns:w="http://schemas.openxmlformats.org/wordprocessingml/2006/main" xmlns:w14="http://schemas.microsoft.com/office/word/2010/wordml" xmlns:w15="http://schemas.microsoft.com/office/word/2012/wordml" xmlns:wpg="http://schemas.microsoft.com/office/word/2010/wordprocessingGroup" xmlns:wpi="http://schemas.microsoft.com/office/word/2010/wordprocessingInk" xmlns:wne="http://schemas.microsoft.com/office/word/2006/wordml" xmlns:wps="http://schemas.microsoft.com/office/word/2010/wordprocessingShape" mc:Ignorable="w14 w15 wp14">
+<w:hdr xmlns:wpc="http://schemas.microsoft.com/office/word/2010/wordprocessingCanvas" xmlns:cx="http://schemas.microsoft.com/office/drawing/2014/chartex" xmlns:cx1="http://schemas.microsoft.com/office/drawing/2015/9/8/chartex" xmlns:cx2="http://schemas.microsoft.com/office/drawing/2015/10/21/chartex" xmlns:cx3="http://schemas.microsoft.com/office/drawing/2016/5/9/chartex" xmlns:cx4="http://schemas.microsoft.com/office/drawing/2016/5/10/chartex" xmlns:cx5="http://schemas.microsoft.com/office/drawing/2016/5/11/chartex" xmlns:cx6="http://schemas.microsoft.com/office/drawing/2016/5/12/chartex" xmlns:cx7="http://schemas.microsoft.com/office/drawing/2016/5/13/chartex" xmlns:cx8="http://schemas.microsoft.com/office/drawing/2016/5/14/chartex" xmlns:mc="http://schemas.openxmlformats.org/markup-compatibility/2006" xmlns:aink="http://schemas.microsoft.com/office/drawing/2016/ink" xmlns:am3d="http://schemas.microsoft.com/office/drawing/2017/model3d" xmlns:o="urn:schemas-microsoft-com:office:office" xmlns:oel="http://schemas.microsoft.com/office/2019/extlst" xmlns:r="http://schemas.openxmlformats.org/officeDocument/2006/relationships" xmlns:m="http://schemas.openxmlformats.org/officeDocument/2006/math" xmlns:v="urn:schemas-microsoft-com:vml" xmlns:wp14="http://schemas.microsoft.com/office/word/2010/wordprocessingDrawing" xmlns:wp="http://schemas.openxmlformats.org/drawingml/2006/wordprocessingDrawing" xmlns:w10="urn:schemas-microsoft-com:office:word" xmlns:w="http://schemas.openxmlformats.org/wordprocessingml/2006/main" xmlns:w14="http://schemas.microsoft.com/office/word/2010/wordml" xmlns:w15="http://schemas.microsoft.com/office/word/2012/wordml" xmlns:w16cex="http://schemas.microsoft.com/office/word/2018/wordml/cex" xmlns:w16cid="http://schemas.microsoft.com/office/word/2016/wordml/cid" xmlns:w16="http://schemas.microsoft.com/office/word/2018/wordml" xmlns:w16du="http://schemas.microsoft.com/office/word/2023/wordml/word16du" xmlns:w16sdtdh="http://schemas.microsoft.com/office/word/2020/wordml/sdtdatahash" xmlns:w16sdtfl="http://schemas.microsoft.com/office/word/2024/wordml/sdtformatlock" xmlns:w16se="http://schemas.microsoft.com/office/word/2015/wordml/symex" xmlns:wpg="http://schemas.microsoft.com/office/word/2010/wordprocessingGroup" xmlns:wpi="http://schemas.microsoft.com/office/word/2010/wordprocessingInk" xmlns:wne="http://schemas.microsoft.com/office/word/2006/wordml" xmlns:wps="http://schemas.microsoft.com/office/word/2010/wordprocessingShape" mc:Ignorable="w14 w15 w16se w16cid w16 w16cex w16sdtdh w16sdtfl w16du wp14">
   <w:p>
     <w:pPr>
       <w:pStyle w:val="Encabezado"/>
@@ -3238,8 +4924,8 @@
 </file>
 
 <file path=word/numbering.xml><?xml version="1.0" encoding="utf-8"?>
-<w:numbering xmlns:wpc="http://schemas.microsoft.com/office/word/2010/wordprocessingCanvas" xmlns:mc="http://schemas.openxmlformats.org/markup-compatibility/2006" xmlns:o="urn:schemas-microsoft-com:office:office" xmlns:r="http://schemas.openxmlformats.org/officeDocument/2006/relationships" xmlns:m="http://schemas.openxmlformats.org/officeDocument/2006/math" xmlns:v="urn:schemas-microsoft-com:vml" xmlns:wp14="http://schemas.microsoft.com/office/word/2010/wordprocessingDrawing" xmlns:wp="http://schemas.openxmlformats.org/drawingml/2006/wordprocessingDrawing" xmlns:w10="urn:schemas-microsoft-com:office:word" xmlns:w="http://schemas.openxmlformats.org/wordprocessingml/2006/main" xmlns:w14="http://schemas.microsoft.com/office/word/2010/wordml" xmlns:w15="http://schemas.microsoft.com/office/word/2012/wordml" xmlns:wpg="http://schemas.microsoft.com/office/word/2010/wordprocessingGroup" xmlns:wpi="http://schemas.microsoft.com/office/word/2010/wordprocessingInk" xmlns:wne="http://schemas.microsoft.com/office/word/2006/wordml" xmlns:wps="http://schemas.microsoft.com/office/word/2010/wordprocessingShape" mc:Ignorable="w14 w15 wp14">
-  <w:abstractNum w:abstractNumId="0">
+<w:numbering xmlns:wpc="http://schemas.microsoft.com/office/word/2010/wordprocessingCanvas" xmlns:cx="http://schemas.microsoft.com/office/drawing/2014/chartex" xmlns:cx1="http://schemas.microsoft.com/office/drawing/2015/9/8/chartex" xmlns:cx2="http://schemas.microsoft.com/office/drawing/2015/10/21/chartex" xmlns:cx3="http://schemas.microsoft.com/office/drawing/2016/5/9/chartex" xmlns:cx4="http://schemas.microsoft.com/office/drawing/2016/5/10/chartex" xmlns:cx5="http://schemas.microsoft.com/office/drawing/2016/5/11/chartex" xmlns:cx6="http://schemas.microsoft.com/office/drawing/2016/5/12/chartex" xmlns:cx7="http://schemas.microsoft.com/office/drawing/2016/5/13/chartex" xmlns:cx8="http://schemas.microsoft.com/office/drawing/2016/5/14/chartex" xmlns:mc="http://schemas.openxmlformats.org/markup-compatibility/2006" xmlns:aink="http://schemas.microsoft.com/office/drawing/2016/ink" xmlns:am3d="http://schemas.microsoft.com/office/drawing/2017/model3d" xmlns:o="urn:schemas-microsoft-com:office:office" xmlns:oel="http://schemas.microsoft.com/office/2019/extlst" xmlns:r="http://schemas.openxmlformats.org/officeDocument/2006/relationships" xmlns:m="http://schemas.openxmlformats.org/officeDocument/2006/math" xmlns:v="urn:schemas-microsoft-com:vml" xmlns:wp14="http://schemas.microsoft.com/office/word/2010/wordprocessingDrawing" xmlns:wp="http://schemas.openxmlformats.org/drawingml/2006/wordprocessingDrawing" xmlns:w10="urn:schemas-microsoft-com:office:word" xmlns:w="http://schemas.openxmlformats.org/wordprocessingml/2006/main" xmlns:w14="http://schemas.microsoft.com/office/word/2010/wordml" xmlns:w15="http://schemas.microsoft.com/office/word/2012/wordml" xmlns:w16cex="http://schemas.microsoft.com/office/word/2018/wordml/cex" xmlns:w16cid="http://schemas.microsoft.com/office/word/2016/wordml/cid" xmlns:w16="http://schemas.microsoft.com/office/word/2018/wordml" xmlns:w16du="http://schemas.microsoft.com/office/word/2023/wordml/word16du" xmlns:w16sdtdh="http://schemas.microsoft.com/office/word/2020/wordml/sdtdatahash" xmlns:w16sdtfl="http://schemas.microsoft.com/office/word/2024/wordml/sdtformatlock" xmlns:w16se="http://schemas.microsoft.com/office/word/2015/wordml/symex" xmlns:wpg="http://schemas.microsoft.com/office/word/2010/wordprocessingGroup" xmlns:wpi="http://schemas.microsoft.com/office/word/2010/wordprocessingInk" xmlns:wne="http://schemas.microsoft.com/office/word/2006/wordml" xmlns:wps="http://schemas.microsoft.com/office/word/2010/wordprocessingShape" mc:Ignorable="w14 w15 w16se w16cid w16 w16cex w16sdtdh w16sdtfl w16du wp14">
+  <w:abstractNum w:abstractNumId="0" w15:restartNumberingAfterBreak="0">
     <w:nsid w:val="15FB601E"/>
     <w:multiLevelType w:val="hybridMultilevel"/>
     <w:tmpl w:val="6E74E080"/>
@@ -3328,7 +5014,233 @@
       </w:pPr>
     </w:lvl>
   </w:abstractNum>
-  <w:abstractNum w:abstractNumId="1">
+  <w:abstractNum w:abstractNumId="1" w15:restartNumberingAfterBreak="0">
+    <w:nsid w:val="20D24D7C"/>
+    <w:multiLevelType w:val="hybridMultilevel"/>
+    <w:tmpl w:val="C26AFC38"/>
+    <w:lvl w:ilvl="0" w:tplc="080A0001">
+      <w:start w:val="1"/>
+      <w:numFmt w:val="bullet"/>
+      <w:lvlText w:val=""/>
+      <w:lvlJc w:val="left"/>
+      <w:pPr>
+        <w:ind w:left="720" w:hanging="360"/>
+      </w:pPr>
+      <w:rPr>
+        <w:rFonts w:ascii="Symbol" w:hAnsi="Symbol" w:hint="default"/>
+      </w:rPr>
+    </w:lvl>
+    <w:lvl w:ilvl="1" w:tplc="080A0003" w:tentative="1">
+      <w:start w:val="1"/>
+      <w:numFmt w:val="bullet"/>
+      <w:lvlText w:val="o"/>
+      <w:lvlJc w:val="left"/>
+      <w:pPr>
+        <w:ind w:left="1440" w:hanging="360"/>
+      </w:pPr>
+      <w:rPr>
+        <w:rFonts w:ascii="Courier New" w:hAnsi="Courier New" w:cs="Courier New" w:hint="default"/>
+      </w:rPr>
+    </w:lvl>
+    <w:lvl w:ilvl="2" w:tplc="080A0005" w:tentative="1">
+      <w:start w:val="1"/>
+      <w:numFmt w:val="bullet"/>
+      <w:lvlText w:val=""/>
+      <w:lvlJc w:val="left"/>
+      <w:pPr>
+        <w:ind w:left="2160" w:hanging="360"/>
+      </w:pPr>
+      <w:rPr>
+        <w:rFonts w:ascii="Wingdings" w:hAnsi="Wingdings" w:hint="default"/>
+      </w:rPr>
+    </w:lvl>
+    <w:lvl w:ilvl="3" w:tplc="080A0001" w:tentative="1">
+      <w:start w:val="1"/>
+      <w:numFmt w:val="bullet"/>
+      <w:lvlText w:val=""/>
+      <w:lvlJc w:val="left"/>
+      <w:pPr>
+        <w:ind w:left="2880" w:hanging="360"/>
+      </w:pPr>
+      <w:rPr>
+        <w:rFonts w:ascii="Symbol" w:hAnsi="Symbol" w:hint="default"/>
+      </w:rPr>
+    </w:lvl>
+    <w:lvl w:ilvl="4" w:tplc="080A0003" w:tentative="1">
+      <w:start w:val="1"/>
+      <w:numFmt w:val="bullet"/>
+      <w:lvlText w:val="o"/>
+      <w:lvlJc w:val="left"/>
+      <w:pPr>
+        <w:ind w:left="3600" w:hanging="360"/>
+      </w:pPr>
+      <w:rPr>
+        <w:rFonts w:ascii="Courier New" w:hAnsi="Courier New" w:cs="Courier New" w:hint="default"/>
+      </w:rPr>
+    </w:lvl>
+    <w:lvl w:ilvl="5" w:tplc="080A0005" w:tentative="1">
+      <w:start w:val="1"/>
+      <w:numFmt w:val="bullet"/>
+      <w:lvlText w:val=""/>
+      <w:lvlJc w:val="left"/>
+      <w:pPr>
+        <w:ind w:left="4320" w:hanging="360"/>
+      </w:pPr>
+      <w:rPr>
+        <w:rFonts w:ascii="Wingdings" w:hAnsi="Wingdings" w:hint="default"/>
+      </w:rPr>
+    </w:lvl>
+    <w:lvl w:ilvl="6" w:tplc="080A0001" w:tentative="1">
+      <w:start w:val="1"/>
+      <w:numFmt w:val="bullet"/>
+      <w:lvlText w:val=""/>
+      <w:lvlJc w:val="left"/>
+      <w:pPr>
+        <w:ind w:left="5040" w:hanging="360"/>
+      </w:pPr>
+      <w:rPr>
+        <w:rFonts w:ascii="Symbol" w:hAnsi="Symbol" w:hint="default"/>
+      </w:rPr>
+    </w:lvl>
+    <w:lvl w:ilvl="7" w:tplc="080A0003" w:tentative="1">
+      <w:start w:val="1"/>
+      <w:numFmt w:val="bullet"/>
+      <w:lvlText w:val="o"/>
+      <w:lvlJc w:val="left"/>
+      <w:pPr>
+        <w:ind w:left="5760" w:hanging="360"/>
+      </w:pPr>
+      <w:rPr>
+        <w:rFonts w:ascii="Courier New" w:hAnsi="Courier New" w:cs="Courier New" w:hint="default"/>
+      </w:rPr>
+    </w:lvl>
+    <w:lvl w:ilvl="8" w:tplc="080A0005" w:tentative="1">
+      <w:start w:val="1"/>
+      <w:numFmt w:val="bullet"/>
+      <w:lvlText w:val=""/>
+      <w:lvlJc w:val="left"/>
+      <w:pPr>
+        <w:ind w:left="6480" w:hanging="360"/>
+      </w:pPr>
+      <w:rPr>
+        <w:rFonts w:ascii="Wingdings" w:hAnsi="Wingdings" w:hint="default"/>
+      </w:rPr>
+    </w:lvl>
+  </w:abstractNum>
+  <w:abstractNum w:abstractNumId="2" w15:restartNumberingAfterBreak="0">
+    <w:nsid w:val="25166535"/>
+    <w:multiLevelType w:val="hybridMultilevel"/>
+    <w:tmpl w:val="F9C2459E"/>
+    <w:lvl w:ilvl="0" w:tplc="080A0001">
+      <w:start w:val="1"/>
+      <w:numFmt w:val="bullet"/>
+      <w:lvlText w:val=""/>
+      <w:lvlJc w:val="left"/>
+      <w:pPr>
+        <w:ind w:left="720" w:hanging="360"/>
+      </w:pPr>
+      <w:rPr>
+        <w:rFonts w:ascii="Symbol" w:hAnsi="Symbol" w:hint="default"/>
+      </w:rPr>
+    </w:lvl>
+    <w:lvl w:ilvl="1" w:tplc="080A0003" w:tentative="1">
+      <w:start w:val="1"/>
+      <w:numFmt w:val="bullet"/>
+      <w:lvlText w:val="o"/>
+      <w:lvlJc w:val="left"/>
+      <w:pPr>
+        <w:ind w:left="1440" w:hanging="360"/>
+      </w:pPr>
+      <w:rPr>
+        <w:rFonts w:ascii="Courier New" w:hAnsi="Courier New" w:cs="Courier New" w:hint="default"/>
+      </w:rPr>
+    </w:lvl>
+    <w:lvl w:ilvl="2" w:tplc="080A0005" w:tentative="1">
+      <w:start w:val="1"/>
+      <w:numFmt w:val="bullet"/>
+      <w:lvlText w:val=""/>
+      <w:lvlJc w:val="left"/>
+      <w:pPr>
+        <w:ind w:left="2160" w:hanging="360"/>
+      </w:pPr>
+      <w:rPr>
+        <w:rFonts w:ascii="Wingdings" w:hAnsi="Wingdings" w:hint="default"/>
+      </w:rPr>
+    </w:lvl>
+    <w:lvl w:ilvl="3" w:tplc="080A0001" w:tentative="1">
+      <w:start w:val="1"/>
+      <w:numFmt w:val="bullet"/>
+      <w:lvlText w:val=""/>
+      <w:lvlJc w:val="left"/>
+      <w:pPr>
+        <w:ind w:left="2880" w:hanging="360"/>
+      </w:pPr>
+      <w:rPr>
+        <w:rFonts w:ascii="Symbol" w:hAnsi="Symbol" w:hint="default"/>
+      </w:rPr>
+    </w:lvl>
+    <w:lvl w:ilvl="4" w:tplc="080A0003" w:tentative="1">
+      <w:start w:val="1"/>
+      <w:numFmt w:val="bullet"/>
+      <w:lvlText w:val="o"/>
+      <w:lvlJc w:val="left"/>
+      <w:pPr>
+        <w:ind w:left="3600" w:hanging="360"/>
+      </w:pPr>
+      <w:rPr>
+        <w:rFonts w:ascii="Courier New" w:hAnsi="Courier New" w:cs="Courier New" w:hint="default"/>
+      </w:rPr>
+    </w:lvl>
+    <w:lvl w:ilvl="5" w:tplc="080A0005" w:tentative="1">
+      <w:start w:val="1"/>
+      <w:numFmt w:val="bullet"/>
+      <w:lvlText w:val=""/>
+      <w:lvlJc w:val="left"/>
+      <w:pPr>
+        <w:ind w:left="4320" w:hanging="360"/>
+      </w:pPr>
+      <w:rPr>
+        <w:rFonts w:ascii="Wingdings" w:hAnsi="Wingdings" w:hint="default"/>
+      </w:rPr>
+    </w:lvl>
+    <w:lvl w:ilvl="6" w:tplc="080A0001" w:tentative="1">
+      <w:start w:val="1"/>
+      <w:numFmt w:val="bullet"/>
+      <w:lvlText w:val=""/>
+      <w:lvlJc w:val="left"/>
+      <w:pPr>
+        <w:ind w:left="5040" w:hanging="360"/>
+      </w:pPr>
+      <w:rPr>
+        <w:rFonts w:ascii="Symbol" w:hAnsi="Symbol" w:hint="default"/>
+      </w:rPr>
+    </w:lvl>
+    <w:lvl w:ilvl="7" w:tplc="080A0003" w:tentative="1">
+      <w:start w:val="1"/>
+      <w:numFmt w:val="bullet"/>
+      <w:lvlText w:val="o"/>
+      <w:lvlJc w:val="left"/>
+      <w:pPr>
+        <w:ind w:left="5760" w:hanging="360"/>
+      </w:pPr>
+      <w:rPr>
+        <w:rFonts w:ascii="Courier New" w:hAnsi="Courier New" w:cs="Courier New" w:hint="default"/>
+      </w:rPr>
+    </w:lvl>
+    <w:lvl w:ilvl="8" w:tplc="080A0005" w:tentative="1">
+      <w:start w:val="1"/>
+      <w:numFmt w:val="bullet"/>
+      <w:lvlText w:val=""/>
+      <w:lvlJc w:val="left"/>
+      <w:pPr>
+        <w:ind w:left="6480" w:hanging="360"/>
+      </w:pPr>
+      <w:rPr>
+        <w:rFonts w:ascii="Wingdings" w:hAnsi="Wingdings" w:hint="default"/>
+      </w:rPr>
+    </w:lvl>
+  </w:abstractNum>
+  <w:abstractNum w:abstractNumId="3" w15:restartNumberingAfterBreak="0">
     <w:nsid w:val="27772C7A"/>
     <w:multiLevelType w:val="hybridMultilevel"/>
     <w:tmpl w:val="F9A847D6"/>
@@ -3441,7 +5353,346 @@
       </w:rPr>
     </w:lvl>
   </w:abstractNum>
-  <w:abstractNum w:abstractNumId="2">
+  <w:abstractNum w:abstractNumId="4" w15:restartNumberingAfterBreak="0">
+    <w:nsid w:val="365E6B0F"/>
+    <w:multiLevelType w:val="hybridMultilevel"/>
+    <w:tmpl w:val="EB1C42F6"/>
+    <w:lvl w:ilvl="0" w:tplc="080A0001">
+      <w:start w:val="1"/>
+      <w:numFmt w:val="bullet"/>
+      <w:lvlText w:val=""/>
+      <w:lvlJc w:val="left"/>
+      <w:pPr>
+        <w:ind w:left="720" w:hanging="360"/>
+      </w:pPr>
+      <w:rPr>
+        <w:rFonts w:ascii="Symbol" w:hAnsi="Symbol" w:hint="default"/>
+      </w:rPr>
+    </w:lvl>
+    <w:lvl w:ilvl="1" w:tplc="080A0003" w:tentative="1">
+      <w:start w:val="1"/>
+      <w:numFmt w:val="bullet"/>
+      <w:lvlText w:val="o"/>
+      <w:lvlJc w:val="left"/>
+      <w:pPr>
+        <w:ind w:left="1440" w:hanging="360"/>
+      </w:pPr>
+      <w:rPr>
+        <w:rFonts w:ascii="Courier New" w:hAnsi="Courier New" w:cs="Courier New" w:hint="default"/>
+      </w:rPr>
+    </w:lvl>
+    <w:lvl w:ilvl="2" w:tplc="080A0005" w:tentative="1">
+      <w:start w:val="1"/>
+      <w:numFmt w:val="bullet"/>
+      <w:lvlText w:val=""/>
+      <w:lvlJc w:val="left"/>
+      <w:pPr>
+        <w:ind w:left="2160" w:hanging="360"/>
+      </w:pPr>
+      <w:rPr>
+        <w:rFonts w:ascii="Wingdings" w:hAnsi="Wingdings" w:hint="default"/>
+      </w:rPr>
+    </w:lvl>
+    <w:lvl w:ilvl="3" w:tplc="080A0001" w:tentative="1">
+      <w:start w:val="1"/>
+      <w:numFmt w:val="bullet"/>
+      <w:lvlText w:val=""/>
+      <w:lvlJc w:val="left"/>
+      <w:pPr>
+        <w:ind w:left="2880" w:hanging="360"/>
+      </w:pPr>
+      <w:rPr>
+        <w:rFonts w:ascii="Symbol" w:hAnsi="Symbol" w:hint="default"/>
+      </w:rPr>
+    </w:lvl>
+    <w:lvl w:ilvl="4" w:tplc="080A0003" w:tentative="1">
+      <w:start w:val="1"/>
+      <w:numFmt w:val="bullet"/>
+      <w:lvlText w:val="o"/>
+      <w:lvlJc w:val="left"/>
+      <w:pPr>
+        <w:ind w:left="3600" w:hanging="360"/>
+      </w:pPr>
+      <w:rPr>
+        <w:rFonts w:ascii="Courier New" w:hAnsi="Courier New" w:cs="Courier New" w:hint="default"/>
+      </w:rPr>
+    </w:lvl>
+    <w:lvl w:ilvl="5" w:tplc="080A0005" w:tentative="1">
+      <w:start w:val="1"/>
+      <w:numFmt w:val="bullet"/>
+      <w:lvlText w:val=""/>
+      <w:lvlJc w:val="left"/>
+      <w:pPr>
+        <w:ind w:left="4320" w:hanging="360"/>
+      </w:pPr>
+      <w:rPr>
+        <w:rFonts w:ascii="Wingdings" w:hAnsi="Wingdings" w:hint="default"/>
+      </w:rPr>
+    </w:lvl>
+    <w:lvl w:ilvl="6" w:tplc="080A0001" w:tentative="1">
+      <w:start w:val="1"/>
+      <w:numFmt w:val="bullet"/>
+      <w:lvlText w:val=""/>
+      <w:lvlJc w:val="left"/>
+      <w:pPr>
+        <w:ind w:left="5040" w:hanging="360"/>
+      </w:pPr>
+      <w:rPr>
+        <w:rFonts w:ascii="Symbol" w:hAnsi="Symbol" w:hint="default"/>
+      </w:rPr>
+    </w:lvl>
+    <w:lvl w:ilvl="7" w:tplc="080A0003" w:tentative="1">
+      <w:start w:val="1"/>
+      <w:numFmt w:val="bullet"/>
+      <w:lvlText w:val="o"/>
+      <w:lvlJc w:val="left"/>
+      <w:pPr>
+        <w:ind w:left="5760" w:hanging="360"/>
+      </w:pPr>
+      <w:rPr>
+        <w:rFonts w:ascii="Courier New" w:hAnsi="Courier New" w:cs="Courier New" w:hint="default"/>
+      </w:rPr>
+    </w:lvl>
+    <w:lvl w:ilvl="8" w:tplc="080A0005" w:tentative="1">
+      <w:start w:val="1"/>
+      <w:numFmt w:val="bullet"/>
+      <w:lvlText w:val=""/>
+      <w:lvlJc w:val="left"/>
+      <w:pPr>
+        <w:ind w:left="6480" w:hanging="360"/>
+      </w:pPr>
+      <w:rPr>
+        <w:rFonts w:ascii="Wingdings" w:hAnsi="Wingdings" w:hint="default"/>
+      </w:rPr>
+    </w:lvl>
+  </w:abstractNum>
+  <w:abstractNum w:abstractNumId="5" w15:restartNumberingAfterBreak="0">
+    <w:nsid w:val="38636923"/>
+    <w:multiLevelType w:val="hybridMultilevel"/>
+    <w:tmpl w:val="5E160E3A"/>
+    <w:lvl w:ilvl="0" w:tplc="080A0001">
+      <w:start w:val="1"/>
+      <w:numFmt w:val="bullet"/>
+      <w:lvlText w:val=""/>
+      <w:lvlJc w:val="left"/>
+      <w:pPr>
+        <w:ind w:left="720" w:hanging="360"/>
+      </w:pPr>
+      <w:rPr>
+        <w:rFonts w:ascii="Symbol" w:hAnsi="Symbol" w:hint="default"/>
+      </w:rPr>
+    </w:lvl>
+    <w:lvl w:ilvl="1" w:tplc="080A0003" w:tentative="1">
+      <w:start w:val="1"/>
+      <w:numFmt w:val="bullet"/>
+      <w:lvlText w:val="o"/>
+      <w:lvlJc w:val="left"/>
+      <w:pPr>
+        <w:ind w:left="1440" w:hanging="360"/>
+      </w:pPr>
+      <w:rPr>
+        <w:rFonts w:ascii="Courier New" w:hAnsi="Courier New" w:cs="Courier New" w:hint="default"/>
+      </w:rPr>
+    </w:lvl>
+    <w:lvl w:ilvl="2" w:tplc="080A0005" w:tentative="1">
+      <w:start w:val="1"/>
+      <w:numFmt w:val="bullet"/>
+      <w:lvlText w:val=""/>
+      <w:lvlJc w:val="left"/>
+      <w:pPr>
+        <w:ind w:left="2160" w:hanging="360"/>
+      </w:pPr>
+      <w:rPr>
+        <w:rFonts w:ascii="Wingdings" w:hAnsi="Wingdings" w:hint="default"/>
+      </w:rPr>
+    </w:lvl>
+    <w:lvl w:ilvl="3" w:tplc="080A0001" w:tentative="1">
+      <w:start w:val="1"/>
+      <w:numFmt w:val="bullet"/>
+      <w:lvlText w:val=""/>
+      <w:lvlJc w:val="left"/>
+      <w:pPr>
+        <w:ind w:left="2880" w:hanging="360"/>
+      </w:pPr>
+      <w:rPr>
+        <w:rFonts w:ascii="Symbol" w:hAnsi="Symbol" w:hint="default"/>
+      </w:rPr>
+    </w:lvl>
+    <w:lvl w:ilvl="4" w:tplc="080A0003" w:tentative="1">
+      <w:start w:val="1"/>
+      <w:numFmt w:val="bullet"/>
+      <w:lvlText w:val="o"/>
+      <w:lvlJc w:val="left"/>
+      <w:pPr>
+        <w:ind w:left="3600" w:hanging="360"/>
+      </w:pPr>
+      <w:rPr>
+        <w:rFonts w:ascii="Courier New" w:hAnsi="Courier New" w:cs="Courier New" w:hint="default"/>
+      </w:rPr>
+    </w:lvl>
+    <w:lvl w:ilvl="5" w:tplc="080A0005" w:tentative="1">
+      <w:start w:val="1"/>
+      <w:numFmt w:val="bullet"/>
+      <w:lvlText w:val=""/>
+      <w:lvlJc w:val="left"/>
+      <w:pPr>
+        <w:ind w:left="4320" w:hanging="360"/>
+      </w:pPr>
+      <w:rPr>
+        <w:rFonts w:ascii="Wingdings" w:hAnsi="Wingdings" w:hint="default"/>
+      </w:rPr>
+    </w:lvl>
+    <w:lvl w:ilvl="6" w:tplc="080A0001" w:tentative="1">
+      <w:start w:val="1"/>
+      <w:numFmt w:val="bullet"/>
+      <w:lvlText w:val=""/>
+      <w:lvlJc w:val="left"/>
+      <w:pPr>
+        <w:ind w:left="5040" w:hanging="360"/>
+      </w:pPr>
+      <w:rPr>
+        <w:rFonts w:ascii="Symbol" w:hAnsi="Symbol" w:hint="default"/>
+      </w:rPr>
+    </w:lvl>
+    <w:lvl w:ilvl="7" w:tplc="080A0003" w:tentative="1">
+      <w:start w:val="1"/>
+      <w:numFmt w:val="bullet"/>
+      <w:lvlText w:val="o"/>
+      <w:lvlJc w:val="left"/>
+      <w:pPr>
+        <w:ind w:left="5760" w:hanging="360"/>
+      </w:pPr>
+      <w:rPr>
+        <w:rFonts w:ascii="Courier New" w:hAnsi="Courier New" w:cs="Courier New" w:hint="default"/>
+      </w:rPr>
+    </w:lvl>
+    <w:lvl w:ilvl="8" w:tplc="080A0005" w:tentative="1">
+      <w:start w:val="1"/>
+      <w:numFmt w:val="bullet"/>
+      <w:lvlText w:val=""/>
+      <w:lvlJc w:val="left"/>
+      <w:pPr>
+        <w:ind w:left="6480" w:hanging="360"/>
+      </w:pPr>
+      <w:rPr>
+        <w:rFonts w:ascii="Wingdings" w:hAnsi="Wingdings" w:hint="default"/>
+      </w:rPr>
+    </w:lvl>
+  </w:abstractNum>
+  <w:abstractNum w:abstractNumId="6" w15:restartNumberingAfterBreak="0">
+    <w:nsid w:val="530E01CA"/>
+    <w:multiLevelType w:val="hybridMultilevel"/>
+    <w:tmpl w:val="98D8202C"/>
+    <w:lvl w:ilvl="0" w:tplc="080A0001">
+      <w:start w:val="1"/>
+      <w:numFmt w:val="bullet"/>
+      <w:lvlText w:val=""/>
+      <w:lvlJc w:val="left"/>
+      <w:pPr>
+        <w:ind w:left="720" w:hanging="360"/>
+      </w:pPr>
+      <w:rPr>
+        <w:rFonts w:ascii="Symbol" w:hAnsi="Symbol" w:hint="default"/>
+      </w:rPr>
+    </w:lvl>
+    <w:lvl w:ilvl="1" w:tplc="080A0003" w:tentative="1">
+      <w:start w:val="1"/>
+      <w:numFmt w:val="bullet"/>
+      <w:lvlText w:val="o"/>
+      <w:lvlJc w:val="left"/>
+      <w:pPr>
+        <w:ind w:left="1440" w:hanging="360"/>
+      </w:pPr>
+      <w:rPr>
+        <w:rFonts w:ascii="Courier New" w:hAnsi="Courier New" w:cs="Courier New" w:hint="default"/>
+      </w:rPr>
+    </w:lvl>
+    <w:lvl w:ilvl="2" w:tplc="080A0005" w:tentative="1">
+      <w:start w:val="1"/>
+      <w:numFmt w:val="bullet"/>
+      <w:lvlText w:val=""/>
+      <w:lvlJc w:val="left"/>
+      <w:pPr>
+        <w:ind w:left="2160" w:hanging="360"/>
+      </w:pPr>
+      <w:rPr>
+        <w:rFonts w:ascii="Wingdings" w:hAnsi="Wingdings" w:hint="default"/>
+      </w:rPr>
+    </w:lvl>
+    <w:lvl w:ilvl="3" w:tplc="080A0001" w:tentative="1">
+      <w:start w:val="1"/>
+      <w:numFmt w:val="bullet"/>
+      <w:lvlText w:val=""/>
+      <w:lvlJc w:val="left"/>
+      <w:pPr>
+        <w:ind w:left="2880" w:hanging="360"/>
+      </w:pPr>
+      <w:rPr>
+        <w:rFonts w:ascii="Symbol" w:hAnsi="Symbol" w:hint="default"/>
+      </w:rPr>
+    </w:lvl>
+    <w:lvl w:ilvl="4" w:tplc="080A0003" w:tentative="1">
+      <w:start w:val="1"/>
+      <w:numFmt w:val="bullet"/>
+      <w:lvlText w:val="o"/>
+      <w:lvlJc w:val="left"/>
+      <w:pPr>
+        <w:ind w:left="3600" w:hanging="360"/>
+      </w:pPr>
+      <w:rPr>
+        <w:rFonts w:ascii="Courier New" w:hAnsi="Courier New" w:cs="Courier New" w:hint="default"/>
+      </w:rPr>
+    </w:lvl>
+    <w:lvl w:ilvl="5" w:tplc="080A0005" w:tentative="1">
+      <w:start w:val="1"/>
+      <w:numFmt w:val="bullet"/>
+      <w:lvlText w:val=""/>
+      <w:lvlJc w:val="left"/>
+      <w:pPr>
+        <w:ind w:left="4320" w:hanging="360"/>
+      </w:pPr>
+      <w:rPr>
+        <w:rFonts w:ascii="Wingdings" w:hAnsi="Wingdings" w:hint="default"/>
+      </w:rPr>
+    </w:lvl>
+    <w:lvl w:ilvl="6" w:tplc="080A0001" w:tentative="1">
+      <w:start w:val="1"/>
+      <w:numFmt w:val="bullet"/>
+      <w:lvlText w:val=""/>
+      <w:lvlJc w:val="left"/>
+      <w:pPr>
+        <w:ind w:left="5040" w:hanging="360"/>
+      </w:pPr>
+      <w:rPr>
+        <w:rFonts w:ascii="Symbol" w:hAnsi="Symbol" w:hint="default"/>
+      </w:rPr>
+    </w:lvl>
+    <w:lvl w:ilvl="7" w:tplc="080A0003" w:tentative="1">
+      <w:start w:val="1"/>
+      <w:numFmt w:val="bullet"/>
+      <w:lvlText w:val="o"/>
+      <w:lvlJc w:val="left"/>
+      <w:pPr>
+        <w:ind w:left="5760" w:hanging="360"/>
+      </w:pPr>
+      <w:rPr>
+        <w:rFonts w:ascii="Courier New" w:hAnsi="Courier New" w:cs="Courier New" w:hint="default"/>
+      </w:rPr>
+    </w:lvl>
+    <w:lvl w:ilvl="8" w:tplc="080A0005" w:tentative="1">
+      <w:start w:val="1"/>
+      <w:numFmt w:val="bullet"/>
+      <w:lvlText w:val=""/>
+      <w:lvlJc w:val="left"/>
+      <w:pPr>
+        <w:ind w:left="6480" w:hanging="360"/>
+      </w:pPr>
+      <w:rPr>
+        <w:rFonts w:ascii="Wingdings" w:hAnsi="Wingdings" w:hint="default"/>
+      </w:rPr>
+    </w:lvl>
+  </w:abstractNum>
+  <w:abstractNum w:abstractNumId="7" w15:restartNumberingAfterBreak="0">
     <w:nsid w:val="69A656A6"/>
     <w:multiLevelType w:val="hybridMultilevel"/>
     <w:tmpl w:val="BCE2E368"/>
@@ -3527,7 +5778,120 @@
       </w:pPr>
     </w:lvl>
   </w:abstractNum>
-  <w:abstractNum w:abstractNumId="3">
+  <w:abstractNum w:abstractNumId="8" w15:restartNumberingAfterBreak="0">
+    <w:nsid w:val="69D85BE0"/>
+    <w:multiLevelType w:val="hybridMultilevel"/>
+    <w:tmpl w:val="E8407396"/>
+    <w:lvl w:ilvl="0" w:tplc="080A0001">
+      <w:start w:val="1"/>
+      <w:numFmt w:val="bullet"/>
+      <w:lvlText w:val=""/>
+      <w:lvlJc w:val="left"/>
+      <w:pPr>
+        <w:ind w:left="720" w:hanging="360"/>
+      </w:pPr>
+      <w:rPr>
+        <w:rFonts w:ascii="Symbol" w:hAnsi="Symbol" w:hint="default"/>
+      </w:rPr>
+    </w:lvl>
+    <w:lvl w:ilvl="1" w:tplc="080A0003" w:tentative="1">
+      <w:start w:val="1"/>
+      <w:numFmt w:val="bullet"/>
+      <w:lvlText w:val="o"/>
+      <w:lvlJc w:val="left"/>
+      <w:pPr>
+        <w:ind w:left="1440" w:hanging="360"/>
+      </w:pPr>
+      <w:rPr>
+        <w:rFonts w:ascii="Courier New" w:hAnsi="Courier New" w:cs="Courier New" w:hint="default"/>
+      </w:rPr>
+    </w:lvl>
+    <w:lvl w:ilvl="2" w:tplc="080A0005" w:tentative="1">
+      <w:start w:val="1"/>
+      <w:numFmt w:val="bullet"/>
+      <w:lvlText w:val=""/>
+      <w:lvlJc w:val="left"/>
+      <w:pPr>
+        <w:ind w:left="2160" w:hanging="360"/>
+      </w:pPr>
+      <w:rPr>
+        <w:rFonts w:ascii="Wingdings" w:hAnsi="Wingdings" w:hint="default"/>
+      </w:rPr>
+    </w:lvl>
+    <w:lvl w:ilvl="3" w:tplc="080A0001" w:tentative="1">
+      <w:start w:val="1"/>
+      <w:numFmt w:val="bullet"/>
+      <w:lvlText w:val=""/>
+      <w:lvlJc w:val="left"/>
+      <w:pPr>
+        <w:ind w:left="2880" w:hanging="360"/>
+      </w:pPr>
+      <w:rPr>
+        <w:rFonts w:ascii="Symbol" w:hAnsi="Symbol" w:hint="default"/>
+      </w:rPr>
+    </w:lvl>
+    <w:lvl w:ilvl="4" w:tplc="080A0003" w:tentative="1">
+      <w:start w:val="1"/>
+      <w:numFmt w:val="bullet"/>
+      <w:lvlText w:val="o"/>
+      <w:lvlJc w:val="left"/>
+      <w:pPr>
+        <w:ind w:left="3600" w:hanging="360"/>
+      </w:pPr>
+      <w:rPr>
+        <w:rFonts w:ascii="Courier New" w:hAnsi="Courier New" w:cs="Courier New" w:hint="default"/>
+      </w:rPr>
+    </w:lvl>
+    <w:lvl w:ilvl="5" w:tplc="080A0005" w:tentative="1">
+      <w:start w:val="1"/>
+      <w:numFmt w:val="bullet"/>
+      <w:lvlText w:val=""/>
+      <w:lvlJc w:val="left"/>
+      <w:pPr>
+        <w:ind w:left="4320" w:hanging="360"/>
+      </w:pPr>
+      <w:rPr>
+        <w:rFonts w:ascii="Wingdings" w:hAnsi="Wingdings" w:hint="default"/>
+      </w:rPr>
+    </w:lvl>
+    <w:lvl w:ilvl="6" w:tplc="080A0001" w:tentative="1">
+      <w:start w:val="1"/>
+      <w:numFmt w:val="bullet"/>
+      <w:lvlText w:val=""/>
+      <w:lvlJc w:val="left"/>
+      <w:pPr>
+        <w:ind w:left="5040" w:hanging="360"/>
+      </w:pPr>
+      <w:rPr>
+        <w:rFonts w:ascii="Symbol" w:hAnsi="Symbol" w:hint="default"/>
+      </w:rPr>
+    </w:lvl>
+    <w:lvl w:ilvl="7" w:tplc="080A0003" w:tentative="1">
+      <w:start w:val="1"/>
+      <w:numFmt w:val="bullet"/>
+      <w:lvlText w:val="o"/>
+      <w:lvlJc w:val="left"/>
+      <w:pPr>
+        <w:ind w:left="5760" w:hanging="360"/>
+      </w:pPr>
+      <w:rPr>
+        <w:rFonts w:ascii="Courier New" w:hAnsi="Courier New" w:cs="Courier New" w:hint="default"/>
+      </w:rPr>
+    </w:lvl>
+    <w:lvl w:ilvl="8" w:tplc="080A0005" w:tentative="1">
+      <w:start w:val="1"/>
+      <w:numFmt w:val="bullet"/>
+      <w:lvlText w:val=""/>
+      <w:lvlJc w:val="left"/>
+      <w:pPr>
+        <w:ind w:left="6480" w:hanging="360"/>
+      </w:pPr>
+      <w:rPr>
+        <w:rFonts w:ascii="Wingdings" w:hAnsi="Wingdings" w:hint="default"/>
+      </w:rPr>
+    </w:lvl>
+  </w:abstractNum>
+  <w:abstractNum w:abstractNumId="9" w15:restartNumberingAfterBreak="0">
     <w:nsid w:val="6B352696"/>
     <w:multiLevelType w:val="hybridMultilevel"/>
     <w:tmpl w:val="6E74E080"/>
@@ -3616,24 +5980,506 @@
       </w:pPr>
     </w:lvl>
   </w:abstractNum>
-  <w:num w:numId="1">
+  <w:abstractNum w:abstractNumId="10" w15:restartNumberingAfterBreak="0">
+    <w:nsid w:val="6B352E85"/>
+    <w:multiLevelType w:val="hybridMultilevel"/>
+    <w:tmpl w:val="D9C632D4"/>
+    <w:lvl w:ilvl="0" w:tplc="080A0001">
+      <w:start w:val="1"/>
+      <w:numFmt w:val="bullet"/>
+      <w:lvlText w:val=""/>
+      <w:lvlJc w:val="left"/>
+      <w:pPr>
+        <w:ind w:left="720" w:hanging="360"/>
+      </w:pPr>
+      <w:rPr>
+        <w:rFonts w:ascii="Symbol" w:hAnsi="Symbol" w:hint="default"/>
+      </w:rPr>
+    </w:lvl>
+    <w:lvl w:ilvl="1" w:tplc="080A0003" w:tentative="1">
+      <w:start w:val="1"/>
+      <w:numFmt w:val="bullet"/>
+      <w:lvlText w:val="o"/>
+      <w:lvlJc w:val="left"/>
+      <w:pPr>
+        <w:ind w:left="1440" w:hanging="360"/>
+      </w:pPr>
+      <w:rPr>
+        <w:rFonts w:ascii="Courier New" w:hAnsi="Courier New" w:cs="Courier New" w:hint="default"/>
+      </w:rPr>
+    </w:lvl>
+    <w:lvl w:ilvl="2" w:tplc="080A0005" w:tentative="1">
+      <w:start w:val="1"/>
+      <w:numFmt w:val="bullet"/>
+      <w:lvlText w:val=""/>
+      <w:lvlJc w:val="left"/>
+      <w:pPr>
+        <w:ind w:left="2160" w:hanging="360"/>
+      </w:pPr>
+      <w:rPr>
+        <w:rFonts w:ascii="Wingdings" w:hAnsi="Wingdings" w:hint="default"/>
+      </w:rPr>
+    </w:lvl>
+    <w:lvl w:ilvl="3" w:tplc="080A0001" w:tentative="1">
+      <w:start w:val="1"/>
+      <w:numFmt w:val="bullet"/>
+      <w:lvlText w:val=""/>
+      <w:lvlJc w:val="left"/>
+      <w:pPr>
+        <w:ind w:left="2880" w:hanging="360"/>
+      </w:pPr>
+      <w:rPr>
+        <w:rFonts w:ascii="Symbol" w:hAnsi="Symbol" w:hint="default"/>
+      </w:rPr>
+    </w:lvl>
+    <w:lvl w:ilvl="4" w:tplc="080A0003" w:tentative="1">
+      <w:start w:val="1"/>
+      <w:numFmt w:val="bullet"/>
+      <w:lvlText w:val="o"/>
+      <w:lvlJc w:val="left"/>
+      <w:pPr>
+        <w:ind w:left="3600" w:hanging="360"/>
+      </w:pPr>
+      <w:rPr>
+        <w:rFonts w:ascii="Courier New" w:hAnsi="Courier New" w:cs="Courier New" w:hint="default"/>
+      </w:rPr>
+    </w:lvl>
+    <w:lvl w:ilvl="5" w:tplc="080A0005" w:tentative="1">
+      <w:start w:val="1"/>
+      <w:numFmt w:val="bullet"/>
+      <w:lvlText w:val=""/>
+      <w:lvlJc w:val="left"/>
+      <w:pPr>
+        <w:ind w:left="4320" w:hanging="360"/>
+      </w:pPr>
+      <w:rPr>
+        <w:rFonts w:ascii="Wingdings" w:hAnsi="Wingdings" w:hint="default"/>
+      </w:rPr>
+    </w:lvl>
+    <w:lvl w:ilvl="6" w:tplc="080A0001" w:tentative="1">
+      <w:start w:val="1"/>
+      <w:numFmt w:val="bullet"/>
+      <w:lvlText w:val=""/>
+      <w:lvlJc w:val="left"/>
+      <w:pPr>
+        <w:ind w:left="5040" w:hanging="360"/>
+      </w:pPr>
+      <w:rPr>
+        <w:rFonts w:ascii="Symbol" w:hAnsi="Symbol" w:hint="default"/>
+      </w:rPr>
+    </w:lvl>
+    <w:lvl w:ilvl="7" w:tplc="080A0003" w:tentative="1">
+      <w:start w:val="1"/>
+      <w:numFmt w:val="bullet"/>
+      <w:lvlText w:val="o"/>
+      <w:lvlJc w:val="left"/>
+      <w:pPr>
+        <w:ind w:left="5760" w:hanging="360"/>
+      </w:pPr>
+      <w:rPr>
+        <w:rFonts w:ascii="Courier New" w:hAnsi="Courier New" w:cs="Courier New" w:hint="default"/>
+      </w:rPr>
+    </w:lvl>
+    <w:lvl w:ilvl="8" w:tplc="080A0005" w:tentative="1">
+      <w:start w:val="1"/>
+      <w:numFmt w:val="bullet"/>
+      <w:lvlText w:val=""/>
+      <w:lvlJc w:val="left"/>
+      <w:pPr>
+        <w:ind w:left="6480" w:hanging="360"/>
+      </w:pPr>
+      <w:rPr>
+        <w:rFonts w:ascii="Wingdings" w:hAnsi="Wingdings" w:hint="default"/>
+      </w:rPr>
+    </w:lvl>
+  </w:abstractNum>
+  <w:abstractNum w:abstractNumId="11" w15:restartNumberingAfterBreak="0">
+    <w:nsid w:val="6CEF4CA1"/>
+    <w:multiLevelType w:val="hybridMultilevel"/>
+    <w:tmpl w:val="12E63F8E"/>
+    <w:lvl w:ilvl="0" w:tplc="080A0001">
+      <w:start w:val="1"/>
+      <w:numFmt w:val="bullet"/>
+      <w:lvlText w:val=""/>
+      <w:lvlJc w:val="left"/>
+      <w:pPr>
+        <w:ind w:left="720" w:hanging="360"/>
+      </w:pPr>
+      <w:rPr>
+        <w:rFonts w:ascii="Symbol" w:hAnsi="Symbol" w:hint="default"/>
+      </w:rPr>
+    </w:lvl>
+    <w:lvl w:ilvl="1" w:tplc="080A0003" w:tentative="1">
+      <w:start w:val="1"/>
+      <w:numFmt w:val="bullet"/>
+      <w:lvlText w:val="o"/>
+      <w:lvlJc w:val="left"/>
+      <w:pPr>
+        <w:ind w:left="1440" w:hanging="360"/>
+      </w:pPr>
+      <w:rPr>
+        <w:rFonts w:ascii="Courier New" w:hAnsi="Courier New" w:cs="Courier New" w:hint="default"/>
+      </w:rPr>
+    </w:lvl>
+    <w:lvl w:ilvl="2" w:tplc="080A0005" w:tentative="1">
+      <w:start w:val="1"/>
+      <w:numFmt w:val="bullet"/>
+      <w:lvlText w:val=""/>
+      <w:lvlJc w:val="left"/>
+      <w:pPr>
+        <w:ind w:left="2160" w:hanging="360"/>
+      </w:pPr>
+      <w:rPr>
+        <w:rFonts w:ascii="Wingdings" w:hAnsi="Wingdings" w:hint="default"/>
+      </w:rPr>
+    </w:lvl>
+    <w:lvl w:ilvl="3" w:tplc="080A0001" w:tentative="1">
+      <w:start w:val="1"/>
+      <w:numFmt w:val="bullet"/>
+      <w:lvlText w:val=""/>
+      <w:lvlJc w:val="left"/>
+      <w:pPr>
+        <w:ind w:left="2880" w:hanging="360"/>
+      </w:pPr>
+      <w:rPr>
+        <w:rFonts w:ascii="Symbol" w:hAnsi="Symbol" w:hint="default"/>
+      </w:rPr>
+    </w:lvl>
+    <w:lvl w:ilvl="4" w:tplc="080A0003" w:tentative="1">
+      <w:start w:val="1"/>
+      <w:numFmt w:val="bullet"/>
+      <w:lvlText w:val="o"/>
+      <w:lvlJc w:val="left"/>
+      <w:pPr>
+        <w:ind w:left="3600" w:hanging="360"/>
+      </w:pPr>
+      <w:rPr>
+        <w:rFonts w:ascii="Courier New" w:hAnsi="Courier New" w:cs="Courier New" w:hint="default"/>
+      </w:rPr>
+    </w:lvl>
+    <w:lvl w:ilvl="5" w:tplc="080A0005" w:tentative="1">
+      <w:start w:val="1"/>
+      <w:numFmt w:val="bullet"/>
+      <w:lvlText w:val=""/>
+      <w:lvlJc w:val="left"/>
+      <w:pPr>
+        <w:ind w:left="4320" w:hanging="360"/>
+      </w:pPr>
+      <w:rPr>
+        <w:rFonts w:ascii="Wingdings" w:hAnsi="Wingdings" w:hint="default"/>
+      </w:rPr>
+    </w:lvl>
+    <w:lvl w:ilvl="6" w:tplc="080A0001" w:tentative="1">
+      <w:start w:val="1"/>
+      <w:numFmt w:val="bullet"/>
+      <w:lvlText w:val=""/>
+      <w:lvlJc w:val="left"/>
+      <w:pPr>
+        <w:ind w:left="5040" w:hanging="360"/>
+      </w:pPr>
+      <w:rPr>
+        <w:rFonts w:ascii="Symbol" w:hAnsi="Symbol" w:hint="default"/>
+      </w:rPr>
+    </w:lvl>
+    <w:lvl w:ilvl="7" w:tplc="080A0003" w:tentative="1">
+      <w:start w:val="1"/>
+      <w:numFmt w:val="bullet"/>
+      <w:lvlText w:val="o"/>
+      <w:lvlJc w:val="left"/>
+      <w:pPr>
+        <w:ind w:left="5760" w:hanging="360"/>
+      </w:pPr>
+      <w:rPr>
+        <w:rFonts w:ascii="Courier New" w:hAnsi="Courier New" w:cs="Courier New" w:hint="default"/>
+      </w:rPr>
+    </w:lvl>
+    <w:lvl w:ilvl="8" w:tplc="080A0005" w:tentative="1">
+      <w:start w:val="1"/>
+      <w:numFmt w:val="bullet"/>
+      <w:lvlText w:val=""/>
+      <w:lvlJc w:val="left"/>
+      <w:pPr>
+        <w:ind w:left="6480" w:hanging="360"/>
+      </w:pPr>
+      <w:rPr>
+        <w:rFonts w:ascii="Wingdings" w:hAnsi="Wingdings" w:hint="default"/>
+      </w:rPr>
+    </w:lvl>
+  </w:abstractNum>
+  <w:abstractNum w:abstractNumId="12" w15:restartNumberingAfterBreak="0">
+    <w:nsid w:val="7766520E"/>
+    <w:multiLevelType w:val="hybridMultilevel"/>
+    <w:tmpl w:val="696A8A66"/>
+    <w:lvl w:ilvl="0" w:tplc="080A0001">
+      <w:start w:val="1"/>
+      <w:numFmt w:val="bullet"/>
+      <w:lvlText w:val=""/>
+      <w:lvlJc w:val="left"/>
+      <w:pPr>
+        <w:ind w:left="720" w:hanging="360"/>
+      </w:pPr>
+      <w:rPr>
+        <w:rFonts w:ascii="Symbol" w:hAnsi="Symbol" w:hint="default"/>
+      </w:rPr>
+    </w:lvl>
+    <w:lvl w:ilvl="1" w:tplc="080A0003" w:tentative="1">
+      <w:start w:val="1"/>
+      <w:numFmt w:val="bullet"/>
+      <w:lvlText w:val="o"/>
+      <w:lvlJc w:val="left"/>
+      <w:pPr>
+        <w:ind w:left="1440" w:hanging="360"/>
+      </w:pPr>
+      <w:rPr>
+        <w:rFonts w:ascii="Courier New" w:hAnsi="Courier New" w:cs="Courier New" w:hint="default"/>
+      </w:rPr>
+    </w:lvl>
+    <w:lvl w:ilvl="2" w:tplc="080A0005" w:tentative="1">
+      <w:start w:val="1"/>
+      <w:numFmt w:val="bullet"/>
+      <w:lvlText w:val=""/>
+      <w:lvlJc w:val="left"/>
+      <w:pPr>
+        <w:ind w:left="2160" w:hanging="360"/>
+      </w:pPr>
+      <w:rPr>
+        <w:rFonts w:ascii="Wingdings" w:hAnsi="Wingdings" w:hint="default"/>
+      </w:rPr>
+    </w:lvl>
+    <w:lvl w:ilvl="3" w:tplc="080A0001" w:tentative="1">
+      <w:start w:val="1"/>
+      <w:numFmt w:val="bullet"/>
+      <w:lvlText w:val=""/>
+      <w:lvlJc w:val="left"/>
+      <w:pPr>
+        <w:ind w:left="2880" w:hanging="360"/>
+      </w:pPr>
+      <w:rPr>
+        <w:rFonts w:ascii="Symbol" w:hAnsi="Symbol" w:hint="default"/>
+      </w:rPr>
+    </w:lvl>
+    <w:lvl w:ilvl="4" w:tplc="080A0003" w:tentative="1">
+      <w:start w:val="1"/>
+      <w:numFmt w:val="bullet"/>
+      <w:lvlText w:val="o"/>
+      <w:lvlJc w:val="left"/>
+      <w:pPr>
+        <w:ind w:left="3600" w:hanging="360"/>
+      </w:pPr>
+      <w:rPr>
+        <w:rFonts w:ascii="Courier New" w:hAnsi="Courier New" w:cs="Courier New" w:hint="default"/>
+      </w:rPr>
+    </w:lvl>
+    <w:lvl w:ilvl="5" w:tplc="080A0005" w:tentative="1">
+      <w:start w:val="1"/>
+      <w:numFmt w:val="bullet"/>
+      <w:lvlText w:val=""/>
+      <w:lvlJc w:val="left"/>
+      <w:pPr>
+        <w:ind w:left="4320" w:hanging="360"/>
+      </w:pPr>
+      <w:rPr>
+        <w:rFonts w:ascii="Wingdings" w:hAnsi="Wingdings" w:hint="default"/>
+      </w:rPr>
+    </w:lvl>
+    <w:lvl w:ilvl="6" w:tplc="080A0001" w:tentative="1">
+      <w:start w:val="1"/>
+      <w:numFmt w:val="bullet"/>
+      <w:lvlText w:val=""/>
+      <w:lvlJc w:val="left"/>
+      <w:pPr>
+        <w:ind w:left="5040" w:hanging="360"/>
+      </w:pPr>
+      <w:rPr>
+        <w:rFonts w:ascii="Symbol" w:hAnsi="Symbol" w:hint="default"/>
+      </w:rPr>
+    </w:lvl>
+    <w:lvl w:ilvl="7" w:tplc="080A0003" w:tentative="1">
+      <w:start w:val="1"/>
+      <w:numFmt w:val="bullet"/>
+      <w:lvlText w:val="o"/>
+      <w:lvlJc w:val="left"/>
+      <w:pPr>
+        <w:ind w:left="5760" w:hanging="360"/>
+      </w:pPr>
+      <w:rPr>
+        <w:rFonts w:ascii="Courier New" w:hAnsi="Courier New" w:cs="Courier New" w:hint="default"/>
+      </w:rPr>
+    </w:lvl>
+    <w:lvl w:ilvl="8" w:tplc="080A0005" w:tentative="1">
+      <w:start w:val="1"/>
+      <w:numFmt w:val="bullet"/>
+      <w:lvlText w:val=""/>
+      <w:lvlJc w:val="left"/>
+      <w:pPr>
+        <w:ind w:left="6480" w:hanging="360"/>
+      </w:pPr>
+      <w:rPr>
+        <w:rFonts w:ascii="Wingdings" w:hAnsi="Wingdings" w:hint="default"/>
+      </w:rPr>
+    </w:lvl>
+  </w:abstractNum>
+  <w:abstractNum w:abstractNumId="13" w15:restartNumberingAfterBreak="0">
+    <w:nsid w:val="78970E9F"/>
+    <w:multiLevelType w:val="hybridMultilevel"/>
+    <w:tmpl w:val="4510C706"/>
+    <w:lvl w:ilvl="0" w:tplc="080A0001">
+      <w:start w:val="1"/>
+      <w:numFmt w:val="bullet"/>
+      <w:lvlText w:val=""/>
+      <w:lvlJc w:val="left"/>
+      <w:pPr>
+        <w:ind w:left="720" w:hanging="360"/>
+      </w:pPr>
+      <w:rPr>
+        <w:rFonts w:ascii="Symbol" w:hAnsi="Symbol" w:hint="default"/>
+      </w:rPr>
+    </w:lvl>
+    <w:lvl w:ilvl="1" w:tplc="080A0003" w:tentative="1">
+      <w:start w:val="1"/>
+      <w:numFmt w:val="bullet"/>
+      <w:lvlText w:val="o"/>
+      <w:lvlJc w:val="left"/>
+      <w:pPr>
+        <w:ind w:left="1440" w:hanging="360"/>
+      </w:pPr>
+      <w:rPr>
+        <w:rFonts w:ascii="Courier New" w:hAnsi="Courier New" w:cs="Courier New" w:hint="default"/>
+      </w:rPr>
+    </w:lvl>
+    <w:lvl w:ilvl="2" w:tplc="080A0005" w:tentative="1">
+      <w:start w:val="1"/>
+      <w:numFmt w:val="bullet"/>
+      <w:lvlText w:val=""/>
+      <w:lvlJc w:val="left"/>
+      <w:pPr>
+        <w:ind w:left="2160" w:hanging="360"/>
+      </w:pPr>
+      <w:rPr>
+        <w:rFonts w:ascii="Wingdings" w:hAnsi="Wingdings" w:hint="default"/>
+      </w:rPr>
+    </w:lvl>
+    <w:lvl w:ilvl="3" w:tplc="080A0001" w:tentative="1">
+      <w:start w:val="1"/>
+      <w:numFmt w:val="bullet"/>
+      <w:lvlText w:val=""/>
+      <w:lvlJc w:val="left"/>
+      <w:pPr>
+        <w:ind w:left="2880" w:hanging="360"/>
+      </w:pPr>
+      <w:rPr>
+        <w:rFonts w:ascii="Symbol" w:hAnsi="Symbol" w:hint="default"/>
+      </w:rPr>
+    </w:lvl>
+    <w:lvl w:ilvl="4" w:tplc="080A0003" w:tentative="1">
+      <w:start w:val="1"/>
+      <w:numFmt w:val="bullet"/>
+      <w:lvlText w:val="o"/>
+      <w:lvlJc w:val="left"/>
+      <w:pPr>
+        <w:ind w:left="3600" w:hanging="360"/>
+      </w:pPr>
+      <w:rPr>
+        <w:rFonts w:ascii="Courier New" w:hAnsi="Courier New" w:cs="Courier New" w:hint="default"/>
+      </w:rPr>
+    </w:lvl>
+    <w:lvl w:ilvl="5" w:tplc="080A0005" w:tentative="1">
+      <w:start w:val="1"/>
+      <w:numFmt w:val="bullet"/>
+      <w:lvlText w:val=""/>
+      <w:lvlJc w:val="left"/>
+      <w:pPr>
+        <w:ind w:left="4320" w:hanging="360"/>
+      </w:pPr>
+      <w:rPr>
+        <w:rFonts w:ascii="Wingdings" w:hAnsi="Wingdings" w:hint="default"/>
+      </w:rPr>
+    </w:lvl>
+    <w:lvl w:ilvl="6" w:tplc="080A0001" w:tentative="1">
+      <w:start w:val="1"/>
+      <w:numFmt w:val="bullet"/>
+      <w:lvlText w:val=""/>
+      <w:lvlJc w:val="left"/>
+      <w:pPr>
+        <w:ind w:left="5040" w:hanging="360"/>
+      </w:pPr>
+      <w:rPr>
+        <w:rFonts w:ascii="Symbol" w:hAnsi="Symbol" w:hint="default"/>
+      </w:rPr>
+    </w:lvl>
+    <w:lvl w:ilvl="7" w:tplc="080A0003" w:tentative="1">
+      <w:start w:val="1"/>
+      <w:numFmt w:val="bullet"/>
+      <w:lvlText w:val="o"/>
+      <w:lvlJc w:val="left"/>
+      <w:pPr>
+        <w:ind w:left="5760" w:hanging="360"/>
+      </w:pPr>
+      <w:rPr>
+        <w:rFonts w:ascii="Courier New" w:hAnsi="Courier New" w:cs="Courier New" w:hint="default"/>
+      </w:rPr>
+    </w:lvl>
+    <w:lvl w:ilvl="8" w:tplc="080A0005" w:tentative="1">
+      <w:start w:val="1"/>
+      <w:numFmt w:val="bullet"/>
+      <w:lvlText w:val=""/>
+      <w:lvlJc w:val="left"/>
+      <w:pPr>
+        <w:ind w:left="6480" w:hanging="360"/>
+      </w:pPr>
+      <w:rPr>
+        <w:rFonts w:ascii="Wingdings" w:hAnsi="Wingdings" w:hint="default"/>
+      </w:rPr>
+    </w:lvl>
+  </w:abstractNum>
+  <w:num w:numId="1" w16cid:durableId="1115443544">
+    <w:abstractNumId w:val="7"/>
+  </w:num>
+  <w:num w:numId="2" w16cid:durableId="515192013">
+    <w:abstractNumId w:val="3"/>
+  </w:num>
+  <w:num w:numId="3" w16cid:durableId="1160847556">
+    <w:abstractNumId w:val="0"/>
+  </w:num>
+  <w:num w:numId="4" w16cid:durableId="1685284523">
+    <w:abstractNumId w:val="9"/>
+  </w:num>
+  <w:num w:numId="5" w16cid:durableId="478807459">
+    <w:abstractNumId w:val="8"/>
+  </w:num>
+  <w:num w:numId="6" w16cid:durableId="1270746834">
+    <w:abstractNumId w:val="5"/>
+  </w:num>
+  <w:num w:numId="7" w16cid:durableId="168325894">
+    <w:abstractNumId w:val="13"/>
+  </w:num>
+  <w:num w:numId="8" w16cid:durableId="264578646">
+    <w:abstractNumId w:val="10"/>
+  </w:num>
+  <w:num w:numId="9" w16cid:durableId="279384582">
     <w:abstractNumId w:val="2"/>
   </w:num>
-  <w:num w:numId="2">
+  <w:num w:numId="10" w16cid:durableId="989020432">
+    <w:abstractNumId w:val="4"/>
+  </w:num>
+  <w:num w:numId="11" w16cid:durableId="2143116548">
     <w:abstractNumId w:val="1"/>
   </w:num>
-  <w:num w:numId="3">
-    <w:abstractNumId w:val="0"/>
+  <w:num w:numId="12" w16cid:durableId="1557352865">
+    <w:abstractNumId w:val="6"/>
   </w:num>
-  <w:num w:numId="4">
-    <w:abstractNumId w:val="3"/>
+  <w:num w:numId="13" w16cid:durableId="1948270511">
+    <w:abstractNumId w:val="11"/>
+  </w:num>
+  <w:num w:numId="14" w16cid:durableId="365064375">
+    <w:abstractNumId w:val="12"/>
   </w:num>
   <w:numIdMacAtCleanup w:val="1"/>
 </w:numbering>
 </file>
 
 <file path=word/styles.xml><?xml version="1.0" encoding="utf-8"?>
-<w:styles xmlns:mc="http://schemas.openxmlformats.org/markup-compatibility/2006" xmlns:r="http://schemas.openxmlformats.org/officeDocument/2006/relationships" xmlns:w="http://schemas.openxmlformats.org/wordprocessingml/2006/main" xmlns:w14="http://schemas.microsoft.com/office/word/2010/wordml" xmlns:w15="http://schemas.microsoft.com/office/word/2012/wordml" mc:Ignorable="w14 w15">
+<w:styles xmlns:mc="http://schemas.openxmlformats.org/markup-compatibility/2006" xmlns:r="http://schemas.openxmlformats.org/officeDocument/2006/relationships" xmlns:w="http://schemas.openxmlformats.org/wordprocessingml/2006/main" xmlns:w14="http://schemas.microsoft.com/office/word/2010/wordml" xmlns:w15="http://schemas.microsoft.com/office/word/2012/wordml" xmlns:w16cex="http://schemas.microsoft.com/office/word/2018/wordml/cex" xmlns:w16cid="http://schemas.microsoft.com/office/word/2016/wordml/cid" xmlns:w16="http://schemas.microsoft.com/office/word/2018/wordml" xmlns:w16du="http://schemas.microsoft.com/office/word/2023/wordml/word16du" xmlns:w16sdtdh="http://schemas.microsoft.com/office/word/2020/wordml/sdtdatahash" xmlns:w16sdtfl="http://schemas.microsoft.com/office/word/2024/wordml/sdtformatlock" xmlns:w16se="http://schemas.microsoft.com/office/word/2015/wordml/symex" mc:Ignorable="w14 w15 w16se w16cid w16 w16cex w16sdtdh w16sdtfl w16du">
   <w:docDefaults>
     <w:rPrDefault>
       <w:rPr>
@@ -3649,7 +6495,7 @@
       </w:pPr>
     </w:pPrDefault>
   </w:docDefaults>
-  <w:latentStyles w:defLockedState="0" w:defUIPriority="99" w:defSemiHidden="0" w:defUnhideWhenUsed="0" w:defQFormat="0" w:count="371">
+  <w:latentStyles w:defLockedState="0" w:defUIPriority="99" w:defSemiHidden="0" w:defUnhideWhenUsed="0" w:defQFormat="0" w:count="376">
     <w:lsdException w:name="Normal" w:uiPriority="0" w:qFormat="1"/>
     <w:lsdException w:name="heading 1" w:uiPriority="9" w:qFormat="1"/>
     <w:lsdException w:name="heading 2" w:semiHidden="1" w:uiPriority="9" w:unhideWhenUsed="1" w:qFormat="1"/>
@@ -4021,6 +6867,11 @@
     <w:lsdException w:name="List Table 5 Dark Accent 6" w:uiPriority="50"/>
     <w:lsdException w:name="List Table 6 Colorful Accent 6" w:uiPriority="51"/>
     <w:lsdException w:name="List Table 7 Colorful Accent 6" w:uiPriority="52"/>
+    <w:lsdException w:name="Mention" w:semiHidden="1" w:unhideWhenUsed="1"/>
+    <w:lsdException w:name="Smart Hyperlink" w:semiHidden="1" w:unhideWhenUsed="1"/>
+    <w:lsdException w:name="Hashtag" w:semiHidden="1" w:unhideWhenUsed="1"/>
+    <w:lsdException w:name="Unresolved Mention" w:semiHidden="1" w:unhideWhenUsed="1"/>
+    <w:lsdException w:name="Smart Link" w:semiHidden="1" w:unhideWhenUsed="1"/>
   </w:latentStyles>
   <w:style w:type="paragraph" w:default="1" w:styleId="Normal">
     <w:name w:val="Normal"/>
@@ -4050,7 +6901,6 @@
   <w:style w:type="character" w:default="1" w:styleId="Fuentedeprrafopredeter">
     <w:name w:val="Default Paragraph Font"/>
     <w:uiPriority w:val="1"/>
-    <w:semiHidden/>
     <w:unhideWhenUsed/>
   </w:style>
   <w:style w:type="table" w:default="1" w:styleId="Tablanormal">
@@ -4173,7 +7023,7 @@
       <w:szCs w:val="32"/>
     </w:rPr>
   </w:style>
-  <w:style w:type="paragraph" w:styleId="TtulodeTDC">
+  <w:style w:type="paragraph" w:styleId="TtuloTDC">
     <w:name w:val="TOC Heading"/>
     <w:basedOn w:val="Ttulo1"/>
     <w:next w:val="Normal"/>
@@ -4239,11 +7089,11 @@
       <w:u w:val="single"/>
     </w:rPr>
   </w:style>
-  <w:style w:type="paragraph" w:styleId="Puesto">
+  <w:style w:type="paragraph" w:styleId="Ttulo">
     <w:name w:val="Title"/>
     <w:basedOn w:val="Normal"/>
     <w:next w:val="Normal"/>
-    <w:link w:val="PuestoCar"/>
+    <w:link w:val="TtuloCar"/>
     <w:qFormat/>
     <w:rsid w:val="001D3AB5"/>
     <w:pPr>
@@ -4259,10 +7109,10 @@
       <w:lang w:val="en-US"/>
     </w:rPr>
   </w:style>
-  <w:style w:type="character" w:customStyle="1" w:styleId="PuestoCar">
-    <w:name w:val="Puesto Car"/>
+  <w:style w:type="character" w:customStyle="1" w:styleId="TtuloCar">
+    <w:name w:val="Título Car"/>
     <w:basedOn w:val="Fuentedeprrafopredeter"/>
-    <w:link w:val="Puesto"/>
+    <w:link w:val="Ttulo"/>
     <w:rsid w:val="001D3AB5"/>
     <w:rPr>
       <w:rFonts w:ascii="Arial" w:eastAsia="Times New Roman" w:hAnsi="Arial" w:cs="Times New Roman"/>
@@ -4295,7 +7145,6 @@
       <w:spacing w:after="0" w:line="240" w:lineRule="auto"/>
     </w:pPr>
     <w:tblPr>
-      <w:tblInd w:w="0" w:type="dxa"/>
       <w:tblBorders>
         <w:top w:val="single" w:sz="4" w:space="0" w:color="auto"/>
         <w:left w:val="single" w:sz="4" w:space="0" w:color="auto"/>
@@ -4304,12 +7153,6 @@
         <w:insideH w:val="single" w:sz="4" w:space="0" w:color="auto"/>
         <w:insideV w:val="single" w:sz="4" w:space="0" w:color="auto"/>
       </w:tblBorders>
-      <w:tblCellMar>
-        <w:top w:w="0" w:type="dxa"/>
-        <w:left w:w="108" w:type="dxa"/>
-        <w:bottom w:w="0" w:type="dxa"/>
-        <w:right w:w="108" w:type="dxa"/>
-      </w:tblCellMar>
     </w:tblPr>
   </w:style>
   <w:style w:type="paragraph" w:styleId="Citadestacada">
